--- a/GarzonR - MendivelsoS.docx
+++ b/GarzonR - MendivelsoS.docx
@@ -1,7 +1,245 @@
 
 <file path=word/document.xml><?xml version="1.0" encoding="utf-8"?>
-<w:document xmlns:wpc="http://schemas.microsoft.com/office/word/2010/wordprocessingCanvas" xmlns:cx="http://schemas.microsoft.com/office/drawing/2014/chartex" xmlns:cx1="http://schemas.microsoft.com/office/drawing/2015/9/8/chartex" xmlns:cx2="http://schemas.microsoft.com/office/drawing/2015/10/21/chartex" xmlns:cx3="http://schemas.microsoft.com/office/drawing/2016/5/9/chartex" xmlns:cx4="http://schemas.microsoft.com/office/drawing/2016/5/10/chartex" xmlns:cx5="http://schemas.microsoft.com/office/drawing/2016/5/11/chartex" xmlns:cx6="http://schemas.microsoft.com/office/drawing/2016/5/12/chartex" xmlns:cx7="http://schemas.microsoft.com/office/drawing/2016/5/13/chartex" xmlns:cx8="http://schemas.microsoft.com/office/drawing/2016/5/14/chartex" xmlns:mc="http://schemas.openxmlformats.org/markup-compatibility/2006" xmlns:aink="http://schemas.microsoft.com/office/drawing/2016/ink" xmlns:am3d="http://schemas.microsoft.com/office/drawing/2017/model3d" xmlns:o="urn:schemas-microsoft-com:office:office" xmlns:oel="http://schemas.microsoft.com/office/2019/extlst" xmlns:r="http://schemas.openxmlformats.org/officeDocument/2006/relationships" xmlns:m="http://schemas.openxmlformats.org/officeDocument/2006/math" xmlns:v="urn:schemas-microsoft-com:vml" xmlns:wp14="http://schemas.microsoft.com/office/word/2010/wordprocessingDrawing" xmlns:wp="http://schemas.openxmlformats.org/drawingml/2006/wordprocessingDrawing" xmlns:w10="urn:schemas-microsoft-com:office:word" xmlns:w="http://schemas.openxmlformats.org/wordprocessingml/2006/main" xmlns:w14="http://schemas.microsoft.com/office/word/2010/wordml" xmlns:w15="http://schemas.microsoft.com/office/word/2012/wordml" xmlns:w16cei="http://schemas.microsoft.com/office/word/2026/wordml/cei" xmlns:w16cex="http://schemas.microsoft.com/office/word/2018/wordml/cex" xmlns:w16cid="http://schemas.microsoft.com/office/word/2016/wordml/cid" xmlns:w16="http://schemas.microsoft.com/office/word/2018/wordml" xmlns:w16du="http://schemas.microsoft.com/office/word/2023/wordml/word16du" xmlns:w16sdtdh="http://schemas.microsoft.com/office/word/2020/wordml/sdtdatahash" xmlns:w16sdtfl="http://schemas.microsoft.com/office/word/2024/wordml/sdtformatlock" xmlns:w16se="http://schemas.microsoft.com/office/word/2015/wordml/symex" xmlns:wpg="http://schemas.microsoft.com/office/word/2010/wordprocessingGroup" xmlns:wpi="http://schemas.microsoft.com/office/word/2010/wordprocessingInk" xmlns:wne="http://schemas.microsoft.com/office/word/2006/wordml" xmlns:wps="http://schemas.microsoft.com/office/word/2010/wordprocessingShape" mc:Ignorable="w14 w15 w16se w16cid w16 w16cex w16sdtdh w16sdtfl w16du wp14">
+<w:document xmlns:wpc="http://schemas.microsoft.com/office/word/2010/wordprocessingCanvas" xmlns:cx="http://schemas.microsoft.com/office/drawing/2014/chartex" xmlns:cx1="http://schemas.microsoft.com/office/drawing/2015/9/8/chartex" xmlns:cx2="http://schemas.microsoft.com/office/drawing/2015/10/21/chartex" xmlns:cx3="http://schemas.microsoft.com/office/drawing/2016/5/9/chartex" xmlns:cx4="http://schemas.microsoft.com/office/drawing/2016/5/10/chartex" xmlns:cx5="http://schemas.microsoft.com/office/drawing/2016/5/11/chartex" xmlns:cx6="http://schemas.microsoft.com/office/drawing/2016/5/12/chartex" xmlns:cx7="http://schemas.microsoft.com/office/drawing/2016/5/13/chartex" xmlns:cx8="http://schemas.microsoft.com/office/drawing/2016/5/14/chartex" xmlns:mc="http://schemas.openxmlformats.org/markup-compatibility/2006" xmlns:aink="http://schemas.microsoft.com/office/drawing/2016/ink" xmlns:am3d="http://schemas.microsoft.com/office/drawing/2017/model3d" xmlns:o="urn:schemas-microsoft-com:office:office" xmlns:oel="http://schemas.microsoft.com/office/2019/extlst" xmlns:r="http://schemas.openxmlformats.org/officeDocument/2006/relationships" xmlns:m="http://schemas.openxmlformats.org/officeDocument/2006/math" xmlns:v="urn:schemas-microsoft-com:vml" xmlns:wp14="http://schemas.microsoft.com/office/word/2010/wordprocessingDrawing" xmlns:wp="http://schemas.openxmlformats.org/drawingml/2006/wordprocessingDrawing" xmlns:w10="urn:schemas-microsoft-com:office:word" xmlns:w="http://schemas.openxmlformats.org/wordprocessingml/2006/main" xmlns:w14="http://schemas.microsoft.com/office/word/2010/wordml" xmlns:w15="http://schemas.microsoft.com/office/word/2012/wordml" xmlns:w16cex="http://schemas.microsoft.com/office/word/2018/wordml/cex" xmlns:w16cid="http://schemas.microsoft.com/office/word/2016/wordml/cid" xmlns:w16="http://schemas.microsoft.com/office/word/2018/wordml" xmlns:w16du="http://schemas.microsoft.com/office/word/2023/wordml/word16du" xmlns:w16sdtdh="http://schemas.microsoft.com/office/word/2020/wordml/sdtdatahash" xmlns:w16sdtfl="http://schemas.microsoft.com/office/word/2024/wordml/sdtformatlock" xmlns:w16se="http://schemas.microsoft.com/office/word/2015/wordml/symex" xmlns:wpg="http://schemas.microsoft.com/office/word/2010/wordprocessingGroup" xmlns:wpi="http://schemas.microsoft.com/office/word/2010/wordprocessingInk" xmlns:wne="http://schemas.microsoft.com/office/word/2006/wordml" xmlns:wps="http://schemas.microsoft.com/office/word/2010/wordprocessingShape" mc:Ignorable="w14 w15 w16se w16cid w16 w16cex w16sdtdh w16sdtfl w16du wp14">
   <w:body>
+    <w:p>
+      <w:pPr>
+        <w:jc w:val="center"/>
+        <w:rPr>
+          <w:rFonts w:ascii="Times New Roman" w:eastAsia="Times New Roman" w:hAnsi="Times New Roman" w:cs="Times New Roman"/>
+          <w:b/>
+          <w:bCs/>
+          <w:color w:val="000000" w:themeColor="text1"/>
+        </w:rPr>
+      </w:pPr>
+    </w:p>
+    <w:p>
+      <w:pPr>
+        <w:jc w:val="center"/>
+        <w:rPr>
+          <w:rFonts w:ascii="Times New Roman" w:eastAsia="Times New Roman" w:hAnsi="Times New Roman" w:cs="Times New Roman"/>
+          <w:color w:val="000000" w:themeColor="text1"/>
+        </w:rPr>
+      </w:pPr>
+      <w:r>
+        <w:rPr>
+          <w:rFonts w:ascii="Times New Roman" w:eastAsia="Times New Roman" w:hAnsi="Times New Roman" w:cs="Times New Roman"/>
+          <w:b/>
+          <w:bCs/>
+          <w:color w:val="000000" w:themeColor="text1"/>
+        </w:rPr>
+        <w:t>Universidad Escuela Colombiana de Ingeniería Julio Garavito</w:t>
+      </w:r>
+    </w:p>
+    <w:p>
+      <w:pPr>
+        <w:jc w:val="center"/>
+        <w:rPr>
+          <w:rFonts w:ascii="Times New Roman" w:eastAsia="Times New Roman" w:hAnsi="Times New Roman" w:cs="Times New Roman"/>
+          <w:color w:val="000000" w:themeColor="text1"/>
+        </w:rPr>
+      </w:pPr>
+    </w:p>
+    <w:p>
+      <w:pPr>
+        <w:jc w:val="center"/>
+        <w:rPr>
+          <w:rFonts w:ascii="Times New Roman" w:eastAsia="Times New Roman" w:hAnsi="Times New Roman" w:cs="Times New Roman"/>
+          <w:color w:val="000000" w:themeColor="text1"/>
+        </w:rPr>
+      </w:pPr>
+    </w:p>
+    <w:p>
+      <w:pPr>
+        <w:jc w:val="center"/>
+        <w:rPr>
+          <w:rFonts w:ascii="Times New Roman" w:eastAsia="Times New Roman" w:hAnsi="Times New Roman" w:cs="Times New Roman"/>
+          <w:color w:val="000000" w:themeColor="text1"/>
+        </w:rPr>
+      </w:pPr>
+    </w:p>
+    <w:p>
+      <w:pPr>
+        <w:jc w:val="center"/>
+        <w:rPr>
+          <w:rFonts w:ascii="Times New Roman" w:eastAsia="Times New Roman" w:hAnsi="Times New Roman" w:cs="Times New Roman"/>
+          <w:color w:val="000000" w:themeColor="text1"/>
+        </w:rPr>
+      </w:pPr>
+      <w:r>
+        <w:rPr>
+          <w:rFonts w:ascii="Times New Roman" w:eastAsia="Times New Roman" w:hAnsi="Times New Roman" w:cs="Times New Roman"/>
+          <w:color w:val="000000" w:themeColor="text1"/>
+        </w:rPr>
+        <w:t>Desarrollo Orientado por Objetos</w:t>
+      </w:r>
+    </w:p>
+    <w:p>
+      <w:pPr>
+        <w:jc w:val="center"/>
+        <w:rPr>
+          <w:rFonts w:ascii="Times New Roman" w:eastAsia="Times New Roman" w:hAnsi="Times New Roman" w:cs="Times New Roman"/>
+          <w:color w:val="000000" w:themeColor="text1"/>
+        </w:rPr>
+      </w:pPr>
+      <w:r>
+        <w:rPr>
+          <w:rFonts w:ascii="Times New Roman" w:eastAsia="Times New Roman" w:hAnsi="Times New Roman" w:cs="Times New Roman"/>
+          <w:color w:val="000000" w:themeColor="text1"/>
+        </w:rPr>
+        <w:t>DOPO</w:t>
+      </w:r>
+    </w:p>
+    <w:p>
+      <w:pPr>
+        <w:jc w:val="center"/>
+        <w:rPr>
+          <w:rFonts w:ascii="Times New Roman" w:eastAsia="Times New Roman" w:hAnsi="Times New Roman" w:cs="Times New Roman"/>
+          <w:color w:val="000000" w:themeColor="text1"/>
+        </w:rPr>
+      </w:pPr>
+    </w:p>
+    <w:p>
+      <w:pPr>
+        <w:jc w:val="center"/>
+        <w:rPr>
+          <w:rFonts w:ascii="Times New Roman" w:eastAsia="Times New Roman" w:hAnsi="Times New Roman" w:cs="Times New Roman"/>
+          <w:color w:val="000000" w:themeColor="text1"/>
+        </w:rPr>
+      </w:pPr>
+    </w:p>
+    <w:p>
+      <w:pPr>
+        <w:jc w:val="center"/>
+        <w:rPr>
+          <w:rFonts w:ascii="Times New Roman" w:eastAsia="Times New Roman" w:hAnsi="Times New Roman" w:cs="Times New Roman"/>
+          <w:color w:val="000000" w:themeColor="text1"/>
+        </w:rPr>
+      </w:pPr>
+    </w:p>
+    <w:p>
+      <w:pPr>
+        <w:jc w:val="center"/>
+        <w:rPr>
+          <w:rFonts w:ascii="Times New Roman" w:eastAsia="Times New Roman" w:hAnsi="Times New Roman" w:cs="Times New Roman"/>
+          <w:color w:val="000000" w:themeColor="text1"/>
+        </w:rPr>
+      </w:pPr>
+    </w:p>
+    <w:p>
+      <w:pPr>
+        <w:jc w:val="center"/>
+        <w:rPr>
+          <w:rFonts w:ascii="Times New Roman" w:eastAsia="Times New Roman" w:hAnsi="Times New Roman" w:cs="Times New Roman"/>
+          <w:color w:val="000000" w:themeColor="text1"/>
+        </w:rPr>
+      </w:pPr>
+      <w:r>
+        <w:rPr>
+          <w:rFonts w:ascii="Times New Roman" w:eastAsia="Times New Roman" w:hAnsi="Times New Roman" w:cs="Times New Roman"/>
+          <w:color w:val="000000" w:themeColor="text1"/>
+        </w:rPr>
+        <w:t>Presentado por:</w:t>
+      </w:r>
+    </w:p>
+    <w:p>
+      <w:pPr>
+        <w:jc w:val="center"/>
+        <w:rPr>
+          <w:rFonts w:ascii="Times New Roman" w:eastAsia="Times New Roman" w:hAnsi="Times New Roman" w:cs="Times New Roman"/>
+          <w:color w:val="000000" w:themeColor="text1"/>
+        </w:rPr>
+      </w:pPr>
+      <w:r>
+        <w:rPr>
+          <w:rFonts w:ascii="Times New Roman" w:eastAsia="Times New Roman" w:hAnsi="Times New Roman" w:cs="Times New Roman"/>
+          <w:color w:val="000000" w:themeColor="text1"/>
+        </w:rPr>
+        <w:t>Wilson Steven Mendivelso Sanabria</w:t>
+      </w:r>
+    </w:p>
+    <w:p>
+      <w:pPr>
+        <w:jc w:val="center"/>
+        <w:rPr>
+          <w:rFonts w:ascii="Times New Roman" w:eastAsia="Times New Roman" w:hAnsi="Times New Roman" w:cs="Times New Roman"/>
+          <w:color w:val="000000" w:themeColor="text1"/>
+        </w:rPr>
+      </w:pPr>
+      <w:r>
+        <w:rPr>
+          <w:rFonts w:ascii="Times New Roman" w:eastAsia="Times New Roman" w:hAnsi="Times New Roman" w:cs="Times New Roman"/>
+          <w:color w:val="000000" w:themeColor="text1"/>
+        </w:rPr>
+        <w:t>David Santiago Garzon Rodriguez</w:t>
+      </w:r>
+    </w:p>
+    <w:p>
+      <w:pPr>
+        <w:jc w:val="center"/>
+        <w:rPr>
+          <w:rFonts w:ascii="Times New Roman" w:eastAsia="Times New Roman" w:hAnsi="Times New Roman" w:cs="Times New Roman"/>
+          <w:color w:val="000000" w:themeColor="text1"/>
+        </w:rPr>
+      </w:pPr>
+    </w:p>
+    <w:p>
+      <w:pPr>
+        <w:jc w:val="center"/>
+        <w:rPr>
+          <w:rFonts w:ascii="Times New Roman" w:eastAsia="Times New Roman" w:hAnsi="Times New Roman" w:cs="Times New Roman"/>
+          <w:color w:val="000000" w:themeColor="text1"/>
+        </w:rPr>
+      </w:pPr>
+    </w:p>
+    <w:p>
+      <w:pPr>
+        <w:jc w:val="center"/>
+        <w:rPr>
+          <w:rFonts w:ascii="Times New Roman" w:eastAsia="Times New Roman" w:hAnsi="Times New Roman" w:cs="Times New Roman"/>
+          <w:color w:val="000000" w:themeColor="text1"/>
+        </w:rPr>
+      </w:pPr>
+      <w:r>
+        <w:rPr>
+          <w:rFonts w:ascii="Times New Roman" w:eastAsia="Times New Roman" w:hAnsi="Times New Roman" w:cs="Times New Roman"/>
+          <w:color w:val="000000" w:themeColor="text1"/>
+        </w:rPr>
+        <w:t>Docente:</w:t>
+      </w:r>
+    </w:p>
+    <w:p>
+      <w:pPr>
+        <w:jc w:val="center"/>
+        <w:rPr>
+          <w:rFonts w:ascii="Times New Roman" w:eastAsia="Times New Roman" w:hAnsi="Times New Roman" w:cs="Times New Roman"/>
+          <w:color w:val="000000" w:themeColor="text1"/>
+        </w:rPr>
+      </w:pPr>
+      <w:r>
+        <w:rPr>
+          <w:rFonts w:ascii="Times New Roman" w:eastAsia="Times New Roman" w:hAnsi="Times New Roman" w:cs="Times New Roman"/>
+          <w:color w:val="000000" w:themeColor="text1"/>
+        </w:rPr>
+        <w:t>María</w:t>
+      </w:r>
+      <w:r>
+        <w:rPr>
+          <w:rFonts w:ascii="Times New Roman" w:eastAsia="Times New Roman" w:hAnsi="Times New Roman" w:cs="Times New Roman"/>
+          <w:color w:val="000000" w:themeColor="text1"/>
+        </w:rPr>
+        <w:t xml:space="preserve"> Irma Diaz Rozo</w:t>
+      </w:r>
+    </w:p>
+    <w:p>
+      <w:pPr>
+        <w:jc w:val="center"/>
+        <w:rPr>
+          <w:rFonts w:ascii="Times New Roman" w:eastAsia="Times New Roman" w:hAnsi="Times New Roman" w:cs="Times New Roman"/>
+          <w:color w:val="000000" w:themeColor="text1"/>
+        </w:rPr>
+      </w:pPr>
+    </w:p>
     <w:p/>
     <w:sectPr>
       <w:headerReference w:type="even" r:id="rId6"/>
@@ -20,7 +258,7 @@
 </file>
 
 <file path=word/endnotes.xml><?xml version="1.0" encoding="utf-8"?>
-<w:endnotes xmlns:wpc="http://schemas.microsoft.com/office/word/2010/wordprocessingCanvas" xmlns:cx="http://schemas.microsoft.com/office/drawing/2014/chartex" xmlns:cx1="http://schemas.microsoft.com/office/drawing/2015/9/8/chartex" xmlns:cx2="http://schemas.microsoft.com/office/drawing/2015/10/21/chartex" xmlns:cx3="http://schemas.microsoft.com/office/drawing/2016/5/9/chartex" xmlns:cx4="http://schemas.microsoft.com/office/drawing/2016/5/10/chartex" xmlns:cx5="http://schemas.microsoft.com/office/drawing/2016/5/11/chartex" xmlns:cx6="http://schemas.microsoft.com/office/drawing/2016/5/12/chartex" xmlns:cx7="http://schemas.microsoft.com/office/drawing/2016/5/13/chartex" xmlns:cx8="http://schemas.microsoft.com/office/drawing/2016/5/14/chartex" xmlns:mc="http://schemas.openxmlformats.org/markup-compatibility/2006" xmlns:aink="http://schemas.microsoft.com/office/drawing/2016/ink" xmlns:am3d="http://schemas.microsoft.com/office/drawing/2017/model3d" xmlns:o="urn:schemas-microsoft-com:office:office" xmlns:oel="http://schemas.microsoft.com/office/2019/extlst" xmlns:r="http://schemas.openxmlformats.org/officeDocument/2006/relationships" xmlns:m="http://schemas.openxmlformats.org/officeDocument/2006/math" xmlns:v="urn:schemas-microsoft-com:vml" xmlns:wp14="http://schemas.microsoft.com/office/word/2010/wordprocessingDrawing" xmlns:wp="http://schemas.openxmlformats.org/drawingml/2006/wordprocessingDrawing" xmlns:w10="urn:schemas-microsoft-com:office:word" xmlns:w="http://schemas.openxmlformats.org/wordprocessingml/2006/main" xmlns:w14="http://schemas.microsoft.com/office/word/2010/wordml" xmlns:w15="http://schemas.microsoft.com/office/word/2012/wordml" xmlns:w16cei="http://schemas.microsoft.com/office/word/2026/wordml/cei" xmlns:w16cex="http://schemas.microsoft.com/office/word/2018/wordml/cex" xmlns:w16cid="http://schemas.microsoft.com/office/word/2016/wordml/cid" xmlns:w16="http://schemas.microsoft.com/office/word/2018/wordml" xmlns:w16du="http://schemas.microsoft.com/office/word/2023/wordml/word16du" xmlns:w16sdtdh="http://schemas.microsoft.com/office/word/2020/wordml/sdtdatahash" xmlns:w16sdtfl="http://schemas.microsoft.com/office/word/2024/wordml/sdtformatlock" xmlns:w16se="http://schemas.microsoft.com/office/word/2015/wordml/symex" xmlns:wpg="http://schemas.microsoft.com/office/word/2010/wordprocessingGroup" xmlns:wpi="http://schemas.microsoft.com/office/word/2010/wordprocessingInk" xmlns:wne="http://schemas.microsoft.com/office/word/2006/wordml" xmlns:wps="http://schemas.microsoft.com/office/word/2010/wordprocessingShape" mc:Ignorable="w14 w15 w16se w16cid w16 w16cex w16sdtdh w16sdtfl w16du wp14">
+<w:endnotes xmlns:wpc="http://schemas.microsoft.com/office/word/2010/wordprocessingCanvas" xmlns:cx="http://schemas.microsoft.com/office/drawing/2014/chartex" xmlns:cx1="http://schemas.microsoft.com/office/drawing/2015/9/8/chartex" xmlns:cx2="http://schemas.microsoft.com/office/drawing/2015/10/21/chartex" xmlns:cx3="http://schemas.microsoft.com/office/drawing/2016/5/9/chartex" xmlns:cx4="http://schemas.microsoft.com/office/drawing/2016/5/10/chartex" xmlns:cx5="http://schemas.microsoft.com/office/drawing/2016/5/11/chartex" xmlns:cx6="http://schemas.microsoft.com/office/drawing/2016/5/12/chartex" xmlns:cx7="http://schemas.microsoft.com/office/drawing/2016/5/13/chartex" xmlns:cx8="http://schemas.microsoft.com/office/drawing/2016/5/14/chartex" xmlns:mc="http://schemas.openxmlformats.org/markup-compatibility/2006" xmlns:aink="http://schemas.microsoft.com/office/drawing/2016/ink" xmlns:am3d="http://schemas.microsoft.com/office/drawing/2017/model3d" xmlns:o="urn:schemas-microsoft-com:office:office" xmlns:oel="http://schemas.microsoft.com/office/2019/extlst" xmlns:r="http://schemas.openxmlformats.org/officeDocument/2006/relationships" xmlns:m="http://schemas.openxmlformats.org/officeDocument/2006/math" xmlns:v="urn:schemas-microsoft-com:vml" xmlns:wp14="http://schemas.microsoft.com/office/word/2010/wordprocessingDrawing" xmlns:wp="http://schemas.openxmlformats.org/drawingml/2006/wordprocessingDrawing" xmlns:w10="urn:schemas-microsoft-com:office:word" xmlns:w="http://schemas.openxmlformats.org/wordprocessingml/2006/main" xmlns:w14="http://schemas.microsoft.com/office/word/2010/wordml" xmlns:w15="http://schemas.microsoft.com/office/word/2012/wordml" xmlns:w16cex="http://schemas.microsoft.com/office/word/2018/wordml/cex" xmlns:w16cid="http://schemas.microsoft.com/office/word/2016/wordml/cid" xmlns:w16="http://schemas.microsoft.com/office/word/2018/wordml" xmlns:w16du="http://schemas.microsoft.com/office/word/2023/wordml/word16du" xmlns:w16sdtdh="http://schemas.microsoft.com/office/word/2020/wordml/sdtdatahash" xmlns:w16sdtfl="http://schemas.microsoft.com/office/word/2024/wordml/sdtformatlock" xmlns:w16se="http://schemas.microsoft.com/office/word/2015/wordml/symex" xmlns:wpg="http://schemas.microsoft.com/office/word/2010/wordprocessingGroup" xmlns:wpi="http://schemas.microsoft.com/office/word/2010/wordprocessingInk" xmlns:wne="http://schemas.microsoft.com/office/word/2006/wordml" xmlns:wps="http://schemas.microsoft.com/office/word/2010/wordprocessingShape" mc:Ignorable="w14 w15 w16se w16cid w16 w16cex w16sdtdh w16sdtfl w16du wp14">
   <w:endnote w:type="separator" w:id="-1">
     <w:p>
       <w:pPr>
@@ -45,37 +283,37 @@
 </file>
 
 <file path=word/footer1.xml><?xml version="1.0" encoding="utf-8"?>
-<w:ftr xmlns:wpc="http://schemas.microsoft.com/office/word/2010/wordprocessingCanvas" xmlns:cx="http://schemas.microsoft.com/office/drawing/2014/chartex" xmlns:cx1="http://schemas.microsoft.com/office/drawing/2015/9/8/chartex" xmlns:cx2="http://schemas.microsoft.com/office/drawing/2015/10/21/chartex" xmlns:cx3="http://schemas.microsoft.com/office/drawing/2016/5/9/chartex" xmlns:cx4="http://schemas.microsoft.com/office/drawing/2016/5/10/chartex" xmlns:cx5="http://schemas.microsoft.com/office/drawing/2016/5/11/chartex" xmlns:cx6="http://schemas.microsoft.com/office/drawing/2016/5/12/chartex" xmlns:cx7="http://schemas.microsoft.com/office/drawing/2016/5/13/chartex" xmlns:cx8="http://schemas.microsoft.com/office/drawing/2016/5/14/chartex" xmlns:mc="http://schemas.openxmlformats.org/markup-compatibility/2006" xmlns:aink="http://schemas.microsoft.com/office/drawing/2016/ink" xmlns:am3d="http://schemas.microsoft.com/office/drawing/2017/model3d" xmlns:o="urn:schemas-microsoft-com:office:office" xmlns:oel="http://schemas.microsoft.com/office/2019/extlst" xmlns:r="http://schemas.openxmlformats.org/officeDocument/2006/relationships" xmlns:m="http://schemas.openxmlformats.org/officeDocument/2006/math" xmlns:v="urn:schemas-microsoft-com:vml" xmlns:wp14="http://schemas.microsoft.com/office/word/2010/wordprocessingDrawing" xmlns:wp="http://schemas.openxmlformats.org/drawingml/2006/wordprocessingDrawing" xmlns:w10="urn:schemas-microsoft-com:office:word" xmlns:w="http://schemas.openxmlformats.org/wordprocessingml/2006/main" xmlns:w14="http://schemas.microsoft.com/office/word/2010/wordml" xmlns:w15="http://schemas.microsoft.com/office/word/2012/wordml" xmlns:w16cei="http://schemas.microsoft.com/office/word/2026/wordml/cei" xmlns:w16cex="http://schemas.microsoft.com/office/word/2018/wordml/cex" xmlns:w16cid="http://schemas.microsoft.com/office/word/2016/wordml/cid" xmlns:w16="http://schemas.microsoft.com/office/word/2018/wordml" xmlns:w16du="http://schemas.microsoft.com/office/word/2023/wordml/word16du" xmlns:w16sdtdh="http://schemas.microsoft.com/office/word/2020/wordml/sdtdatahash" xmlns:w16sdtfl="http://schemas.microsoft.com/office/word/2024/wordml/sdtformatlock" xmlns:w16se="http://schemas.microsoft.com/office/word/2015/wordml/symex" xmlns:wpg="http://schemas.microsoft.com/office/word/2010/wordprocessingGroup" xmlns:wpi="http://schemas.microsoft.com/office/word/2010/wordprocessingInk" xmlns:wne="http://schemas.microsoft.com/office/word/2006/wordml" xmlns:wps="http://schemas.microsoft.com/office/word/2010/wordprocessingShape" mc:Ignorable="w14 w15 w16se w16cid w16 w16cex w16sdtdh w16sdtfl w16du wp14">
+<w:ftr xmlns:wpc="http://schemas.microsoft.com/office/word/2010/wordprocessingCanvas" xmlns:cx="http://schemas.microsoft.com/office/drawing/2014/chartex" xmlns:cx1="http://schemas.microsoft.com/office/drawing/2015/9/8/chartex" xmlns:cx2="http://schemas.microsoft.com/office/drawing/2015/10/21/chartex" xmlns:cx3="http://schemas.microsoft.com/office/drawing/2016/5/9/chartex" xmlns:cx4="http://schemas.microsoft.com/office/drawing/2016/5/10/chartex" xmlns:cx5="http://schemas.microsoft.com/office/drawing/2016/5/11/chartex" xmlns:cx6="http://schemas.microsoft.com/office/drawing/2016/5/12/chartex" xmlns:cx7="http://schemas.microsoft.com/office/drawing/2016/5/13/chartex" xmlns:cx8="http://schemas.microsoft.com/office/drawing/2016/5/14/chartex" xmlns:mc="http://schemas.openxmlformats.org/markup-compatibility/2006" xmlns:aink="http://schemas.microsoft.com/office/drawing/2016/ink" xmlns:am3d="http://schemas.microsoft.com/office/drawing/2017/model3d" xmlns:o="urn:schemas-microsoft-com:office:office" xmlns:oel="http://schemas.microsoft.com/office/2019/extlst" xmlns:r="http://schemas.openxmlformats.org/officeDocument/2006/relationships" xmlns:m="http://schemas.openxmlformats.org/officeDocument/2006/math" xmlns:v="urn:schemas-microsoft-com:vml" xmlns:wp14="http://schemas.microsoft.com/office/word/2010/wordprocessingDrawing" xmlns:wp="http://schemas.openxmlformats.org/drawingml/2006/wordprocessingDrawing" xmlns:w10="urn:schemas-microsoft-com:office:word" xmlns:w="http://schemas.openxmlformats.org/wordprocessingml/2006/main" xmlns:w14="http://schemas.microsoft.com/office/word/2010/wordml" xmlns:w15="http://schemas.microsoft.com/office/word/2012/wordml" xmlns:w16cex="http://schemas.microsoft.com/office/word/2018/wordml/cex" xmlns:w16cid="http://schemas.microsoft.com/office/word/2016/wordml/cid" xmlns:w16="http://schemas.microsoft.com/office/word/2018/wordml" xmlns:w16du="http://schemas.microsoft.com/office/word/2023/wordml/word16du" xmlns:w16sdtdh="http://schemas.microsoft.com/office/word/2020/wordml/sdtdatahash" xmlns:w16sdtfl="http://schemas.microsoft.com/office/word/2024/wordml/sdtformatlock" xmlns:w16se="http://schemas.microsoft.com/office/word/2015/wordml/symex" xmlns:wpg="http://schemas.microsoft.com/office/word/2010/wordprocessingGroup" xmlns:wpi="http://schemas.microsoft.com/office/word/2010/wordprocessingInk" xmlns:wne="http://schemas.microsoft.com/office/word/2006/wordml" xmlns:wps="http://schemas.microsoft.com/office/word/2010/wordprocessingShape" mc:Ignorable="w14 w15 w16se w16cid w16 w16cex w16sdtdh w16sdtfl w16du wp14">
   <w:p>
     <w:pPr>
-      <w:pStyle w:val="Piedepgina"/>
+      <w:pStyle w:val="Footer"/>
     </w:pPr>
   </w:p>
 </w:ftr>
 </file>
 
 <file path=word/footer2.xml><?xml version="1.0" encoding="utf-8"?>
-<w:ftr xmlns:wpc="http://schemas.microsoft.com/office/word/2010/wordprocessingCanvas" xmlns:cx="http://schemas.microsoft.com/office/drawing/2014/chartex" xmlns:cx1="http://schemas.microsoft.com/office/drawing/2015/9/8/chartex" xmlns:cx2="http://schemas.microsoft.com/office/drawing/2015/10/21/chartex" xmlns:cx3="http://schemas.microsoft.com/office/drawing/2016/5/9/chartex" xmlns:cx4="http://schemas.microsoft.com/office/drawing/2016/5/10/chartex" xmlns:cx5="http://schemas.microsoft.com/office/drawing/2016/5/11/chartex" xmlns:cx6="http://schemas.microsoft.com/office/drawing/2016/5/12/chartex" xmlns:cx7="http://schemas.microsoft.com/office/drawing/2016/5/13/chartex" xmlns:cx8="http://schemas.microsoft.com/office/drawing/2016/5/14/chartex" xmlns:mc="http://schemas.openxmlformats.org/markup-compatibility/2006" xmlns:aink="http://schemas.microsoft.com/office/drawing/2016/ink" xmlns:am3d="http://schemas.microsoft.com/office/drawing/2017/model3d" xmlns:o="urn:schemas-microsoft-com:office:office" xmlns:oel="http://schemas.microsoft.com/office/2019/extlst" xmlns:r="http://schemas.openxmlformats.org/officeDocument/2006/relationships" xmlns:m="http://schemas.openxmlformats.org/officeDocument/2006/math" xmlns:v="urn:schemas-microsoft-com:vml" xmlns:wp14="http://schemas.microsoft.com/office/word/2010/wordprocessingDrawing" xmlns:wp="http://schemas.openxmlformats.org/drawingml/2006/wordprocessingDrawing" xmlns:w10="urn:schemas-microsoft-com:office:word" xmlns:w="http://schemas.openxmlformats.org/wordprocessingml/2006/main" xmlns:w14="http://schemas.microsoft.com/office/word/2010/wordml" xmlns:w15="http://schemas.microsoft.com/office/word/2012/wordml" xmlns:w16cei="http://schemas.microsoft.com/office/word/2026/wordml/cei" xmlns:w16cex="http://schemas.microsoft.com/office/word/2018/wordml/cex" xmlns:w16cid="http://schemas.microsoft.com/office/word/2016/wordml/cid" xmlns:w16="http://schemas.microsoft.com/office/word/2018/wordml" xmlns:w16du="http://schemas.microsoft.com/office/word/2023/wordml/word16du" xmlns:w16sdtdh="http://schemas.microsoft.com/office/word/2020/wordml/sdtdatahash" xmlns:w16sdtfl="http://schemas.microsoft.com/office/word/2024/wordml/sdtformatlock" xmlns:w16se="http://schemas.microsoft.com/office/word/2015/wordml/symex" xmlns:wpg="http://schemas.microsoft.com/office/word/2010/wordprocessingGroup" xmlns:wpi="http://schemas.microsoft.com/office/word/2010/wordprocessingInk" xmlns:wne="http://schemas.microsoft.com/office/word/2006/wordml" xmlns:wps="http://schemas.microsoft.com/office/word/2010/wordprocessingShape" mc:Ignorable="w14 w15 w16se w16cid w16 w16cex w16sdtdh w16sdtfl w16du wp14">
+<w:ftr xmlns:wpc="http://schemas.microsoft.com/office/word/2010/wordprocessingCanvas" xmlns:cx="http://schemas.microsoft.com/office/drawing/2014/chartex" xmlns:cx1="http://schemas.microsoft.com/office/drawing/2015/9/8/chartex" xmlns:cx2="http://schemas.microsoft.com/office/drawing/2015/10/21/chartex" xmlns:cx3="http://schemas.microsoft.com/office/drawing/2016/5/9/chartex" xmlns:cx4="http://schemas.microsoft.com/office/drawing/2016/5/10/chartex" xmlns:cx5="http://schemas.microsoft.com/office/drawing/2016/5/11/chartex" xmlns:cx6="http://schemas.microsoft.com/office/drawing/2016/5/12/chartex" xmlns:cx7="http://schemas.microsoft.com/office/drawing/2016/5/13/chartex" xmlns:cx8="http://schemas.microsoft.com/office/drawing/2016/5/14/chartex" xmlns:mc="http://schemas.openxmlformats.org/markup-compatibility/2006" xmlns:aink="http://schemas.microsoft.com/office/drawing/2016/ink" xmlns:am3d="http://schemas.microsoft.com/office/drawing/2017/model3d" xmlns:o="urn:schemas-microsoft-com:office:office" xmlns:oel="http://schemas.microsoft.com/office/2019/extlst" xmlns:r="http://schemas.openxmlformats.org/officeDocument/2006/relationships" xmlns:m="http://schemas.openxmlformats.org/officeDocument/2006/math" xmlns:v="urn:schemas-microsoft-com:vml" xmlns:wp14="http://schemas.microsoft.com/office/word/2010/wordprocessingDrawing" xmlns:wp="http://schemas.openxmlformats.org/drawingml/2006/wordprocessingDrawing" xmlns:w10="urn:schemas-microsoft-com:office:word" xmlns:w="http://schemas.openxmlformats.org/wordprocessingml/2006/main" xmlns:w14="http://schemas.microsoft.com/office/word/2010/wordml" xmlns:w15="http://schemas.microsoft.com/office/word/2012/wordml" xmlns:w16cex="http://schemas.microsoft.com/office/word/2018/wordml/cex" xmlns:w16cid="http://schemas.microsoft.com/office/word/2016/wordml/cid" xmlns:w16="http://schemas.microsoft.com/office/word/2018/wordml" xmlns:w16du="http://schemas.microsoft.com/office/word/2023/wordml/word16du" xmlns:w16sdtdh="http://schemas.microsoft.com/office/word/2020/wordml/sdtdatahash" xmlns:w16sdtfl="http://schemas.microsoft.com/office/word/2024/wordml/sdtformatlock" xmlns:w16se="http://schemas.microsoft.com/office/word/2015/wordml/symex" xmlns:wpg="http://schemas.microsoft.com/office/word/2010/wordprocessingGroup" xmlns:wpi="http://schemas.microsoft.com/office/word/2010/wordprocessingInk" xmlns:wne="http://schemas.microsoft.com/office/word/2006/wordml" xmlns:wps="http://schemas.microsoft.com/office/word/2010/wordprocessingShape" mc:Ignorable="w14 w15 w16se w16cid w16 w16cex w16sdtdh w16sdtfl w16du wp14">
   <w:p>
     <w:pPr>
-      <w:pStyle w:val="Piedepgina"/>
+      <w:pStyle w:val="Footer"/>
     </w:pPr>
   </w:p>
 </w:ftr>
 </file>
 
 <file path=word/footer3.xml><?xml version="1.0" encoding="utf-8"?>
-<w:ftr xmlns:wpc="http://schemas.microsoft.com/office/word/2010/wordprocessingCanvas" xmlns:cx="http://schemas.microsoft.com/office/drawing/2014/chartex" xmlns:cx1="http://schemas.microsoft.com/office/drawing/2015/9/8/chartex" xmlns:cx2="http://schemas.microsoft.com/office/drawing/2015/10/21/chartex" xmlns:cx3="http://schemas.microsoft.com/office/drawing/2016/5/9/chartex" xmlns:cx4="http://schemas.microsoft.com/office/drawing/2016/5/10/chartex" xmlns:cx5="http://schemas.microsoft.com/office/drawing/2016/5/11/chartex" xmlns:cx6="http://schemas.microsoft.com/office/drawing/2016/5/12/chartex" xmlns:cx7="http://schemas.microsoft.com/office/drawing/2016/5/13/chartex" xmlns:cx8="http://schemas.microsoft.com/office/drawing/2016/5/14/chartex" xmlns:mc="http://schemas.openxmlformats.org/markup-compatibility/2006" xmlns:aink="http://schemas.microsoft.com/office/drawing/2016/ink" xmlns:am3d="http://schemas.microsoft.com/office/drawing/2017/model3d" xmlns:o="urn:schemas-microsoft-com:office:office" xmlns:oel="http://schemas.microsoft.com/office/2019/extlst" xmlns:r="http://schemas.openxmlformats.org/officeDocument/2006/relationships" xmlns:m="http://schemas.openxmlformats.org/officeDocument/2006/math" xmlns:v="urn:schemas-microsoft-com:vml" xmlns:wp14="http://schemas.microsoft.com/office/word/2010/wordprocessingDrawing" xmlns:wp="http://schemas.openxmlformats.org/drawingml/2006/wordprocessingDrawing" xmlns:w10="urn:schemas-microsoft-com:office:word" xmlns:w="http://schemas.openxmlformats.org/wordprocessingml/2006/main" xmlns:w14="http://schemas.microsoft.com/office/word/2010/wordml" xmlns:w15="http://schemas.microsoft.com/office/word/2012/wordml" xmlns:w16cei="http://schemas.microsoft.com/office/word/2026/wordml/cei" xmlns:w16cex="http://schemas.microsoft.com/office/word/2018/wordml/cex" xmlns:w16cid="http://schemas.microsoft.com/office/word/2016/wordml/cid" xmlns:w16="http://schemas.microsoft.com/office/word/2018/wordml" xmlns:w16du="http://schemas.microsoft.com/office/word/2023/wordml/word16du" xmlns:w16sdtdh="http://schemas.microsoft.com/office/word/2020/wordml/sdtdatahash" xmlns:w16sdtfl="http://schemas.microsoft.com/office/word/2024/wordml/sdtformatlock" xmlns:w16se="http://schemas.microsoft.com/office/word/2015/wordml/symex" xmlns:wpg="http://schemas.microsoft.com/office/word/2010/wordprocessingGroup" xmlns:wpi="http://schemas.microsoft.com/office/word/2010/wordprocessingInk" xmlns:wne="http://schemas.microsoft.com/office/word/2006/wordml" xmlns:wps="http://schemas.microsoft.com/office/word/2010/wordprocessingShape" mc:Ignorable="w14 w15 w16se w16cid w16 w16cex w16sdtdh w16sdtfl w16du wp14">
+<w:ftr xmlns:wpc="http://schemas.microsoft.com/office/word/2010/wordprocessingCanvas" xmlns:cx="http://schemas.microsoft.com/office/drawing/2014/chartex" xmlns:cx1="http://schemas.microsoft.com/office/drawing/2015/9/8/chartex" xmlns:cx2="http://schemas.microsoft.com/office/drawing/2015/10/21/chartex" xmlns:cx3="http://schemas.microsoft.com/office/drawing/2016/5/9/chartex" xmlns:cx4="http://schemas.microsoft.com/office/drawing/2016/5/10/chartex" xmlns:cx5="http://schemas.microsoft.com/office/drawing/2016/5/11/chartex" xmlns:cx6="http://schemas.microsoft.com/office/drawing/2016/5/12/chartex" xmlns:cx7="http://schemas.microsoft.com/office/drawing/2016/5/13/chartex" xmlns:cx8="http://schemas.microsoft.com/office/drawing/2016/5/14/chartex" xmlns:mc="http://schemas.openxmlformats.org/markup-compatibility/2006" xmlns:aink="http://schemas.microsoft.com/office/drawing/2016/ink" xmlns:am3d="http://schemas.microsoft.com/office/drawing/2017/model3d" xmlns:o="urn:schemas-microsoft-com:office:office" xmlns:oel="http://schemas.microsoft.com/office/2019/extlst" xmlns:r="http://schemas.openxmlformats.org/officeDocument/2006/relationships" xmlns:m="http://schemas.openxmlformats.org/officeDocument/2006/math" xmlns:v="urn:schemas-microsoft-com:vml" xmlns:wp14="http://schemas.microsoft.com/office/word/2010/wordprocessingDrawing" xmlns:wp="http://schemas.openxmlformats.org/drawingml/2006/wordprocessingDrawing" xmlns:w10="urn:schemas-microsoft-com:office:word" xmlns:w="http://schemas.openxmlformats.org/wordprocessingml/2006/main" xmlns:w14="http://schemas.microsoft.com/office/word/2010/wordml" xmlns:w15="http://schemas.microsoft.com/office/word/2012/wordml" xmlns:w16cex="http://schemas.microsoft.com/office/word/2018/wordml/cex" xmlns:w16cid="http://schemas.microsoft.com/office/word/2016/wordml/cid" xmlns:w16="http://schemas.microsoft.com/office/word/2018/wordml" xmlns:w16du="http://schemas.microsoft.com/office/word/2023/wordml/word16du" xmlns:w16sdtdh="http://schemas.microsoft.com/office/word/2020/wordml/sdtdatahash" xmlns:w16sdtfl="http://schemas.microsoft.com/office/word/2024/wordml/sdtformatlock" xmlns:w16se="http://schemas.microsoft.com/office/word/2015/wordml/symex" xmlns:wpg="http://schemas.microsoft.com/office/word/2010/wordprocessingGroup" xmlns:wpi="http://schemas.microsoft.com/office/word/2010/wordprocessingInk" xmlns:wne="http://schemas.microsoft.com/office/word/2006/wordml" xmlns:wps="http://schemas.microsoft.com/office/word/2010/wordprocessingShape" mc:Ignorable="w14 w15 w16se w16cid w16 w16cex w16sdtdh w16sdtfl w16du wp14">
   <w:p>
     <w:pPr>
-      <w:pStyle w:val="Piedepgina"/>
+      <w:pStyle w:val="Footer"/>
     </w:pPr>
   </w:p>
 </w:ftr>
 </file>
 
 <file path=word/footnotes.xml><?xml version="1.0" encoding="utf-8"?>
-<w:footnotes xmlns:wpc="http://schemas.microsoft.com/office/word/2010/wordprocessingCanvas" xmlns:cx="http://schemas.microsoft.com/office/drawing/2014/chartex" xmlns:cx1="http://schemas.microsoft.com/office/drawing/2015/9/8/chartex" xmlns:cx2="http://schemas.microsoft.com/office/drawing/2015/10/21/chartex" xmlns:cx3="http://schemas.microsoft.com/office/drawing/2016/5/9/chartex" xmlns:cx4="http://schemas.microsoft.com/office/drawing/2016/5/10/chartex" xmlns:cx5="http://schemas.microsoft.com/office/drawing/2016/5/11/chartex" xmlns:cx6="http://schemas.microsoft.com/office/drawing/2016/5/12/chartex" xmlns:cx7="http://schemas.microsoft.com/office/drawing/2016/5/13/chartex" xmlns:cx8="http://schemas.microsoft.com/office/drawing/2016/5/14/chartex" xmlns:mc="http://schemas.openxmlformats.org/markup-compatibility/2006" xmlns:aink="http://schemas.microsoft.com/office/drawing/2016/ink" xmlns:am3d="http://schemas.microsoft.com/office/drawing/2017/model3d" xmlns:o="urn:schemas-microsoft-com:office:office" xmlns:oel="http://schemas.microsoft.com/office/2019/extlst" xmlns:r="http://schemas.openxmlformats.org/officeDocument/2006/relationships" xmlns:m="http://schemas.openxmlformats.org/officeDocument/2006/math" xmlns:v="urn:schemas-microsoft-com:vml" xmlns:wp14="http://schemas.microsoft.com/office/word/2010/wordprocessingDrawing" xmlns:wp="http://schemas.openxmlformats.org/drawingml/2006/wordprocessingDrawing" xmlns:w10="urn:schemas-microsoft-com:office:word" xmlns:w="http://schemas.openxmlformats.org/wordprocessingml/2006/main" xmlns:w14="http://schemas.microsoft.com/office/word/2010/wordml" xmlns:w15="http://schemas.microsoft.com/office/word/2012/wordml" xmlns:w16cei="http://schemas.microsoft.com/office/word/2026/wordml/cei" xmlns:w16cex="http://schemas.microsoft.com/office/word/2018/wordml/cex" xmlns:w16cid="http://schemas.microsoft.com/office/word/2016/wordml/cid" xmlns:w16="http://schemas.microsoft.com/office/word/2018/wordml" xmlns:w16du="http://schemas.microsoft.com/office/word/2023/wordml/word16du" xmlns:w16sdtdh="http://schemas.microsoft.com/office/word/2020/wordml/sdtdatahash" xmlns:w16sdtfl="http://schemas.microsoft.com/office/word/2024/wordml/sdtformatlock" xmlns:w16se="http://schemas.microsoft.com/office/word/2015/wordml/symex" xmlns:wpg="http://schemas.microsoft.com/office/word/2010/wordprocessingGroup" xmlns:wpi="http://schemas.microsoft.com/office/word/2010/wordprocessingInk" xmlns:wne="http://schemas.microsoft.com/office/word/2006/wordml" xmlns:wps="http://schemas.microsoft.com/office/word/2010/wordprocessingShape" mc:Ignorable="w14 w15 w16se w16cid w16 w16cex w16sdtdh w16sdtfl w16du wp14">
+<w:footnotes xmlns:wpc="http://schemas.microsoft.com/office/word/2010/wordprocessingCanvas" xmlns:cx="http://schemas.microsoft.com/office/drawing/2014/chartex" xmlns:cx1="http://schemas.microsoft.com/office/drawing/2015/9/8/chartex" xmlns:cx2="http://schemas.microsoft.com/office/drawing/2015/10/21/chartex" xmlns:cx3="http://schemas.microsoft.com/office/drawing/2016/5/9/chartex" xmlns:cx4="http://schemas.microsoft.com/office/drawing/2016/5/10/chartex" xmlns:cx5="http://schemas.microsoft.com/office/drawing/2016/5/11/chartex" xmlns:cx6="http://schemas.microsoft.com/office/drawing/2016/5/12/chartex" xmlns:cx7="http://schemas.microsoft.com/office/drawing/2016/5/13/chartex" xmlns:cx8="http://schemas.microsoft.com/office/drawing/2016/5/14/chartex" xmlns:mc="http://schemas.openxmlformats.org/markup-compatibility/2006" xmlns:aink="http://schemas.microsoft.com/office/drawing/2016/ink" xmlns:am3d="http://schemas.microsoft.com/office/drawing/2017/model3d" xmlns:o="urn:schemas-microsoft-com:office:office" xmlns:oel="http://schemas.microsoft.com/office/2019/extlst" xmlns:r="http://schemas.openxmlformats.org/officeDocument/2006/relationships" xmlns:m="http://schemas.openxmlformats.org/officeDocument/2006/math" xmlns:v="urn:schemas-microsoft-com:vml" xmlns:wp14="http://schemas.microsoft.com/office/word/2010/wordprocessingDrawing" xmlns:wp="http://schemas.openxmlformats.org/drawingml/2006/wordprocessingDrawing" xmlns:w10="urn:schemas-microsoft-com:office:word" xmlns:w="http://schemas.openxmlformats.org/wordprocessingml/2006/main" xmlns:w14="http://schemas.microsoft.com/office/word/2010/wordml" xmlns:w15="http://schemas.microsoft.com/office/word/2012/wordml" xmlns:w16cex="http://schemas.microsoft.com/office/word/2018/wordml/cex" xmlns:w16cid="http://schemas.microsoft.com/office/word/2016/wordml/cid" xmlns:w16="http://schemas.microsoft.com/office/word/2018/wordml" xmlns:w16du="http://schemas.microsoft.com/office/word/2023/wordml/word16du" xmlns:w16sdtdh="http://schemas.microsoft.com/office/word/2020/wordml/sdtdatahash" xmlns:w16sdtfl="http://schemas.microsoft.com/office/word/2024/wordml/sdtformatlock" xmlns:w16se="http://schemas.microsoft.com/office/word/2015/wordml/symex" xmlns:wpg="http://schemas.microsoft.com/office/word/2010/wordprocessingGroup" xmlns:wpi="http://schemas.microsoft.com/office/word/2010/wordprocessingInk" xmlns:wne="http://schemas.microsoft.com/office/word/2006/wordml" xmlns:wps="http://schemas.microsoft.com/office/word/2010/wordprocessingShape" mc:Ignorable="w14 w15 w16se w16cid w16 w16cex w16sdtdh w16sdtfl w16du wp14">
   <w:footnote w:type="separator" w:id="-1">
     <w:p>
       <w:pPr>
@@ -100,30 +338,82 @@
 </file>
 
 <file path=word/header1.xml><?xml version="1.0" encoding="utf-8"?>
-<w:hdr xmlns:wpc="http://schemas.microsoft.com/office/word/2010/wordprocessingCanvas" xmlns:cx="http://schemas.microsoft.com/office/drawing/2014/chartex" xmlns:cx1="http://schemas.microsoft.com/office/drawing/2015/9/8/chartex" xmlns:cx2="http://schemas.microsoft.com/office/drawing/2015/10/21/chartex" xmlns:cx3="http://schemas.microsoft.com/office/drawing/2016/5/9/chartex" xmlns:cx4="http://schemas.microsoft.com/office/drawing/2016/5/10/chartex" xmlns:cx5="http://schemas.microsoft.com/office/drawing/2016/5/11/chartex" xmlns:cx6="http://schemas.microsoft.com/office/drawing/2016/5/12/chartex" xmlns:cx7="http://schemas.microsoft.com/office/drawing/2016/5/13/chartex" xmlns:cx8="http://schemas.microsoft.com/office/drawing/2016/5/14/chartex" xmlns:mc="http://schemas.openxmlformats.org/markup-compatibility/2006" xmlns:aink="http://schemas.microsoft.com/office/drawing/2016/ink" xmlns:am3d="http://schemas.microsoft.com/office/drawing/2017/model3d" xmlns:o="urn:schemas-microsoft-com:office:office" xmlns:oel="http://schemas.microsoft.com/office/2019/extlst" xmlns:r="http://schemas.openxmlformats.org/officeDocument/2006/relationships" xmlns:m="http://schemas.openxmlformats.org/officeDocument/2006/math" xmlns:v="urn:schemas-microsoft-com:vml" xmlns:wp14="http://schemas.microsoft.com/office/word/2010/wordprocessingDrawing" xmlns:wp="http://schemas.openxmlformats.org/drawingml/2006/wordprocessingDrawing" xmlns:w10="urn:schemas-microsoft-com:office:word" xmlns:w="http://schemas.openxmlformats.org/wordprocessingml/2006/main" xmlns:w14="http://schemas.microsoft.com/office/word/2010/wordml" xmlns:w15="http://schemas.microsoft.com/office/word/2012/wordml" xmlns:w16cei="http://schemas.microsoft.com/office/word/2026/wordml/cei" xmlns:w16cex="http://schemas.microsoft.com/office/word/2018/wordml/cex" xmlns:w16cid="http://schemas.microsoft.com/office/word/2016/wordml/cid" xmlns:w16="http://schemas.microsoft.com/office/word/2018/wordml" xmlns:w16du="http://schemas.microsoft.com/office/word/2023/wordml/word16du" xmlns:w16sdtdh="http://schemas.microsoft.com/office/word/2020/wordml/sdtdatahash" xmlns:w16sdtfl="http://schemas.microsoft.com/office/word/2024/wordml/sdtformatlock" xmlns:w16se="http://schemas.microsoft.com/office/word/2015/wordml/symex" xmlns:wpg="http://schemas.microsoft.com/office/word/2010/wordprocessingGroup" xmlns:wpi="http://schemas.microsoft.com/office/word/2010/wordprocessingInk" xmlns:wne="http://schemas.microsoft.com/office/word/2006/wordml" xmlns:wps="http://schemas.microsoft.com/office/word/2010/wordprocessingShape" mc:Ignorable="w14 w15 w16se w16cid w16 w16cex w16sdtdh w16sdtfl w16du wp14">
+<w:hdr xmlns:wpc="http://schemas.microsoft.com/office/word/2010/wordprocessingCanvas" xmlns:cx="http://schemas.microsoft.com/office/drawing/2014/chartex" xmlns:cx1="http://schemas.microsoft.com/office/drawing/2015/9/8/chartex" xmlns:cx2="http://schemas.microsoft.com/office/drawing/2015/10/21/chartex" xmlns:cx3="http://schemas.microsoft.com/office/drawing/2016/5/9/chartex" xmlns:cx4="http://schemas.microsoft.com/office/drawing/2016/5/10/chartex" xmlns:cx5="http://schemas.microsoft.com/office/drawing/2016/5/11/chartex" xmlns:cx6="http://schemas.microsoft.com/office/drawing/2016/5/12/chartex" xmlns:cx7="http://schemas.microsoft.com/office/drawing/2016/5/13/chartex" xmlns:cx8="http://schemas.microsoft.com/office/drawing/2016/5/14/chartex" xmlns:mc="http://schemas.openxmlformats.org/markup-compatibility/2006" xmlns:aink="http://schemas.microsoft.com/office/drawing/2016/ink" xmlns:am3d="http://schemas.microsoft.com/office/drawing/2017/model3d" xmlns:o="urn:schemas-microsoft-com:office:office" xmlns:oel="http://schemas.microsoft.com/office/2019/extlst" xmlns:r="http://schemas.openxmlformats.org/officeDocument/2006/relationships" xmlns:m="http://schemas.openxmlformats.org/officeDocument/2006/math" xmlns:v="urn:schemas-microsoft-com:vml" xmlns:wp14="http://schemas.microsoft.com/office/word/2010/wordprocessingDrawing" xmlns:wp="http://schemas.openxmlformats.org/drawingml/2006/wordprocessingDrawing" xmlns:w10="urn:schemas-microsoft-com:office:word" xmlns:w="http://schemas.openxmlformats.org/wordprocessingml/2006/main" xmlns:w14="http://schemas.microsoft.com/office/word/2010/wordml" xmlns:w15="http://schemas.microsoft.com/office/word/2012/wordml" xmlns:w16cex="http://schemas.microsoft.com/office/word/2018/wordml/cex" xmlns:w16cid="http://schemas.microsoft.com/office/word/2016/wordml/cid" xmlns:w16="http://schemas.microsoft.com/office/word/2018/wordml" xmlns:w16du="http://schemas.microsoft.com/office/word/2023/wordml/word16du" xmlns:w16sdtdh="http://schemas.microsoft.com/office/word/2020/wordml/sdtdatahash" xmlns:w16sdtfl="http://schemas.microsoft.com/office/word/2024/wordml/sdtformatlock" xmlns:w16se="http://schemas.microsoft.com/office/word/2015/wordml/symex" xmlns:wpg="http://schemas.microsoft.com/office/word/2010/wordprocessingGroup" xmlns:wpi="http://schemas.microsoft.com/office/word/2010/wordprocessingInk" xmlns:wne="http://schemas.microsoft.com/office/word/2006/wordml" xmlns:wps="http://schemas.microsoft.com/office/word/2010/wordprocessingShape" mc:Ignorable="w14 w15 w16se w16cid w16 w16cex w16sdtdh w16sdtfl w16du wp14">
   <w:p>
     <w:pPr>
-      <w:pStyle w:val="Encabezado"/>
+      <w:pStyle w:val="Header"/>
     </w:pPr>
   </w:p>
 </w:hdr>
 </file>
 
 <file path=word/header2.xml><?xml version="1.0" encoding="utf-8"?>
-<w:hdr xmlns:wpc="http://schemas.microsoft.com/office/word/2010/wordprocessingCanvas" xmlns:cx="http://schemas.microsoft.com/office/drawing/2014/chartex" xmlns:cx1="http://schemas.microsoft.com/office/drawing/2015/9/8/chartex" xmlns:cx2="http://schemas.microsoft.com/office/drawing/2015/10/21/chartex" xmlns:cx3="http://schemas.microsoft.com/office/drawing/2016/5/9/chartex" xmlns:cx4="http://schemas.microsoft.com/office/drawing/2016/5/10/chartex" xmlns:cx5="http://schemas.microsoft.com/office/drawing/2016/5/11/chartex" xmlns:cx6="http://schemas.microsoft.com/office/drawing/2016/5/12/chartex" xmlns:cx7="http://schemas.microsoft.com/office/drawing/2016/5/13/chartex" xmlns:cx8="http://schemas.microsoft.com/office/drawing/2016/5/14/chartex" xmlns:mc="http://schemas.openxmlformats.org/markup-compatibility/2006" xmlns:aink="http://schemas.microsoft.com/office/drawing/2016/ink" xmlns:am3d="http://schemas.microsoft.com/office/drawing/2017/model3d" xmlns:o="urn:schemas-microsoft-com:office:office" xmlns:oel="http://schemas.microsoft.com/office/2019/extlst" xmlns:r="http://schemas.openxmlformats.org/officeDocument/2006/relationships" xmlns:m="http://schemas.openxmlformats.org/officeDocument/2006/math" xmlns:v="urn:schemas-microsoft-com:vml" xmlns:wp14="http://schemas.microsoft.com/office/word/2010/wordprocessingDrawing" xmlns:wp="http://schemas.openxmlformats.org/drawingml/2006/wordprocessingDrawing" xmlns:w10="urn:schemas-microsoft-com:office:word" xmlns:w="http://schemas.openxmlformats.org/wordprocessingml/2006/main" xmlns:w14="http://schemas.microsoft.com/office/word/2010/wordml" xmlns:w15="http://schemas.microsoft.com/office/word/2012/wordml" xmlns:w16cei="http://schemas.microsoft.com/office/word/2026/wordml/cei" xmlns:w16cex="http://schemas.microsoft.com/office/word/2018/wordml/cex" xmlns:w16cid="http://schemas.microsoft.com/office/word/2016/wordml/cid" xmlns:w16="http://schemas.microsoft.com/office/word/2018/wordml" xmlns:w16du="http://schemas.microsoft.com/office/word/2023/wordml/word16du" xmlns:w16sdtdh="http://schemas.microsoft.com/office/word/2020/wordml/sdtdatahash" xmlns:w16sdtfl="http://schemas.microsoft.com/office/word/2024/wordml/sdtformatlock" xmlns:w16se="http://schemas.microsoft.com/office/word/2015/wordml/symex" xmlns:wpg="http://schemas.microsoft.com/office/word/2010/wordprocessingGroup" xmlns:wpi="http://schemas.microsoft.com/office/word/2010/wordprocessingInk" xmlns:wne="http://schemas.microsoft.com/office/word/2006/wordml" xmlns:wps="http://schemas.microsoft.com/office/word/2010/wordprocessingShape" mc:Ignorable="w14 w15 w16se w16cid w16 w16cex w16sdtdh w16sdtfl w16du wp14">
+<w:hdr xmlns:wpc="http://schemas.microsoft.com/office/word/2010/wordprocessingCanvas" xmlns:cx="http://schemas.microsoft.com/office/drawing/2014/chartex" xmlns:cx1="http://schemas.microsoft.com/office/drawing/2015/9/8/chartex" xmlns:cx2="http://schemas.microsoft.com/office/drawing/2015/10/21/chartex" xmlns:cx3="http://schemas.microsoft.com/office/drawing/2016/5/9/chartex" xmlns:cx4="http://schemas.microsoft.com/office/drawing/2016/5/10/chartex" xmlns:cx5="http://schemas.microsoft.com/office/drawing/2016/5/11/chartex" xmlns:cx6="http://schemas.microsoft.com/office/drawing/2016/5/12/chartex" xmlns:cx7="http://schemas.microsoft.com/office/drawing/2016/5/13/chartex" xmlns:cx8="http://schemas.microsoft.com/office/drawing/2016/5/14/chartex" xmlns:mc="http://schemas.openxmlformats.org/markup-compatibility/2006" xmlns:aink="http://schemas.microsoft.com/office/drawing/2016/ink" xmlns:am3d="http://schemas.microsoft.com/office/drawing/2017/model3d" xmlns:o="urn:schemas-microsoft-com:office:office" xmlns:oel="http://schemas.microsoft.com/office/2019/extlst" xmlns:r="http://schemas.openxmlformats.org/officeDocument/2006/relationships" xmlns:m="http://schemas.openxmlformats.org/officeDocument/2006/math" xmlns:v="urn:schemas-microsoft-com:vml" xmlns:wp14="http://schemas.microsoft.com/office/word/2010/wordprocessingDrawing" xmlns:wp="http://schemas.openxmlformats.org/drawingml/2006/wordprocessingDrawing" xmlns:w10="urn:schemas-microsoft-com:office:word" xmlns:w="http://schemas.openxmlformats.org/wordprocessingml/2006/main" xmlns:w14="http://schemas.microsoft.com/office/word/2010/wordml" xmlns:w15="http://schemas.microsoft.com/office/word/2012/wordml" xmlns:w16cex="http://schemas.microsoft.com/office/word/2018/wordml/cex" xmlns:w16cid="http://schemas.microsoft.com/office/word/2016/wordml/cid" xmlns:w16="http://schemas.microsoft.com/office/word/2018/wordml" xmlns:w16du="http://schemas.microsoft.com/office/word/2023/wordml/word16du" xmlns:w16sdtdh="http://schemas.microsoft.com/office/word/2020/wordml/sdtdatahash" xmlns:w16sdtfl="http://schemas.microsoft.com/office/word/2024/wordml/sdtformatlock" xmlns:w16se="http://schemas.microsoft.com/office/word/2015/wordml/symex" xmlns:wpg="http://schemas.microsoft.com/office/word/2010/wordprocessingGroup" xmlns:wpi="http://schemas.microsoft.com/office/word/2010/wordprocessingInk" xmlns:wne="http://schemas.microsoft.com/office/word/2006/wordml" xmlns:wps="http://schemas.microsoft.com/office/word/2010/wordprocessingShape" mc:Ignorable="w14 w15 w16se w16cid w16 w16cex w16sdtdh w16sdtfl w16du wp14">
   <w:p>
     <w:pPr>
-      <w:pStyle w:val="Encabezado"/>
-    </w:pPr>
+      <w:pStyle w:val="Header"/>
+    </w:pPr>
+    <w:r>
+      <w:rPr>
+        <w:noProof/>
+      </w:rPr>
+      <w:drawing>
+        <wp:inline distT="0" distB="0" distL="0" distR="0" wp14:anchorId="72C9E8FA" wp14:editId="4B09D01F">
+          <wp:extent cx="1828800" cy="933450"/>
+          <wp:effectExtent l="0" t="0" r="0" b="0"/>
+          <wp:docPr id="453380760" name="drawing" title="Símbolos de la Escuela Colombiana de Ingeniería Julio Garavito - Escuela  Colombiana de Ingeniería Julio Garavito">
+            <a:extLst xmlns:a="http://schemas.openxmlformats.org/drawingml/2006/main">
+              <a:ext uri="{FF2B5EF4-FFF2-40B4-BE49-F238E27FC236}">
+                <a16:creationId xmlns:a16="http://schemas.microsoft.com/office/drawing/2014/main" id="{51DB12B3-9486-4A3F-A00E-CD65AD0318BC}"/>
+              </a:ext>
+            </a:extLst>
+          </wp:docPr>
+          <wp:cNvGraphicFramePr>
+            <a:graphicFrameLocks xmlns:a="http://schemas.openxmlformats.org/drawingml/2006/main" noChangeAspect="1"/>
+          </wp:cNvGraphicFramePr>
+          <a:graphic xmlns:a="http://schemas.openxmlformats.org/drawingml/2006/main">
+            <a:graphicData uri="http://schemas.openxmlformats.org/drawingml/2006/picture">
+              <pic:pic xmlns:pic="http://schemas.openxmlformats.org/drawingml/2006/picture">
+                <pic:nvPicPr>
+                  <pic:cNvPr id="453380760" name="Picture 453380760"/>
+                  <pic:cNvPicPr/>
+                </pic:nvPicPr>
+                <pic:blipFill>
+                  <a:blip r:embed="rId1">
+                    <a:extLst>
+                      <a:ext uri="{28A0092B-C50C-407E-A947-70E740481C1C}">
+                        <a14:useLocalDpi xmlns:a14="http://schemas.microsoft.com/office/drawing/2010/main"/>
+                      </a:ext>
+                    </a:extLst>
+                  </a:blip>
+                  <a:stretch>
+                    <a:fillRect/>
+                  </a:stretch>
+                </pic:blipFill>
+                <pic:spPr>
+                  <a:xfrm>
+                    <a:off x="0" y="0"/>
+                    <a:ext cx="1828800" cy="933450"/>
+                  </a:xfrm>
+                  <a:prstGeom prst="rect">
+                    <a:avLst/>
+                  </a:prstGeom>
+                </pic:spPr>
+              </pic:pic>
+            </a:graphicData>
+          </a:graphic>
+        </wp:inline>
+      </w:drawing>
+    </w:r>
   </w:p>
 </w:hdr>
 </file>
 
 <file path=word/header3.xml><?xml version="1.0" encoding="utf-8"?>
-<w:hdr xmlns:wpc="http://schemas.microsoft.com/office/word/2010/wordprocessingCanvas" xmlns:cx="http://schemas.microsoft.com/office/drawing/2014/chartex" xmlns:cx1="http://schemas.microsoft.com/office/drawing/2015/9/8/chartex" xmlns:cx2="http://schemas.microsoft.com/office/drawing/2015/10/21/chartex" xmlns:cx3="http://schemas.microsoft.com/office/drawing/2016/5/9/chartex" xmlns:cx4="http://schemas.microsoft.com/office/drawing/2016/5/10/chartex" xmlns:cx5="http://schemas.microsoft.com/office/drawing/2016/5/11/chartex" xmlns:cx6="http://schemas.microsoft.com/office/drawing/2016/5/12/chartex" xmlns:cx7="http://schemas.microsoft.com/office/drawing/2016/5/13/chartex" xmlns:cx8="http://schemas.microsoft.com/office/drawing/2016/5/14/chartex" xmlns:mc="http://schemas.openxmlformats.org/markup-compatibility/2006" xmlns:aink="http://schemas.microsoft.com/office/drawing/2016/ink" xmlns:am3d="http://schemas.microsoft.com/office/drawing/2017/model3d" xmlns:o="urn:schemas-microsoft-com:office:office" xmlns:oel="http://schemas.microsoft.com/office/2019/extlst" xmlns:r="http://schemas.openxmlformats.org/officeDocument/2006/relationships" xmlns:m="http://schemas.openxmlformats.org/officeDocument/2006/math" xmlns:v="urn:schemas-microsoft-com:vml" xmlns:wp14="http://schemas.microsoft.com/office/word/2010/wordprocessingDrawing" xmlns:wp="http://schemas.openxmlformats.org/drawingml/2006/wordprocessingDrawing" xmlns:w10="urn:schemas-microsoft-com:office:word" xmlns:w="http://schemas.openxmlformats.org/wordprocessingml/2006/main" xmlns:w14="http://schemas.microsoft.com/office/word/2010/wordml" xmlns:w15="http://schemas.microsoft.com/office/word/2012/wordml" xmlns:w16cei="http://schemas.microsoft.com/office/word/2026/wordml/cei" xmlns:w16cex="http://schemas.microsoft.com/office/word/2018/wordml/cex" xmlns:w16cid="http://schemas.microsoft.com/office/word/2016/wordml/cid" xmlns:w16="http://schemas.microsoft.com/office/word/2018/wordml" xmlns:w16du="http://schemas.microsoft.com/office/word/2023/wordml/word16du" xmlns:w16sdtdh="http://schemas.microsoft.com/office/word/2020/wordml/sdtdatahash" xmlns:w16sdtfl="http://schemas.microsoft.com/office/word/2024/wordml/sdtformatlock" xmlns:w16se="http://schemas.microsoft.com/office/word/2015/wordml/symex" xmlns:wpg="http://schemas.microsoft.com/office/word/2010/wordprocessingGroup" xmlns:wpi="http://schemas.microsoft.com/office/word/2010/wordprocessingInk" xmlns:wne="http://schemas.microsoft.com/office/word/2006/wordml" xmlns:wps="http://schemas.microsoft.com/office/word/2010/wordprocessingShape" mc:Ignorable="w14 w15 w16se w16cid w16 w16cex w16sdtdh w16sdtfl w16du wp14">
+<w:hdr xmlns:wpc="http://schemas.microsoft.com/office/word/2010/wordprocessingCanvas" xmlns:cx="http://schemas.microsoft.com/office/drawing/2014/chartex" xmlns:cx1="http://schemas.microsoft.com/office/drawing/2015/9/8/chartex" xmlns:cx2="http://schemas.microsoft.com/office/drawing/2015/10/21/chartex" xmlns:cx3="http://schemas.microsoft.com/office/drawing/2016/5/9/chartex" xmlns:cx4="http://schemas.microsoft.com/office/drawing/2016/5/10/chartex" xmlns:cx5="http://schemas.microsoft.com/office/drawing/2016/5/11/chartex" xmlns:cx6="http://schemas.microsoft.com/office/drawing/2016/5/12/chartex" xmlns:cx7="http://schemas.microsoft.com/office/drawing/2016/5/13/chartex" xmlns:cx8="http://schemas.microsoft.com/office/drawing/2016/5/14/chartex" xmlns:mc="http://schemas.openxmlformats.org/markup-compatibility/2006" xmlns:aink="http://schemas.microsoft.com/office/drawing/2016/ink" xmlns:am3d="http://schemas.microsoft.com/office/drawing/2017/model3d" xmlns:o="urn:schemas-microsoft-com:office:office" xmlns:oel="http://schemas.microsoft.com/office/2019/extlst" xmlns:r="http://schemas.openxmlformats.org/officeDocument/2006/relationships" xmlns:m="http://schemas.openxmlformats.org/officeDocument/2006/math" xmlns:v="urn:schemas-microsoft-com:vml" xmlns:wp14="http://schemas.microsoft.com/office/word/2010/wordprocessingDrawing" xmlns:wp="http://schemas.openxmlformats.org/drawingml/2006/wordprocessingDrawing" xmlns:w10="urn:schemas-microsoft-com:office:word" xmlns:w="http://schemas.openxmlformats.org/wordprocessingml/2006/main" xmlns:w14="http://schemas.microsoft.com/office/word/2010/wordml" xmlns:w15="http://schemas.microsoft.com/office/word/2012/wordml" xmlns:w16cex="http://schemas.microsoft.com/office/word/2018/wordml/cex" xmlns:w16cid="http://schemas.microsoft.com/office/word/2016/wordml/cid" xmlns:w16="http://schemas.microsoft.com/office/word/2018/wordml" xmlns:w16du="http://schemas.microsoft.com/office/word/2023/wordml/word16du" xmlns:w16sdtdh="http://schemas.microsoft.com/office/word/2020/wordml/sdtdatahash" xmlns:w16sdtfl="http://schemas.microsoft.com/office/word/2024/wordml/sdtformatlock" xmlns:w16se="http://schemas.microsoft.com/office/word/2015/wordml/symex" xmlns:wpg="http://schemas.microsoft.com/office/word/2010/wordprocessingGroup" xmlns:wpi="http://schemas.microsoft.com/office/word/2010/wordprocessingInk" xmlns:wne="http://schemas.microsoft.com/office/word/2006/wordml" xmlns:wps="http://schemas.microsoft.com/office/word/2010/wordprocessingShape" mc:Ignorable="w14 w15 w16se w16cid w16 w16cex w16sdtdh w16sdtfl w16du wp14">
   <w:p>
     <w:pPr>
-      <w:pStyle w:val="Encabezado"/>
+      <w:pStyle w:val="Header"/>
     </w:pPr>
   </w:p>
 </w:hdr>
@@ -530,11 +820,11 @@
     <w:name w:val="Normal"/>
     <w:qFormat/>
   </w:style>
-  <w:style w:type="paragraph" w:styleId="Ttulo1">
+  <w:style w:type="paragraph" w:styleId="Heading1">
     <w:name w:val="heading 1"/>
     <w:basedOn w:val="Normal"/>
     <w:next w:val="Normal"/>
-    <w:link w:val="Ttulo1Car"/>
+    <w:link w:val="Heading1Char"/>
     <w:uiPriority w:val="9"/>
     <w:qFormat/>
     <w:rsid w:val="00B8086A"/>
@@ -551,11 +841,11 @@
       <w:szCs w:val="40"/>
     </w:rPr>
   </w:style>
-  <w:style w:type="paragraph" w:styleId="Ttulo2">
+  <w:style w:type="paragraph" w:styleId="Heading2">
     <w:name w:val="heading 2"/>
     <w:basedOn w:val="Normal"/>
     <w:next w:val="Normal"/>
-    <w:link w:val="Ttulo2Car"/>
+    <w:link w:val="Heading2Char"/>
     <w:uiPriority w:val="9"/>
     <w:semiHidden/>
     <w:unhideWhenUsed/>
@@ -574,11 +864,11 @@
       <w:szCs w:val="32"/>
     </w:rPr>
   </w:style>
-  <w:style w:type="paragraph" w:styleId="Ttulo3">
+  <w:style w:type="paragraph" w:styleId="Heading3">
     <w:name w:val="heading 3"/>
     <w:basedOn w:val="Normal"/>
     <w:next w:val="Normal"/>
-    <w:link w:val="Ttulo3Car"/>
+    <w:link w:val="Heading3Char"/>
     <w:uiPriority w:val="9"/>
     <w:semiHidden/>
     <w:unhideWhenUsed/>
@@ -597,11 +887,11 @@
       <w:szCs w:val="28"/>
     </w:rPr>
   </w:style>
-  <w:style w:type="paragraph" w:styleId="Ttulo4">
+  <w:style w:type="paragraph" w:styleId="Heading4">
     <w:name w:val="heading 4"/>
     <w:basedOn w:val="Normal"/>
     <w:next w:val="Normal"/>
-    <w:link w:val="Ttulo4Car"/>
+    <w:link w:val="Heading4Char"/>
     <w:uiPriority w:val="9"/>
     <w:semiHidden/>
     <w:unhideWhenUsed/>
@@ -620,11 +910,11 @@
       <w:color w:val="0F4761" w:themeColor="accent1" w:themeShade="BF"/>
     </w:rPr>
   </w:style>
-  <w:style w:type="paragraph" w:styleId="Ttulo5">
+  <w:style w:type="paragraph" w:styleId="Heading5">
     <w:name w:val="heading 5"/>
     <w:basedOn w:val="Normal"/>
     <w:next w:val="Normal"/>
-    <w:link w:val="Ttulo5Car"/>
+    <w:link w:val="Heading5Char"/>
     <w:uiPriority w:val="9"/>
     <w:semiHidden/>
     <w:unhideWhenUsed/>
@@ -641,11 +931,11 @@
       <w:color w:val="0F4761" w:themeColor="accent1" w:themeShade="BF"/>
     </w:rPr>
   </w:style>
-  <w:style w:type="paragraph" w:styleId="Ttulo6">
+  <w:style w:type="paragraph" w:styleId="Heading6">
     <w:name w:val="heading 6"/>
     <w:basedOn w:val="Normal"/>
     <w:next w:val="Normal"/>
-    <w:link w:val="Ttulo6Car"/>
+    <w:link w:val="Heading6Char"/>
     <w:uiPriority w:val="9"/>
     <w:semiHidden/>
     <w:unhideWhenUsed/>
@@ -664,11 +954,11 @@
       <w:color w:val="595959" w:themeColor="text1" w:themeTint="A6"/>
     </w:rPr>
   </w:style>
-  <w:style w:type="paragraph" w:styleId="Ttulo7">
+  <w:style w:type="paragraph" w:styleId="Heading7">
     <w:name w:val="heading 7"/>
     <w:basedOn w:val="Normal"/>
     <w:next w:val="Normal"/>
-    <w:link w:val="Ttulo7Car"/>
+    <w:link w:val="Heading7Char"/>
     <w:uiPriority w:val="9"/>
     <w:semiHidden/>
     <w:unhideWhenUsed/>
@@ -685,11 +975,11 @@
       <w:color w:val="595959" w:themeColor="text1" w:themeTint="A6"/>
     </w:rPr>
   </w:style>
-  <w:style w:type="paragraph" w:styleId="Ttulo8">
+  <w:style w:type="paragraph" w:styleId="Heading8">
     <w:name w:val="heading 8"/>
     <w:basedOn w:val="Normal"/>
     <w:next w:val="Normal"/>
-    <w:link w:val="Ttulo8Car"/>
+    <w:link w:val="Heading8Char"/>
     <w:uiPriority w:val="9"/>
     <w:semiHidden/>
     <w:unhideWhenUsed/>
@@ -708,11 +998,11 @@
       <w:color w:val="272727" w:themeColor="text1" w:themeTint="D8"/>
     </w:rPr>
   </w:style>
-  <w:style w:type="paragraph" w:styleId="Ttulo9">
+  <w:style w:type="paragraph" w:styleId="Heading9">
     <w:name w:val="heading 9"/>
     <w:basedOn w:val="Normal"/>
     <w:next w:val="Normal"/>
-    <w:link w:val="Ttulo9Car"/>
+    <w:link w:val="Heading9Char"/>
     <w:uiPriority w:val="9"/>
     <w:semiHidden/>
     <w:unhideWhenUsed/>
@@ -729,13 +1019,13 @@
       <w:color w:val="272727" w:themeColor="text1" w:themeTint="D8"/>
     </w:rPr>
   </w:style>
-  <w:style w:type="character" w:default="1" w:styleId="Fuentedeprrafopredeter">
+  <w:style w:type="character" w:default="1" w:styleId="DefaultParagraphFont">
     <w:name w:val="Default Paragraph Font"/>
     <w:uiPriority w:val="1"/>
     <w:semiHidden/>
     <w:unhideWhenUsed/>
   </w:style>
-  <w:style w:type="table" w:default="1" w:styleId="Tablanormal">
+  <w:style w:type="table" w:default="1" w:styleId="TableNormal">
     <w:name w:val="Normal Table"/>
     <w:uiPriority w:val="99"/>
     <w:semiHidden/>
@@ -750,16 +1040,16 @@
       </w:tblCellMar>
     </w:tblPr>
   </w:style>
-  <w:style w:type="numbering" w:default="1" w:styleId="Sinlista">
+  <w:style w:type="numbering" w:default="1" w:styleId="NoList">
     <w:name w:val="No List"/>
     <w:uiPriority w:val="99"/>
     <w:semiHidden/>
     <w:unhideWhenUsed/>
   </w:style>
-  <w:style w:type="character" w:customStyle="1" w:styleId="Ttulo1Car">
-    <w:name w:val="Título 1 Car"/>
-    <w:basedOn w:val="Fuentedeprrafopredeter"/>
-    <w:link w:val="Ttulo1"/>
+  <w:style w:type="character" w:customStyle="1" w:styleId="Heading1Char">
+    <w:name w:val="Heading 1 Char"/>
+    <w:basedOn w:val="DefaultParagraphFont"/>
+    <w:link w:val="Heading1"/>
     <w:uiPriority w:val="9"/>
     <w:rsid w:val="00B8086A"/>
     <w:rPr>
@@ -769,10 +1059,10 @@
       <w:szCs w:val="40"/>
     </w:rPr>
   </w:style>
-  <w:style w:type="character" w:customStyle="1" w:styleId="Ttulo2Car">
-    <w:name w:val="Título 2 Car"/>
-    <w:basedOn w:val="Fuentedeprrafopredeter"/>
-    <w:link w:val="Ttulo2"/>
+  <w:style w:type="character" w:customStyle="1" w:styleId="Heading2Char">
+    <w:name w:val="Heading 2 Char"/>
+    <w:basedOn w:val="DefaultParagraphFont"/>
+    <w:link w:val="Heading2"/>
     <w:uiPriority w:val="9"/>
     <w:semiHidden/>
     <w:rsid w:val="00B8086A"/>
@@ -783,10 +1073,10 @@
       <w:szCs w:val="32"/>
     </w:rPr>
   </w:style>
-  <w:style w:type="character" w:customStyle="1" w:styleId="Ttulo3Car">
-    <w:name w:val="Título 3 Car"/>
-    <w:basedOn w:val="Fuentedeprrafopredeter"/>
-    <w:link w:val="Ttulo3"/>
+  <w:style w:type="character" w:customStyle="1" w:styleId="Heading3Char">
+    <w:name w:val="Heading 3 Char"/>
+    <w:basedOn w:val="DefaultParagraphFont"/>
+    <w:link w:val="Heading3"/>
     <w:uiPriority w:val="9"/>
     <w:semiHidden/>
     <w:rsid w:val="00B8086A"/>
@@ -797,10 +1087,10 @@
       <w:szCs w:val="28"/>
     </w:rPr>
   </w:style>
-  <w:style w:type="character" w:customStyle="1" w:styleId="Ttulo4Car">
-    <w:name w:val="Título 4 Car"/>
-    <w:basedOn w:val="Fuentedeprrafopredeter"/>
-    <w:link w:val="Ttulo4"/>
+  <w:style w:type="character" w:customStyle="1" w:styleId="Heading4Char">
+    <w:name w:val="Heading 4 Char"/>
+    <w:basedOn w:val="DefaultParagraphFont"/>
+    <w:link w:val="Heading4"/>
     <w:uiPriority w:val="9"/>
     <w:semiHidden/>
     <w:rsid w:val="00B8086A"/>
@@ -811,10 +1101,10 @@
       <w:color w:val="0F4761" w:themeColor="accent1" w:themeShade="BF"/>
     </w:rPr>
   </w:style>
-  <w:style w:type="character" w:customStyle="1" w:styleId="Ttulo5Car">
-    <w:name w:val="Título 5 Car"/>
-    <w:basedOn w:val="Fuentedeprrafopredeter"/>
-    <w:link w:val="Ttulo5"/>
+  <w:style w:type="character" w:customStyle="1" w:styleId="Heading5Char">
+    <w:name w:val="Heading 5 Char"/>
+    <w:basedOn w:val="DefaultParagraphFont"/>
+    <w:link w:val="Heading5"/>
     <w:uiPriority w:val="9"/>
     <w:semiHidden/>
     <w:rsid w:val="00B8086A"/>
@@ -823,10 +1113,10 @@
       <w:color w:val="0F4761" w:themeColor="accent1" w:themeShade="BF"/>
     </w:rPr>
   </w:style>
-  <w:style w:type="character" w:customStyle="1" w:styleId="Ttulo6Car">
-    <w:name w:val="Título 6 Car"/>
-    <w:basedOn w:val="Fuentedeprrafopredeter"/>
-    <w:link w:val="Ttulo6"/>
+  <w:style w:type="character" w:customStyle="1" w:styleId="Heading6Char">
+    <w:name w:val="Heading 6 Char"/>
+    <w:basedOn w:val="DefaultParagraphFont"/>
+    <w:link w:val="Heading6"/>
     <w:uiPriority w:val="9"/>
     <w:semiHidden/>
     <w:rsid w:val="00B8086A"/>
@@ -837,10 +1127,10 @@
       <w:color w:val="595959" w:themeColor="text1" w:themeTint="A6"/>
     </w:rPr>
   </w:style>
-  <w:style w:type="character" w:customStyle="1" w:styleId="Ttulo7Car">
-    <w:name w:val="Título 7 Car"/>
-    <w:basedOn w:val="Fuentedeprrafopredeter"/>
-    <w:link w:val="Ttulo7"/>
+  <w:style w:type="character" w:customStyle="1" w:styleId="Heading7Char">
+    <w:name w:val="Heading 7 Char"/>
+    <w:basedOn w:val="DefaultParagraphFont"/>
+    <w:link w:val="Heading7"/>
     <w:uiPriority w:val="9"/>
     <w:semiHidden/>
     <w:rsid w:val="00B8086A"/>
@@ -849,10 +1139,10 @@
       <w:color w:val="595959" w:themeColor="text1" w:themeTint="A6"/>
     </w:rPr>
   </w:style>
-  <w:style w:type="character" w:customStyle="1" w:styleId="Ttulo8Car">
-    <w:name w:val="Título 8 Car"/>
-    <w:basedOn w:val="Fuentedeprrafopredeter"/>
-    <w:link w:val="Ttulo8"/>
+  <w:style w:type="character" w:customStyle="1" w:styleId="Heading8Char">
+    <w:name w:val="Heading 8 Char"/>
+    <w:basedOn w:val="DefaultParagraphFont"/>
+    <w:link w:val="Heading8"/>
     <w:uiPriority w:val="9"/>
     <w:semiHidden/>
     <w:rsid w:val="00B8086A"/>
@@ -863,10 +1153,10 @@
       <w:color w:val="272727" w:themeColor="text1" w:themeTint="D8"/>
     </w:rPr>
   </w:style>
-  <w:style w:type="character" w:customStyle="1" w:styleId="Ttulo9Car">
-    <w:name w:val="Título 9 Car"/>
-    <w:basedOn w:val="Fuentedeprrafopredeter"/>
-    <w:link w:val="Ttulo9"/>
+  <w:style w:type="character" w:customStyle="1" w:styleId="Heading9Char">
+    <w:name w:val="Heading 9 Char"/>
+    <w:basedOn w:val="DefaultParagraphFont"/>
+    <w:link w:val="Heading9"/>
     <w:uiPriority w:val="9"/>
     <w:semiHidden/>
     <w:rsid w:val="00B8086A"/>
@@ -875,11 +1165,11 @@
       <w:color w:val="272727" w:themeColor="text1" w:themeTint="D8"/>
     </w:rPr>
   </w:style>
-  <w:style w:type="paragraph" w:styleId="Ttulo">
+  <w:style w:type="paragraph" w:styleId="Title">
     <w:name w:val="Title"/>
     <w:basedOn w:val="Normal"/>
     <w:next w:val="Normal"/>
-    <w:link w:val="TtuloCar"/>
+    <w:link w:val="TitleChar"/>
     <w:uiPriority w:val="10"/>
     <w:qFormat/>
     <w:rsid w:val="00B8086A"/>
@@ -895,10 +1185,10 @@
       <w:szCs w:val="56"/>
     </w:rPr>
   </w:style>
-  <w:style w:type="character" w:customStyle="1" w:styleId="TtuloCar">
-    <w:name w:val="Título Car"/>
-    <w:basedOn w:val="Fuentedeprrafopredeter"/>
-    <w:link w:val="Ttulo"/>
+  <w:style w:type="character" w:customStyle="1" w:styleId="TitleChar">
+    <w:name w:val="Title Char"/>
+    <w:basedOn w:val="DefaultParagraphFont"/>
+    <w:link w:val="Title"/>
     <w:uiPriority w:val="10"/>
     <w:rsid w:val="00B8086A"/>
     <w:rPr>
@@ -909,11 +1199,11 @@
       <w:szCs w:val="56"/>
     </w:rPr>
   </w:style>
-  <w:style w:type="paragraph" w:styleId="Subttulo">
+  <w:style w:type="paragraph" w:styleId="Subtitle">
     <w:name w:val="Subtitle"/>
     <w:basedOn w:val="Normal"/>
     <w:next w:val="Normal"/>
-    <w:link w:val="SubttuloCar"/>
+    <w:link w:val="SubtitleChar"/>
     <w:uiPriority w:val="11"/>
     <w:qFormat/>
     <w:rsid w:val="00B8086A"/>
@@ -930,10 +1220,10 @@
       <w:szCs w:val="28"/>
     </w:rPr>
   </w:style>
-  <w:style w:type="character" w:customStyle="1" w:styleId="SubttuloCar">
-    <w:name w:val="Subtítulo Car"/>
-    <w:basedOn w:val="Fuentedeprrafopredeter"/>
-    <w:link w:val="Subttulo"/>
+  <w:style w:type="character" w:customStyle="1" w:styleId="SubtitleChar">
+    <w:name w:val="Subtitle Char"/>
+    <w:basedOn w:val="DefaultParagraphFont"/>
+    <w:link w:val="Subtitle"/>
     <w:uiPriority w:val="11"/>
     <w:rsid w:val="00B8086A"/>
     <w:rPr>
@@ -944,11 +1234,11 @@
       <w:szCs w:val="28"/>
     </w:rPr>
   </w:style>
-  <w:style w:type="paragraph" w:styleId="Cita">
+  <w:style w:type="paragraph" w:styleId="Quote">
     <w:name w:val="Quote"/>
     <w:basedOn w:val="Normal"/>
     <w:next w:val="Normal"/>
-    <w:link w:val="CitaCar"/>
+    <w:link w:val="QuoteChar"/>
     <w:uiPriority w:val="29"/>
     <w:qFormat/>
     <w:rsid w:val="00B8086A"/>
@@ -962,10 +1252,10 @@
       <w:color w:val="404040" w:themeColor="text1" w:themeTint="BF"/>
     </w:rPr>
   </w:style>
-  <w:style w:type="character" w:customStyle="1" w:styleId="CitaCar">
-    <w:name w:val="Cita Car"/>
-    <w:basedOn w:val="Fuentedeprrafopredeter"/>
-    <w:link w:val="Cita"/>
+  <w:style w:type="character" w:customStyle="1" w:styleId="QuoteChar">
+    <w:name w:val="Quote Char"/>
+    <w:basedOn w:val="DefaultParagraphFont"/>
+    <w:link w:val="Quote"/>
     <w:uiPriority w:val="29"/>
     <w:rsid w:val="00B8086A"/>
     <w:rPr>
@@ -974,7 +1264,7 @@
       <w:color w:val="404040" w:themeColor="text1" w:themeTint="BF"/>
     </w:rPr>
   </w:style>
-  <w:style w:type="paragraph" w:styleId="Prrafodelista">
+  <w:style w:type="paragraph" w:styleId="ListParagraph">
     <w:name w:val="List Paragraph"/>
     <w:basedOn w:val="Normal"/>
     <w:uiPriority w:val="34"/>
@@ -985,9 +1275,9 @@
       <w:contextualSpacing/>
     </w:pPr>
   </w:style>
-  <w:style w:type="character" w:styleId="nfasisintenso">
+  <w:style w:type="character" w:styleId="IntenseEmphasis">
     <w:name w:val="Intense Emphasis"/>
-    <w:basedOn w:val="Fuentedeprrafopredeter"/>
+    <w:basedOn w:val="DefaultParagraphFont"/>
     <w:uiPriority w:val="21"/>
     <w:qFormat/>
     <w:rsid w:val="00B8086A"/>
@@ -997,11 +1287,11 @@
       <w:color w:val="0F4761" w:themeColor="accent1" w:themeShade="BF"/>
     </w:rPr>
   </w:style>
-  <w:style w:type="paragraph" w:styleId="Citadestacada">
+  <w:style w:type="paragraph" w:styleId="IntenseQuote">
     <w:name w:val="Intense Quote"/>
     <w:basedOn w:val="Normal"/>
     <w:next w:val="Normal"/>
-    <w:link w:val="CitadestacadaCar"/>
+    <w:link w:val="IntenseQuoteChar"/>
     <w:uiPriority w:val="30"/>
     <w:qFormat/>
     <w:rsid w:val="00B8086A"/>
@@ -1020,10 +1310,10 @@
       <w:color w:val="0F4761" w:themeColor="accent1" w:themeShade="BF"/>
     </w:rPr>
   </w:style>
-  <w:style w:type="character" w:customStyle="1" w:styleId="CitadestacadaCar">
-    <w:name w:val="Cita destacada Car"/>
-    <w:basedOn w:val="Fuentedeprrafopredeter"/>
-    <w:link w:val="Citadestacada"/>
+  <w:style w:type="character" w:customStyle="1" w:styleId="IntenseQuoteChar">
+    <w:name w:val="Intense Quote Char"/>
+    <w:basedOn w:val="DefaultParagraphFont"/>
+    <w:link w:val="IntenseQuote"/>
     <w:uiPriority w:val="30"/>
     <w:rsid w:val="00B8086A"/>
     <w:rPr>
@@ -1032,9 +1322,9 @@
       <w:color w:val="0F4761" w:themeColor="accent1" w:themeShade="BF"/>
     </w:rPr>
   </w:style>
-  <w:style w:type="character" w:styleId="Referenciaintensa">
+  <w:style w:type="character" w:styleId="IntenseReference">
     <w:name w:val="Intense Reference"/>
-    <w:basedOn w:val="Fuentedeprrafopredeter"/>
+    <w:basedOn w:val="DefaultParagraphFont"/>
     <w:uiPriority w:val="32"/>
     <w:qFormat/>
     <w:rsid w:val="00B8086A"/>
@@ -1046,10 +1336,10 @@
       <w:spacing w:val="5"/>
     </w:rPr>
   </w:style>
-  <w:style w:type="paragraph" w:styleId="Encabezado">
+  <w:style w:type="paragraph" w:styleId="Header">
     <w:name w:val="header"/>
     <w:basedOn w:val="Normal"/>
-    <w:link w:val="EncabezadoCar"/>
+    <w:link w:val="HeaderChar"/>
     <w:uiPriority w:val="99"/>
     <w:unhideWhenUsed/>
     <w:rsid w:val="00100145"/>
@@ -1061,17 +1351,17 @@
       <w:spacing w:after="0" w:line="240" w:lineRule="auto"/>
     </w:pPr>
   </w:style>
-  <w:style w:type="character" w:customStyle="1" w:styleId="EncabezadoCar">
-    <w:name w:val="Encabezado Car"/>
-    <w:basedOn w:val="Fuentedeprrafopredeter"/>
-    <w:link w:val="Encabezado"/>
+  <w:style w:type="character" w:customStyle="1" w:styleId="HeaderChar">
+    <w:name w:val="Header Char"/>
+    <w:basedOn w:val="DefaultParagraphFont"/>
+    <w:link w:val="Header"/>
     <w:uiPriority w:val="99"/>
     <w:rsid w:val="00100145"/>
   </w:style>
-  <w:style w:type="paragraph" w:styleId="Piedepgina">
+  <w:style w:type="paragraph" w:styleId="Footer">
     <w:name w:val="footer"/>
     <w:basedOn w:val="Normal"/>
-    <w:link w:val="PiedepginaCar"/>
+    <w:link w:val="FooterChar"/>
     <w:uiPriority w:val="99"/>
     <w:unhideWhenUsed/>
     <w:rsid w:val="00100145"/>
@@ -1083,10 +1373,10 @@
       <w:spacing w:after="0" w:line="240" w:lineRule="auto"/>
     </w:pPr>
   </w:style>
-  <w:style w:type="character" w:customStyle="1" w:styleId="PiedepginaCar">
-    <w:name w:val="Pie de página Car"/>
-    <w:basedOn w:val="Fuentedeprrafopredeter"/>
-    <w:link w:val="Piedepgina"/>
+  <w:style w:type="character" w:customStyle="1" w:styleId="FooterChar">
+    <w:name w:val="Footer Char"/>
+    <w:basedOn w:val="DefaultParagraphFont"/>
+    <w:link w:val="Footer"/>
     <w:uiPriority w:val="99"/>
     <w:rsid w:val="00100145"/>
   </w:style>

--- a/GarzonR - MendivelsoS.docx
+++ b/GarzonR - MendivelsoS.docx
@@ -1,6 +1,6 @@
 
 <file path=word/document.xml><?xml version="1.0" encoding="utf-8"?>
-<w:document xmlns:wpc="http://schemas.microsoft.com/office/word/2010/wordprocessingCanvas" xmlns:cx="http://schemas.microsoft.com/office/drawing/2014/chartex" xmlns:cx1="http://schemas.microsoft.com/office/drawing/2015/9/8/chartex" xmlns:cx2="http://schemas.microsoft.com/office/drawing/2015/10/21/chartex" xmlns:cx3="http://schemas.microsoft.com/office/drawing/2016/5/9/chartex" xmlns:cx4="http://schemas.microsoft.com/office/drawing/2016/5/10/chartex" xmlns:cx5="http://schemas.microsoft.com/office/drawing/2016/5/11/chartex" xmlns:cx6="http://schemas.microsoft.com/office/drawing/2016/5/12/chartex" xmlns:cx7="http://schemas.microsoft.com/office/drawing/2016/5/13/chartex" xmlns:cx8="http://schemas.microsoft.com/office/drawing/2016/5/14/chartex" xmlns:mc="http://schemas.openxmlformats.org/markup-compatibility/2006" xmlns:aink="http://schemas.microsoft.com/office/drawing/2016/ink" xmlns:am3d="http://schemas.microsoft.com/office/drawing/2017/model3d" xmlns:o="urn:schemas-microsoft-com:office:office" xmlns:oel="http://schemas.microsoft.com/office/2019/extlst" xmlns:r="http://schemas.openxmlformats.org/officeDocument/2006/relationships" xmlns:m="http://schemas.openxmlformats.org/officeDocument/2006/math" xmlns:v="urn:schemas-microsoft-com:vml" xmlns:wp14="http://schemas.microsoft.com/office/word/2010/wordprocessingDrawing" xmlns:wp="http://schemas.openxmlformats.org/drawingml/2006/wordprocessingDrawing" xmlns:w10="urn:schemas-microsoft-com:office:word" xmlns:w="http://schemas.openxmlformats.org/wordprocessingml/2006/main" xmlns:w14="http://schemas.microsoft.com/office/word/2010/wordml" xmlns:w15="http://schemas.microsoft.com/office/word/2012/wordml" xmlns:w16cex="http://schemas.microsoft.com/office/word/2018/wordml/cex" xmlns:w16cid="http://schemas.microsoft.com/office/word/2016/wordml/cid" xmlns:w16="http://schemas.microsoft.com/office/word/2018/wordml" xmlns:w16du="http://schemas.microsoft.com/office/word/2023/wordml/word16du" xmlns:w16sdtdh="http://schemas.microsoft.com/office/word/2020/wordml/sdtdatahash" xmlns:w16sdtfl="http://schemas.microsoft.com/office/word/2024/wordml/sdtformatlock" xmlns:w16se="http://schemas.microsoft.com/office/word/2015/wordml/symex" xmlns:wpg="http://schemas.microsoft.com/office/word/2010/wordprocessingGroup" xmlns:wpi="http://schemas.microsoft.com/office/word/2010/wordprocessingInk" xmlns:wne="http://schemas.microsoft.com/office/word/2006/wordml" xmlns:wps="http://schemas.microsoft.com/office/word/2010/wordprocessingShape" mc:Ignorable="w14 w15 w16se w16cid w16 w16cex w16sdtdh w16sdtfl w16du wp14">
+<w:document xmlns:wpc="http://schemas.microsoft.com/office/word/2010/wordprocessingCanvas" xmlns:cx="http://schemas.microsoft.com/office/drawing/2014/chartex" xmlns:cx1="http://schemas.microsoft.com/office/drawing/2015/9/8/chartex" xmlns:cx2="http://schemas.microsoft.com/office/drawing/2015/10/21/chartex" xmlns:cx3="http://schemas.microsoft.com/office/drawing/2016/5/9/chartex" xmlns:cx4="http://schemas.microsoft.com/office/drawing/2016/5/10/chartex" xmlns:cx5="http://schemas.microsoft.com/office/drawing/2016/5/11/chartex" xmlns:cx6="http://schemas.microsoft.com/office/drawing/2016/5/12/chartex" xmlns:cx7="http://schemas.microsoft.com/office/drawing/2016/5/13/chartex" xmlns:cx8="http://schemas.microsoft.com/office/drawing/2016/5/14/chartex" xmlns:mc="http://schemas.openxmlformats.org/markup-compatibility/2006" xmlns:aink="http://schemas.microsoft.com/office/drawing/2016/ink" xmlns:am3d="http://schemas.microsoft.com/office/drawing/2017/model3d" xmlns:o="urn:schemas-microsoft-com:office:office" xmlns:oel="http://schemas.microsoft.com/office/2019/extlst" xmlns:r="http://schemas.openxmlformats.org/officeDocument/2006/relationships" xmlns:m="http://schemas.openxmlformats.org/officeDocument/2006/math" xmlns:v="urn:schemas-microsoft-com:vml" xmlns:wp14="http://schemas.microsoft.com/office/word/2010/wordprocessingDrawing" xmlns:wp="http://schemas.openxmlformats.org/drawingml/2006/wordprocessingDrawing" xmlns:w10="urn:schemas-microsoft-com:office:word" xmlns:w="http://schemas.openxmlformats.org/wordprocessingml/2006/main" xmlns:w14="http://schemas.microsoft.com/office/word/2010/wordml" xmlns:w15="http://schemas.microsoft.com/office/word/2012/wordml" xmlns:w16cei="http://schemas.microsoft.com/office/word/2026/wordml/cei" xmlns:w16cex="http://schemas.microsoft.com/office/word/2018/wordml/cex" xmlns:w16cid="http://schemas.microsoft.com/office/word/2016/wordml/cid" xmlns:w16="http://schemas.microsoft.com/office/word/2018/wordml" xmlns:w16du="http://schemas.microsoft.com/office/word/2023/wordml/word16du" xmlns:w16sdtdh="http://schemas.microsoft.com/office/word/2020/wordml/sdtdatahash" xmlns:w16sdtfl="http://schemas.microsoft.com/office/word/2024/wordml/sdtformatlock" xmlns:w16se="http://schemas.microsoft.com/office/word/2015/wordml/symex" xmlns:wpg="http://schemas.microsoft.com/office/word/2010/wordprocessingGroup" xmlns:wpi="http://schemas.microsoft.com/office/word/2010/wordprocessingInk" xmlns:wne="http://schemas.microsoft.com/office/word/2006/wordml" xmlns:wps="http://schemas.microsoft.com/office/word/2010/wordprocessingShape" mc:Ignorable="w14 w15 w16se w16cid w16 w16cex w16sdtdh w16sdtfl w16du wp14">
   <w:body>
     <w:p>
       <w:pPr>
@@ -171,8 +171,17 @@
           <w:rFonts w:ascii="Times New Roman" w:eastAsia="Times New Roman" w:hAnsi="Times New Roman" w:cs="Times New Roman"/>
           <w:color w:val="000000" w:themeColor="text1"/>
         </w:rPr>
-        <w:t>David Santiago Garzon Rodriguez</w:t>
-      </w:r>
+        <w:t xml:space="preserve">David Santiago Garzon </w:t>
+      </w:r>
+      <w:proofErr w:type="spellStart"/>
+      <w:r>
+        <w:rPr>
+          <w:rFonts w:ascii="Times New Roman" w:eastAsia="Times New Roman" w:hAnsi="Times New Roman" w:cs="Times New Roman"/>
+          <w:color w:val="000000" w:themeColor="text1"/>
+        </w:rPr>
+        <w:t>Rodriguez</w:t>
+      </w:r>
+      <w:proofErr w:type="spellEnd"/>
     </w:p>
     <w:p>
       <w:pPr>
@@ -241,13 +250,94 @@
       </w:pPr>
     </w:p>
     <w:p/>
+    <w:p/>
+    <w:p/>
+    <w:p/>
+    <w:p/>
+    <w:p/>
+    <w:p>
+      <w:r>
+        <w:lastRenderedPageBreak/>
+        <w:drawing>
+          <wp:inline distT="0" distB="0" distL="0" distR="0" wp14:anchorId="5C7BCA41" wp14:editId="5C30AB9D">
+            <wp:extent cx="5612130" cy="1643380"/>
+            <wp:effectExtent l="0" t="0" r="7620" b="0"/>
+            <wp:docPr id="943492219" name="Imagen 1">
+              <a:extLst xmlns:a="http://schemas.openxmlformats.org/drawingml/2006/main">
+                <a:ext uri="{FF2B5EF4-FFF2-40B4-BE49-F238E27FC236}">
+                  <a16:creationId xmlns:a16="http://schemas.microsoft.com/office/drawing/2014/main" id="{864B661D-B60F-4856-BD72-3997E4434661}"/>
+                </a:ext>
+              </a:extLst>
+            </wp:docPr>
+            <wp:cNvGraphicFramePr>
+              <a:graphicFrameLocks xmlns:a="http://schemas.openxmlformats.org/drawingml/2006/main" noChangeAspect="1"/>
+            </wp:cNvGraphicFramePr>
+            <a:graphic xmlns:a="http://schemas.openxmlformats.org/drawingml/2006/main">
+              <a:graphicData uri="http://schemas.openxmlformats.org/drawingml/2006/picture">
+                <pic:pic xmlns:pic="http://schemas.openxmlformats.org/drawingml/2006/picture">
+                  <pic:nvPicPr>
+                    <pic:cNvPr id="1598443540" name=""/>
+                    <pic:cNvPicPr/>
+                  </pic:nvPicPr>
+                  <pic:blipFill>
+                    <a:blip r:embed="rId6"/>
+                    <a:stretch>
+                      <a:fillRect/>
+                    </a:stretch>
+                  </pic:blipFill>
+                  <pic:spPr>
+                    <a:xfrm>
+                      <a:off x="0" y="0"/>
+                      <a:ext cx="5612130" cy="1643380"/>
+                    </a:xfrm>
+                    <a:prstGeom prst="rect">
+                      <a:avLst/>
+                    </a:prstGeom>
+                  </pic:spPr>
+                </pic:pic>
+              </a:graphicData>
+            </a:graphic>
+          </wp:inline>
+        </w:drawing>
+      </w:r>
+    </w:p>
+    <w:p>
+      <w:r>
+        <w:t>PARTE I. Conociendo el proyecto</w:t>
+      </w:r>
+    </w:p>
+    <w:p>
+      <w:r>
+        <w:t xml:space="preserve">A Revisando línea base [En </w:t>
+      </w:r>
+      <w:proofErr w:type="gramStart"/>
+      <w:r>
+        <w:t>lab02.pdf ]</w:t>
+      </w:r>
+      <w:proofErr w:type="gramEnd"/>
+    </w:p>
+    <w:p/>
+    <w:p>
+      <w:r>
+        <w:t>1. El proyecto “</w:t>
+      </w:r>
+      <w:proofErr w:type="spellStart"/>
+      <w:r>
+        <w:t>miniTunes</w:t>
+      </w:r>
+      <w:proofErr w:type="spellEnd"/>
+      <w:r>
+        <w:t>” contiene una construcción parcial del sistema. Revisen el directorio donde se encuentra el proyecto. Describan el contenido en términos de (a) directorios y de (b)las</w:t>
+      </w:r>
+    </w:p>
+    <w:p/>
+    <w:p>
+      <w:r>
+        <w:t>extensiones de los archivos.</w:t>
+      </w:r>
+    </w:p>
     <w:sectPr>
-      <w:headerReference w:type="even" r:id="rId6"/>
       <w:headerReference w:type="default" r:id="rId7"/>
-      <w:footerReference w:type="even" r:id="rId8"/>
-      <w:footerReference w:type="default" r:id="rId9"/>
-      <w:headerReference w:type="first" r:id="rId10"/>
-      <w:footerReference w:type="first" r:id="rId11"/>
       <w:pgSz w:w="12240" w:h="15840"/>
       <w:pgMar w:top="1417" w:right="1701" w:bottom="1417" w:left="1701" w:header="708" w:footer="708" w:gutter="0"/>
       <w:cols w:space="708"/>
@@ -258,7 +348,7 @@
 </file>
 
 <file path=word/endnotes.xml><?xml version="1.0" encoding="utf-8"?>
-<w:endnotes xmlns:wpc="http://schemas.microsoft.com/office/word/2010/wordprocessingCanvas" xmlns:cx="http://schemas.microsoft.com/office/drawing/2014/chartex" xmlns:cx1="http://schemas.microsoft.com/office/drawing/2015/9/8/chartex" xmlns:cx2="http://schemas.microsoft.com/office/drawing/2015/10/21/chartex" xmlns:cx3="http://schemas.microsoft.com/office/drawing/2016/5/9/chartex" xmlns:cx4="http://schemas.microsoft.com/office/drawing/2016/5/10/chartex" xmlns:cx5="http://schemas.microsoft.com/office/drawing/2016/5/11/chartex" xmlns:cx6="http://schemas.microsoft.com/office/drawing/2016/5/12/chartex" xmlns:cx7="http://schemas.microsoft.com/office/drawing/2016/5/13/chartex" xmlns:cx8="http://schemas.microsoft.com/office/drawing/2016/5/14/chartex" xmlns:mc="http://schemas.openxmlformats.org/markup-compatibility/2006" xmlns:aink="http://schemas.microsoft.com/office/drawing/2016/ink" xmlns:am3d="http://schemas.microsoft.com/office/drawing/2017/model3d" xmlns:o="urn:schemas-microsoft-com:office:office" xmlns:oel="http://schemas.microsoft.com/office/2019/extlst" xmlns:r="http://schemas.openxmlformats.org/officeDocument/2006/relationships" xmlns:m="http://schemas.openxmlformats.org/officeDocument/2006/math" xmlns:v="urn:schemas-microsoft-com:vml" xmlns:wp14="http://schemas.microsoft.com/office/word/2010/wordprocessingDrawing" xmlns:wp="http://schemas.openxmlformats.org/drawingml/2006/wordprocessingDrawing" xmlns:w10="urn:schemas-microsoft-com:office:word" xmlns:w="http://schemas.openxmlformats.org/wordprocessingml/2006/main" xmlns:w14="http://schemas.microsoft.com/office/word/2010/wordml" xmlns:w15="http://schemas.microsoft.com/office/word/2012/wordml" xmlns:w16cex="http://schemas.microsoft.com/office/word/2018/wordml/cex" xmlns:w16cid="http://schemas.microsoft.com/office/word/2016/wordml/cid" xmlns:w16="http://schemas.microsoft.com/office/word/2018/wordml" xmlns:w16du="http://schemas.microsoft.com/office/word/2023/wordml/word16du" xmlns:w16sdtdh="http://schemas.microsoft.com/office/word/2020/wordml/sdtdatahash" xmlns:w16sdtfl="http://schemas.microsoft.com/office/word/2024/wordml/sdtformatlock" xmlns:w16se="http://schemas.microsoft.com/office/word/2015/wordml/symex" xmlns:wpg="http://schemas.microsoft.com/office/word/2010/wordprocessingGroup" xmlns:wpi="http://schemas.microsoft.com/office/word/2010/wordprocessingInk" xmlns:wne="http://schemas.microsoft.com/office/word/2006/wordml" xmlns:wps="http://schemas.microsoft.com/office/word/2010/wordprocessingShape" mc:Ignorable="w14 w15 w16se w16cid w16 w16cex w16sdtdh w16sdtfl w16du wp14">
+<w:endnotes xmlns:wpc="http://schemas.microsoft.com/office/word/2010/wordprocessingCanvas" xmlns:cx="http://schemas.microsoft.com/office/drawing/2014/chartex" xmlns:cx1="http://schemas.microsoft.com/office/drawing/2015/9/8/chartex" xmlns:cx2="http://schemas.microsoft.com/office/drawing/2015/10/21/chartex" xmlns:cx3="http://schemas.microsoft.com/office/drawing/2016/5/9/chartex" xmlns:cx4="http://schemas.microsoft.com/office/drawing/2016/5/10/chartex" xmlns:cx5="http://schemas.microsoft.com/office/drawing/2016/5/11/chartex" xmlns:cx6="http://schemas.microsoft.com/office/drawing/2016/5/12/chartex" xmlns:cx7="http://schemas.microsoft.com/office/drawing/2016/5/13/chartex" xmlns:cx8="http://schemas.microsoft.com/office/drawing/2016/5/14/chartex" xmlns:mc="http://schemas.openxmlformats.org/markup-compatibility/2006" xmlns:aink="http://schemas.microsoft.com/office/drawing/2016/ink" xmlns:am3d="http://schemas.microsoft.com/office/drawing/2017/model3d" xmlns:o="urn:schemas-microsoft-com:office:office" xmlns:oel="http://schemas.microsoft.com/office/2019/extlst" xmlns:r="http://schemas.openxmlformats.org/officeDocument/2006/relationships" xmlns:m="http://schemas.openxmlformats.org/officeDocument/2006/math" xmlns:v="urn:schemas-microsoft-com:vml" xmlns:wp14="http://schemas.microsoft.com/office/word/2010/wordprocessingDrawing" xmlns:wp="http://schemas.openxmlformats.org/drawingml/2006/wordprocessingDrawing" xmlns:w10="urn:schemas-microsoft-com:office:word" xmlns:w="http://schemas.openxmlformats.org/wordprocessingml/2006/main" xmlns:w14="http://schemas.microsoft.com/office/word/2010/wordml" xmlns:w15="http://schemas.microsoft.com/office/word/2012/wordml" xmlns:w16cei="http://schemas.microsoft.com/office/word/2026/wordml/cei" xmlns:w16cex="http://schemas.microsoft.com/office/word/2018/wordml/cex" xmlns:w16cid="http://schemas.microsoft.com/office/word/2016/wordml/cid" xmlns:w16="http://schemas.microsoft.com/office/word/2018/wordml" xmlns:w16du="http://schemas.microsoft.com/office/word/2023/wordml/word16du" xmlns:w16sdtdh="http://schemas.microsoft.com/office/word/2020/wordml/sdtdatahash" xmlns:w16sdtfl="http://schemas.microsoft.com/office/word/2024/wordml/sdtformatlock" xmlns:w16se="http://schemas.microsoft.com/office/word/2015/wordml/symex" xmlns:wpg="http://schemas.microsoft.com/office/word/2010/wordprocessingGroup" xmlns:wpi="http://schemas.microsoft.com/office/word/2010/wordprocessingInk" xmlns:wne="http://schemas.microsoft.com/office/word/2006/wordml" xmlns:wps="http://schemas.microsoft.com/office/word/2010/wordprocessingShape" mc:Ignorable="w14 w15 w16se w16cid w16 w16cex w16sdtdh w16sdtfl w16du wp14">
   <w:endnote w:type="separator" w:id="-1">
     <w:p>
       <w:pPr>
@@ -282,38 +372,8 @@
 </w:endnotes>
 </file>
 
-<file path=word/footer1.xml><?xml version="1.0" encoding="utf-8"?>
-<w:ftr xmlns:wpc="http://schemas.microsoft.com/office/word/2010/wordprocessingCanvas" xmlns:cx="http://schemas.microsoft.com/office/drawing/2014/chartex" xmlns:cx1="http://schemas.microsoft.com/office/drawing/2015/9/8/chartex" xmlns:cx2="http://schemas.microsoft.com/office/drawing/2015/10/21/chartex" xmlns:cx3="http://schemas.microsoft.com/office/drawing/2016/5/9/chartex" xmlns:cx4="http://schemas.microsoft.com/office/drawing/2016/5/10/chartex" xmlns:cx5="http://schemas.microsoft.com/office/drawing/2016/5/11/chartex" xmlns:cx6="http://schemas.microsoft.com/office/drawing/2016/5/12/chartex" xmlns:cx7="http://schemas.microsoft.com/office/drawing/2016/5/13/chartex" xmlns:cx8="http://schemas.microsoft.com/office/drawing/2016/5/14/chartex" xmlns:mc="http://schemas.openxmlformats.org/markup-compatibility/2006" xmlns:aink="http://schemas.microsoft.com/office/drawing/2016/ink" xmlns:am3d="http://schemas.microsoft.com/office/drawing/2017/model3d" xmlns:o="urn:schemas-microsoft-com:office:office" xmlns:oel="http://schemas.microsoft.com/office/2019/extlst" xmlns:r="http://schemas.openxmlformats.org/officeDocument/2006/relationships" xmlns:m="http://schemas.openxmlformats.org/officeDocument/2006/math" xmlns:v="urn:schemas-microsoft-com:vml" xmlns:wp14="http://schemas.microsoft.com/office/word/2010/wordprocessingDrawing" xmlns:wp="http://schemas.openxmlformats.org/drawingml/2006/wordprocessingDrawing" xmlns:w10="urn:schemas-microsoft-com:office:word" xmlns:w="http://schemas.openxmlformats.org/wordprocessingml/2006/main" xmlns:w14="http://schemas.microsoft.com/office/word/2010/wordml" xmlns:w15="http://schemas.microsoft.com/office/word/2012/wordml" xmlns:w16cex="http://schemas.microsoft.com/office/word/2018/wordml/cex" xmlns:w16cid="http://schemas.microsoft.com/office/word/2016/wordml/cid" xmlns:w16="http://schemas.microsoft.com/office/word/2018/wordml" xmlns:w16du="http://schemas.microsoft.com/office/word/2023/wordml/word16du" xmlns:w16sdtdh="http://schemas.microsoft.com/office/word/2020/wordml/sdtdatahash" xmlns:w16sdtfl="http://schemas.microsoft.com/office/word/2024/wordml/sdtformatlock" xmlns:w16se="http://schemas.microsoft.com/office/word/2015/wordml/symex" xmlns:wpg="http://schemas.microsoft.com/office/word/2010/wordprocessingGroup" xmlns:wpi="http://schemas.microsoft.com/office/word/2010/wordprocessingInk" xmlns:wne="http://schemas.microsoft.com/office/word/2006/wordml" xmlns:wps="http://schemas.microsoft.com/office/word/2010/wordprocessingShape" mc:Ignorable="w14 w15 w16se w16cid w16 w16cex w16sdtdh w16sdtfl w16du wp14">
-  <w:p>
-    <w:pPr>
-      <w:pStyle w:val="Footer"/>
-    </w:pPr>
-  </w:p>
-</w:ftr>
-</file>
-
-<file path=word/footer2.xml><?xml version="1.0" encoding="utf-8"?>
-<w:ftr xmlns:wpc="http://schemas.microsoft.com/office/word/2010/wordprocessingCanvas" xmlns:cx="http://schemas.microsoft.com/office/drawing/2014/chartex" xmlns:cx1="http://schemas.microsoft.com/office/drawing/2015/9/8/chartex" xmlns:cx2="http://schemas.microsoft.com/office/drawing/2015/10/21/chartex" xmlns:cx3="http://schemas.microsoft.com/office/drawing/2016/5/9/chartex" xmlns:cx4="http://schemas.microsoft.com/office/drawing/2016/5/10/chartex" xmlns:cx5="http://schemas.microsoft.com/office/drawing/2016/5/11/chartex" xmlns:cx6="http://schemas.microsoft.com/office/drawing/2016/5/12/chartex" xmlns:cx7="http://schemas.microsoft.com/office/drawing/2016/5/13/chartex" xmlns:cx8="http://schemas.microsoft.com/office/drawing/2016/5/14/chartex" xmlns:mc="http://schemas.openxmlformats.org/markup-compatibility/2006" xmlns:aink="http://schemas.microsoft.com/office/drawing/2016/ink" xmlns:am3d="http://schemas.microsoft.com/office/drawing/2017/model3d" xmlns:o="urn:schemas-microsoft-com:office:office" xmlns:oel="http://schemas.microsoft.com/office/2019/extlst" xmlns:r="http://schemas.openxmlformats.org/officeDocument/2006/relationships" xmlns:m="http://schemas.openxmlformats.org/officeDocument/2006/math" xmlns:v="urn:schemas-microsoft-com:vml" xmlns:wp14="http://schemas.microsoft.com/office/word/2010/wordprocessingDrawing" xmlns:wp="http://schemas.openxmlformats.org/drawingml/2006/wordprocessingDrawing" xmlns:w10="urn:schemas-microsoft-com:office:word" xmlns:w="http://schemas.openxmlformats.org/wordprocessingml/2006/main" xmlns:w14="http://schemas.microsoft.com/office/word/2010/wordml" xmlns:w15="http://schemas.microsoft.com/office/word/2012/wordml" xmlns:w16cex="http://schemas.microsoft.com/office/word/2018/wordml/cex" xmlns:w16cid="http://schemas.microsoft.com/office/word/2016/wordml/cid" xmlns:w16="http://schemas.microsoft.com/office/word/2018/wordml" xmlns:w16du="http://schemas.microsoft.com/office/word/2023/wordml/word16du" xmlns:w16sdtdh="http://schemas.microsoft.com/office/word/2020/wordml/sdtdatahash" xmlns:w16sdtfl="http://schemas.microsoft.com/office/word/2024/wordml/sdtformatlock" xmlns:w16se="http://schemas.microsoft.com/office/word/2015/wordml/symex" xmlns:wpg="http://schemas.microsoft.com/office/word/2010/wordprocessingGroup" xmlns:wpi="http://schemas.microsoft.com/office/word/2010/wordprocessingInk" xmlns:wne="http://schemas.microsoft.com/office/word/2006/wordml" xmlns:wps="http://schemas.microsoft.com/office/word/2010/wordprocessingShape" mc:Ignorable="w14 w15 w16se w16cid w16 w16cex w16sdtdh w16sdtfl w16du wp14">
-  <w:p>
-    <w:pPr>
-      <w:pStyle w:val="Footer"/>
-    </w:pPr>
-  </w:p>
-</w:ftr>
-</file>
-
-<file path=word/footer3.xml><?xml version="1.0" encoding="utf-8"?>
-<w:ftr xmlns:wpc="http://schemas.microsoft.com/office/word/2010/wordprocessingCanvas" xmlns:cx="http://schemas.microsoft.com/office/drawing/2014/chartex" xmlns:cx1="http://schemas.microsoft.com/office/drawing/2015/9/8/chartex" xmlns:cx2="http://schemas.microsoft.com/office/drawing/2015/10/21/chartex" xmlns:cx3="http://schemas.microsoft.com/office/drawing/2016/5/9/chartex" xmlns:cx4="http://schemas.microsoft.com/office/drawing/2016/5/10/chartex" xmlns:cx5="http://schemas.microsoft.com/office/drawing/2016/5/11/chartex" xmlns:cx6="http://schemas.microsoft.com/office/drawing/2016/5/12/chartex" xmlns:cx7="http://schemas.microsoft.com/office/drawing/2016/5/13/chartex" xmlns:cx8="http://schemas.microsoft.com/office/drawing/2016/5/14/chartex" xmlns:mc="http://schemas.openxmlformats.org/markup-compatibility/2006" xmlns:aink="http://schemas.microsoft.com/office/drawing/2016/ink" xmlns:am3d="http://schemas.microsoft.com/office/drawing/2017/model3d" xmlns:o="urn:schemas-microsoft-com:office:office" xmlns:oel="http://schemas.microsoft.com/office/2019/extlst" xmlns:r="http://schemas.openxmlformats.org/officeDocument/2006/relationships" xmlns:m="http://schemas.openxmlformats.org/officeDocument/2006/math" xmlns:v="urn:schemas-microsoft-com:vml" xmlns:wp14="http://schemas.microsoft.com/office/word/2010/wordprocessingDrawing" xmlns:wp="http://schemas.openxmlformats.org/drawingml/2006/wordprocessingDrawing" xmlns:w10="urn:schemas-microsoft-com:office:word" xmlns:w="http://schemas.openxmlformats.org/wordprocessingml/2006/main" xmlns:w14="http://schemas.microsoft.com/office/word/2010/wordml" xmlns:w15="http://schemas.microsoft.com/office/word/2012/wordml" xmlns:w16cex="http://schemas.microsoft.com/office/word/2018/wordml/cex" xmlns:w16cid="http://schemas.microsoft.com/office/word/2016/wordml/cid" xmlns:w16="http://schemas.microsoft.com/office/word/2018/wordml" xmlns:w16du="http://schemas.microsoft.com/office/word/2023/wordml/word16du" xmlns:w16sdtdh="http://schemas.microsoft.com/office/word/2020/wordml/sdtdatahash" xmlns:w16sdtfl="http://schemas.microsoft.com/office/word/2024/wordml/sdtformatlock" xmlns:w16se="http://schemas.microsoft.com/office/word/2015/wordml/symex" xmlns:wpg="http://schemas.microsoft.com/office/word/2010/wordprocessingGroup" xmlns:wpi="http://schemas.microsoft.com/office/word/2010/wordprocessingInk" xmlns:wne="http://schemas.microsoft.com/office/word/2006/wordml" xmlns:wps="http://schemas.microsoft.com/office/word/2010/wordprocessingShape" mc:Ignorable="w14 w15 w16se w16cid w16 w16cex w16sdtdh w16sdtfl w16du wp14">
-  <w:p>
-    <w:pPr>
-      <w:pStyle w:val="Footer"/>
-    </w:pPr>
-  </w:p>
-</w:ftr>
-</file>
-
 <file path=word/footnotes.xml><?xml version="1.0" encoding="utf-8"?>
-<w:footnotes xmlns:wpc="http://schemas.microsoft.com/office/word/2010/wordprocessingCanvas" xmlns:cx="http://schemas.microsoft.com/office/drawing/2014/chartex" xmlns:cx1="http://schemas.microsoft.com/office/drawing/2015/9/8/chartex" xmlns:cx2="http://schemas.microsoft.com/office/drawing/2015/10/21/chartex" xmlns:cx3="http://schemas.microsoft.com/office/drawing/2016/5/9/chartex" xmlns:cx4="http://schemas.microsoft.com/office/drawing/2016/5/10/chartex" xmlns:cx5="http://schemas.microsoft.com/office/drawing/2016/5/11/chartex" xmlns:cx6="http://schemas.microsoft.com/office/drawing/2016/5/12/chartex" xmlns:cx7="http://schemas.microsoft.com/office/drawing/2016/5/13/chartex" xmlns:cx8="http://schemas.microsoft.com/office/drawing/2016/5/14/chartex" xmlns:mc="http://schemas.openxmlformats.org/markup-compatibility/2006" xmlns:aink="http://schemas.microsoft.com/office/drawing/2016/ink" xmlns:am3d="http://schemas.microsoft.com/office/drawing/2017/model3d" xmlns:o="urn:schemas-microsoft-com:office:office" xmlns:oel="http://schemas.microsoft.com/office/2019/extlst" xmlns:r="http://schemas.openxmlformats.org/officeDocument/2006/relationships" xmlns:m="http://schemas.openxmlformats.org/officeDocument/2006/math" xmlns:v="urn:schemas-microsoft-com:vml" xmlns:wp14="http://schemas.microsoft.com/office/word/2010/wordprocessingDrawing" xmlns:wp="http://schemas.openxmlformats.org/drawingml/2006/wordprocessingDrawing" xmlns:w10="urn:schemas-microsoft-com:office:word" xmlns:w="http://schemas.openxmlformats.org/wordprocessingml/2006/main" xmlns:w14="http://schemas.microsoft.com/office/word/2010/wordml" xmlns:w15="http://schemas.microsoft.com/office/word/2012/wordml" xmlns:w16cex="http://schemas.microsoft.com/office/word/2018/wordml/cex" xmlns:w16cid="http://schemas.microsoft.com/office/word/2016/wordml/cid" xmlns:w16="http://schemas.microsoft.com/office/word/2018/wordml" xmlns:w16du="http://schemas.microsoft.com/office/word/2023/wordml/word16du" xmlns:w16sdtdh="http://schemas.microsoft.com/office/word/2020/wordml/sdtdatahash" xmlns:w16sdtfl="http://schemas.microsoft.com/office/word/2024/wordml/sdtformatlock" xmlns:w16se="http://schemas.microsoft.com/office/word/2015/wordml/symex" xmlns:wpg="http://schemas.microsoft.com/office/word/2010/wordprocessingGroup" xmlns:wpi="http://schemas.microsoft.com/office/word/2010/wordprocessingInk" xmlns:wne="http://schemas.microsoft.com/office/word/2006/wordml" xmlns:wps="http://schemas.microsoft.com/office/word/2010/wordprocessingShape" mc:Ignorable="w14 w15 w16se w16cid w16 w16cex w16sdtdh w16sdtfl w16du wp14">
+<w:footnotes xmlns:wpc="http://schemas.microsoft.com/office/word/2010/wordprocessingCanvas" xmlns:cx="http://schemas.microsoft.com/office/drawing/2014/chartex" xmlns:cx1="http://schemas.microsoft.com/office/drawing/2015/9/8/chartex" xmlns:cx2="http://schemas.microsoft.com/office/drawing/2015/10/21/chartex" xmlns:cx3="http://schemas.microsoft.com/office/drawing/2016/5/9/chartex" xmlns:cx4="http://schemas.microsoft.com/office/drawing/2016/5/10/chartex" xmlns:cx5="http://schemas.microsoft.com/office/drawing/2016/5/11/chartex" xmlns:cx6="http://schemas.microsoft.com/office/drawing/2016/5/12/chartex" xmlns:cx7="http://schemas.microsoft.com/office/drawing/2016/5/13/chartex" xmlns:cx8="http://schemas.microsoft.com/office/drawing/2016/5/14/chartex" xmlns:mc="http://schemas.openxmlformats.org/markup-compatibility/2006" xmlns:aink="http://schemas.microsoft.com/office/drawing/2016/ink" xmlns:am3d="http://schemas.microsoft.com/office/drawing/2017/model3d" xmlns:o="urn:schemas-microsoft-com:office:office" xmlns:oel="http://schemas.microsoft.com/office/2019/extlst" xmlns:r="http://schemas.openxmlformats.org/officeDocument/2006/relationships" xmlns:m="http://schemas.openxmlformats.org/officeDocument/2006/math" xmlns:v="urn:schemas-microsoft-com:vml" xmlns:wp14="http://schemas.microsoft.com/office/word/2010/wordprocessingDrawing" xmlns:wp="http://schemas.openxmlformats.org/drawingml/2006/wordprocessingDrawing" xmlns:w10="urn:schemas-microsoft-com:office:word" xmlns:w="http://schemas.openxmlformats.org/wordprocessingml/2006/main" xmlns:w14="http://schemas.microsoft.com/office/word/2010/wordml" xmlns:w15="http://schemas.microsoft.com/office/word/2012/wordml" xmlns:w16cei="http://schemas.microsoft.com/office/word/2026/wordml/cei" xmlns:w16cex="http://schemas.microsoft.com/office/word/2018/wordml/cex" xmlns:w16cid="http://schemas.microsoft.com/office/word/2016/wordml/cid" xmlns:w16="http://schemas.microsoft.com/office/word/2018/wordml" xmlns:w16du="http://schemas.microsoft.com/office/word/2023/wordml/word16du" xmlns:w16sdtdh="http://schemas.microsoft.com/office/word/2020/wordml/sdtdatahash" xmlns:w16sdtfl="http://schemas.microsoft.com/office/word/2024/wordml/sdtformatlock" xmlns:w16se="http://schemas.microsoft.com/office/word/2015/wordml/symex" xmlns:wpg="http://schemas.microsoft.com/office/word/2010/wordprocessingGroup" xmlns:wpi="http://schemas.microsoft.com/office/word/2010/wordprocessingInk" xmlns:wne="http://schemas.microsoft.com/office/word/2006/wordml" xmlns:wps="http://schemas.microsoft.com/office/word/2010/wordprocessingShape" mc:Ignorable="w14 w15 w16se w16cid w16 w16cex w16sdtdh w16sdtfl w16du wp14">
   <w:footnote w:type="separator" w:id="-1">
     <w:p>
       <w:pPr>
@@ -338,17 +398,7 @@
 </file>
 
 <file path=word/header1.xml><?xml version="1.0" encoding="utf-8"?>
-<w:hdr xmlns:wpc="http://schemas.microsoft.com/office/word/2010/wordprocessingCanvas" xmlns:cx="http://schemas.microsoft.com/office/drawing/2014/chartex" xmlns:cx1="http://schemas.microsoft.com/office/drawing/2015/9/8/chartex" xmlns:cx2="http://schemas.microsoft.com/office/drawing/2015/10/21/chartex" xmlns:cx3="http://schemas.microsoft.com/office/drawing/2016/5/9/chartex" xmlns:cx4="http://schemas.microsoft.com/office/drawing/2016/5/10/chartex" xmlns:cx5="http://schemas.microsoft.com/office/drawing/2016/5/11/chartex" xmlns:cx6="http://schemas.microsoft.com/office/drawing/2016/5/12/chartex" xmlns:cx7="http://schemas.microsoft.com/office/drawing/2016/5/13/chartex" xmlns:cx8="http://schemas.microsoft.com/office/drawing/2016/5/14/chartex" xmlns:mc="http://schemas.openxmlformats.org/markup-compatibility/2006" xmlns:aink="http://schemas.microsoft.com/office/drawing/2016/ink" xmlns:am3d="http://schemas.microsoft.com/office/drawing/2017/model3d" xmlns:o="urn:schemas-microsoft-com:office:office" xmlns:oel="http://schemas.microsoft.com/office/2019/extlst" xmlns:r="http://schemas.openxmlformats.org/officeDocument/2006/relationships" xmlns:m="http://schemas.openxmlformats.org/officeDocument/2006/math" xmlns:v="urn:schemas-microsoft-com:vml" xmlns:wp14="http://schemas.microsoft.com/office/word/2010/wordprocessingDrawing" xmlns:wp="http://schemas.openxmlformats.org/drawingml/2006/wordprocessingDrawing" xmlns:w10="urn:schemas-microsoft-com:office:word" xmlns:w="http://schemas.openxmlformats.org/wordprocessingml/2006/main" xmlns:w14="http://schemas.microsoft.com/office/word/2010/wordml" xmlns:w15="http://schemas.microsoft.com/office/word/2012/wordml" xmlns:w16cex="http://schemas.microsoft.com/office/word/2018/wordml/cex" xmlns:w16cid="http://schemas.microsoft.com/office/word/2016/wordml/cid" xmlns:w16="http://schemas.microsoft.com/office/word/2018/wordml" xmlns:w16du="http://schemas.microsoft.com/office/word/2023/wordml/word16du" xmlns:w16sdtdh="http://schemas.microsoft.com/office/word/2020/wordml/sdtdatahash" xmlns:w16sdtfl="http://schemas.microsoft.com/office/word/2024/wordml/sdtformatlock" xmlns:w16se="http://schemas.microsoft.com/office/word/2015/wordml/symex" xmlns:wpg="http://schemas.microsoft.com/office/word/2010/wordprocessingGroup" xmlns:wpi="http://schemas.microsoft.com/office/word/2010/wordprocessingInk" xmlns:wne="http://schemas.microsoft.com/office/word/2006/wordml" xmlns:wps="http://schemas.microsoft.com/office/word/2010/wordprocessingShape" mc:Ignorable="w14 w15 w16se w16cid w16 w16cex w16sdtdh w16sdtfl w16du wp14">
-  <w:p>
-    <w:pPr>
-      <w:pStyle w:val="Header"/>
-    </w:pPr>
-  </w:p>
-</w:hdr>
-</file>
-
-<file path=word/header2.xml><?xml version="1.0" encoding="utf-8"?>
-<w:hdr xmlns:wpc="http://schemas.microsoft.com/office/word/2010/wordprocessingCanvas" xmlns:cx="http://schemas.microsoft.com/office/drawing/2014/chartex" xmlns:cx1="http://schemas.microsoft.com/office/drawing/2015/9/8/chartex" xmlns:cx2="http://schemas.microsoft.com/office/drawing/2015/10/21/chartex" xmlns:cx3="http://schemas.microsoft.com/office/drawing/2016/5/9/chartex" xmlns:cx4="http://schemas.microsoft.com/office/drawing/2016/5/10/chartex" xmlns:cx5="http://schemas.microsoft.com/office/drawing/2016/5/11/chartex" xmlns:cx6="http://schemas.microsoft.com/office/drawing/2016/5/12/chartex" xmlns:cx7="http://schemas.microsoft.com/office/drawing/2016/5/13/chartex" xmlns:cx8="http://schemas.microsoft.com/office/drawing/2016/5/14/chartex" xmlns:mc="http://schemas.openxmlformats.org/markup-compatibility/2006" xmlns:aink="http://schemas.microsoft.com/office/drawing/2016/ink" xmlns:am3d="http://schemas.microsoft.com/office/drawing/2017/model3d" xmlns:o="urn:schemas-microsoft-com:office:office" xmlns:oel="http://schemas.microsoft.com/office/2019/extlst" xmlns:r="http://schemas.openxmlformats.org/officeDocument/2006/relationships" xmlns:m="http://schemas.openxmlformats.org/officeDocument/2006/math" xmlns:v="urn:schemas-microsoft-com:vml" xmlns:wp14="http://schemas.microsoft.com/office/word/2010/wordprocessingDrawing" xmlns:wp="http://schemas.openxmlformats.org/drawingml/2006/wordprocessingDrawing" xmlns:w10="urn:schemas-microsoft-com:office:word" xmlns:w="http://schemas.openxmlformats.org/wordprocessingml/2006/main" xmlns:w14="http://schemas.microsoft.com/office/word/2010/wordml" xmlns:w15="http://schemas.microsoft.com/office/word/2012/wordml" xmlns:w16cex="http://schemas.microsoft.com/office/word/2018/wordml/cex" xmlns:w16cid="http://schemas.microsoft.com/office/word/2016/wordml/cid" xmlns:w16="http://schemas.microsoft.com/office/word/2018/wordml" xmlns:w16du="http://schemas.microsoft.com/office/word/2023/wordml/word16du" xmlns:w16sdtdh="http://schemas.microsoft.com/office/word/2020/wordml/sdtdatahash" xmlns:w16sdtfl="http://schemas.microsoft.com/office/word/2024/wordml/sdtformatlock" xmlns:w16se="http://schemas.microsoft.com/office/word/2015/wordml/symex" xmlns:wpg="http://schemas.microsoft.com/office/word/2010/wordprocessingGroup" xmlns:wpi="http://schemas.microsoft.com/office/word/2010/wordprocessingInk" xmlns:wne="http://schemas.microsoft.com/office/word/2006/wordml" xmlns:wps="http://schemas.microsoft.com/office/word/2010/wordprocessingShape" mc:Ignorable="w14 w15 w16se w16cid w16 w16cex w16sdtdh w16sdtfl w16du wp14">
+<w:hdr xmlns:wpc="http://schemas.microsoft.com/office/word/2010/wordprocessingCanvas" xmlns:cx="http://schemas.microsoft.com/office/drawing/2014/chartex" xmlns:cx1="http://schemas.microsoft.com/office/drawing/2015/9/8/chartex" xmlns:cx2="http://schemas.microsoft.com/office/drawing/2015/10/21/chartex" xmlns:cx3="http://schemas.microsoft.com/office/drawing/2016/5/9/chartex" xmlns:cx4="http://schemas.microsoft.com/office/drawing/2016/5/10/chartex" xmlns:cx5="http://schemas.microsoft.com/office/drawing/2016/5/11/chartex" xmlns:cx6="http://schemas.microsoft.com/office/drawing/2016/5/12/chartex" xmlns:cx7="http://schemas.microsoft.com/office/drawing/2016/5/13/chartex" xmlns:cx8="http://schemas.microsoft.com/office/drawing/2016/5/14/chartex" xmlns:mc="http://schemas.openxmlformats.org/markup-compatibility/2006" xmlns:aink="http://schemas.microsoft.com/office/drawing/2016/ink" xmlns:am3d="http://schemas.microsoft.com/office/drawing/2017/model3d" xmlns:o="urn:schemas-microsoft-com:office:office" xmlns:oel="http://schemas.microsoft.com/office/2019/extlst" xmlns:r="http://schemas.openxmlformats.org/officeDocument/2006/relationships" xmlns:m="http://schemas.openxmlformats.org/officeDocument/2006/math" xmlns:v="urn:schemas-microsoft-com:vml" xmlns:wp14="http://schemas.microsoft.com/office/word/2010/wordprocessingDrawing" xmlns:wp="http://schemas.openxmlformats.org/drawingml/2006/wordprocessingDrawing" xmlns:w10="urn:schemas-microsoft-com:office:word" xmlns:w="http://schemas.openxmlformats.org/wordprocessingml/2006/main" xmlns:w14="http://schemas.microsoft.com/office/word/2010/wordml" xmlns:w15="http://schemas.microsoft.com/office/word/2012/wordml" xmlns:w16cei="http://schemas.microsoft.com/office/word/2026/wordml/cei" xmlns:w16cex="http://schemas.microsoft.com/office/word/2018/wordml/cex" xmlns:w16cid="http://schemas.microsoft.com/office/word/2016/wordml/cid" xmlns:w16="http://schemas.microsoft.com/office/word/2018/wordml" xmlns:w16du="http://schemas.microsoft.com/office/word/2023/wordml/word16du" xmlns:w16sdtdh="http://schemas.microsoft.com/office/word/2020/wordml/sdtdatahash" xmlns:w16sdtfl="http://schemas.microsoft.com/office/word/2024/wordml/sdtformatlock" xmlns:w16se="http://schemas.microsoft.com/office/word/2015/wordml/symex" xmlns:wpg="http://schemas.microsoft.com/office/word/2010/wordprocessingGroup" xmlns:wpi="http://schemas.microsoft.com/office/word/2010/wordprocessingInk" xmlns:wne="http://schemas.microsoft.com/office/word/2006/wordml" xmlns:wps="http://schemas.microsoft.com/office/word/2010/wordprocessingShape" mc:Ignorable="w14 w15 w16se w16cid w16 w16cex w16sdtdh w16sdtfl w16du wp14">
   <w:p>
     <w:pPr>
       <w:pStyle w:val="Header"/>
@@ -405,16 +455,6 @@
         </wp:inline>
       </w:drawing>
     </w:r>
-  </w:p>
-</w:hdr>
-</file>
-
-<file path=word/header3.xml><?xml version="1.0" encoding="utf-8"?>
-<w:hdr xmlns:wpc="http://schemas.microsoft.com/office/word/2010/wordprocessingCanvas" xmlns:cx="http://schemas.microsoft.com/office/drawing/2014/chartex" xmlns:cx1="http://schemas.microsoft.com/office/drawing/2015/9/8/chartex" xmlns:cx2="http://schemas.microsoft.com/office/drawing/2015/10/21/chartex" xmlns:cx3="http://schemas.microsoft.com/office/drawing/2016/5/9/chartex" xmlns:cx4="http://schemas.microsoft.com/office/drawing/2016/5/10/chartex" xmlns:cx5="http://schemas.microsoft.com/office/drawing/2016/5/11/chartex" xmlns:cx6="http://schemas.microsoft.com/office/drawing/2016/5/12/chartex" xmlns:cx7="http://schemas.microsoft.com/office/drawing/2016/5/13/chartex" xmlns:cx8="http://schemas.microsoft.com/office/drawing/2016/5/14/chartex" xmlns:mc="http://schemas.openxmlformats.org/markup-compatibility/2006" xmlns:aink="http://schemas.microsoft.com/office/drawing/2016/ink" xmlns:am3d="http://schemas.microsoft.com/office/drawing/2017/model3d" xmlns:o="urn:schemas-microsoft-com:office:office" xmlns:oel="http://schemas.microsoft.com/office/2019/extlst" xmlns:r="http://schemas.openxmlformats.org/officeDocument/2006/relationships" xmlns:m="http://schemas.openxmlformats.org/officeDocument/2006/math" xmlns:v="urn:schemas-microsoft-com:vml" xmlns:wp14="http://schemas.microsoft.com/office/word/2010/wordprocessingDrawing" xmlns:wp="http://schemas.openxmlformats.org/drawingml/2006/wordprocessingDrawing" xmlns:w10="urn:schemas-microsoft-com:office:word" xmlns:w="http://schemas.openxmlformats.org/wordprocessingml/2006/main" xmlns:w14="http://schemas.microsoft.com/office/word/2010/wordml" xmlns:w15="http://schemas.microsoft.com/office/word/2012/wordml" xmlns:w16cex="http://schemas.microsoft.com/office/word/2018/wordml/cex" xmlns:w16cid="http://schemas.microsoft.com/office/word/2016/wordml/cid" xmlns:w16="http://schemas.microsoft.com/office/word/2018/wordml" xmlns:w16du="http://schemas.microsoft.com/office/word/2023/wordml/word16du" xmlns:w16sdtdh="http://schemas.microsoft.com/office/word/2020/wordml/sdtdatahash" xmlns:w16sdtfl="http://schemas.microsoft.com/office/word/2024/wordml/sdtformatlock" xmlns:w16se="http://schemas.microsoft.com/office/word/2015/wordml/symex" xmlns:wpg="http://schemas.microsoft.com/office/word/2010/wordprocessingGroup" xmlns:wpi="http://schemas.microsoft.com/office/word/2010/wordprocessingInk" xmlns:wne="http://schemas.microsoft.com/office/word/2006/wordml" xmlns:wps="http://schemas.microsoft.com/office/word/2010/wordprocessingShape" mc:Ignorable="w14 w15 w16se w16cid w16 w16cex w16sdtdh w16sdtfl w16du wp14">
-  <w:p>
-    <w:pPr>
-      <w:pStyle w:val="Header"/>
-    </w:pPr>
   </w:p>
 </w:hdr>
 </file>
@@ -821,7 +861,7 @@
     <w:qFormat/>
   </w:style>
   <w:style w:type="paragraph" w:styleId="Heading1">
-    <w:name w:val="heading 1"/>
+    <w:name w:val="Heading 1"/>
     <w:basedOn w:val="Normal"/>
     <w:next w:val="Normal"/>
     <w:link w:val="Heading1Char"/>
@@ -842,7 +882,7 @@
     </w:rPr>
   </w:style>
   <w:style w:type="paragraph" w:styleId="Heading2">
-    <w:name w:val="heading 2"/>
+    <w:name w:val="Heading 2"/>
     <w:basedOn w:val="Normal"/>
     <w:next w:val="Normal"/>
     <w:link w:val="Heading2Char"/>
@@ -865,7 +905,7 @@
     </w:rPr>
   </w:style>
   <w:style w:type="paragraph" w:styleId="Heading3">
-    <w:name w:val="heading 3"/>
+    <w:name w:val="Heading 3"/>
     <w:basedOn w:val="Normal"/>
     <w:next w:val="Normal"/>
     <w:link w:val="Heading3Char"/>
@@ -888,7 +928,7 @@
     </w:rPr>
   </w:style>
   <w:style w:type="paragraph" w:styleId="Heading4">
-    <w:name w:val="heading 4"/>
+    <w:name w:val="Heading 4"/>
     <w:basedOn w:val="Normal"/>
     <w:next w:val="Normal"/>
     <w:link w:val="Heading4Char"/>
@@ -911,7 +951,7 @@
     </w:rPr>
   </w:style>
   <w:style w:type="paragraph" w:styleId="Heading5">
-    <w:name w:val="heading 5"/>
+    <w:name w:val="Heading 5"/>
     <w:basedOn w:val="Normal"/>
     <w:next w:val="Normal"/>
     <w:link w:val="Heading5Char"/>
@@ -932,7 +972,7 @@
     </w:rPr>
   </w:style>
   <w:style w:type="paragraph" w:styleId="Heading6">
-    <w:name w:val="heading 6"/>
+    <w:name w:val="Heading 6"/>
     <w:basedOn w:val="Normal"/>
     <w:next w:val="Normal"/>
     <w:link w:val="Heading6Char"/>
@@ -955,7 +995,7 @@
     </w:rPr>
   </w:style>
   <w:style w:type="paragraph" w:styleId="Heading7">
-    <w:name w:val="heading 7"/>
+    <w:name w:val="Heading 7"/>
     <w:basedOn w:val="Normal"/>
     <w:next w:val="Normal"/>
     <w:link w:val="Heading7Char"/>
@@ -976,7 +1016,7 @@
     </w:rPr>
   </w:style>
   <w:style w:type="paragraph" w:styleId="Heading8">
-    <w:name w:val="heading 8"/>
+    <w:name w:val="Heading 8"/>
     <w:basedOn w:val="Normal"/>
     <w:next w:val="Normal"/>
     <w:link w:val="Heading8Char"/>
@@ -999,7 +1039,7 @@
     </w:rPr>
   </w:style>
   <w:style w:type="paragraph" w:styleId="Heading9">
-    <w:name w:val="heading 9"/>
+    <w:name w:val="Heading 9"/>
     <w:basedOn w:val="Normal"/>
     <w:next w:val="Normal"/>
     <w:link w:val="Heading9Char"/>
@@ -1026,7 +1066,7 @@
     <w:unhideWhenUsed/>
   </w:style>
   <w:style w:type="table" w:default="1" w:styleId="TableNormal">
-    <w:name w:val="Normal Table"/>
+    <w:name w:val="Table Normal"/>
     <w:uiPriority w:val="99"/>
     <w:semiHidden/>
     <w:unhideWhenUsed/>
@@ -1337,7 +1377,7 @@
     </w:rPr>
   </w:style>
   <w:style w:type="paragraph" w:styleId="Header">
-    <w:name w:val="header"/>
+    <w:name w:val="Header"/>
     <w:basedOn w:val="Normal"/>
     <w:link w:val="HeaderChar"/>
     <w:uiPriority w:val="99"/>
@@ -1359,7 +1399,7 @@
     <w:rsid w:val="00100145"/>
   </w:style>
   <w:style w:type="paragraph" w:styleId="Footer">
-    <w:name w:val="footer"/>
+    <w:name w:val="Footer"/>
     <w:basedOn w:val="Normal"/>
     <w:link w:val="FooterChar"/>
     <w:uiPriority w:val="99"/>

--- a/GarzonR - MendivelsoS.docx
+++ b/GarzonR - MendivelsoS.docx
@@ -171,17 +171,8 @@
           <w:rFonts w:ascii="Times New Roman" w:eastAsia="Times New Roman" w:hAnsi="Times New Roman" w:cs="Times New Roman"/>
           <w:color w:val="000000" w:themeColor="text1"/>
         </w:rPr>
-        <w:t xml:space="preserve">David Santiago Garzon </w:t>
-      </w:r>
-      <w:proofErr w:type="spellStart"/>
-      <w:r>
-        <w:rPr>
-          <w:rFonts w:ascii="Times New Roman" w:eastAsia="Times New Roman" w:hAnsi="Times New Roman" w:cs="Times New Roman"/>
-          <w:color w:val="000000" w:themeColor="text1"/>
-        </w:rPr>
-        <w:t>Rodriguez</w:t>
-      </w:r>
-      <w:proofErr w:type="spellEnd"/>
+        <w:t>David Santiago Garzon Rodriguez</w:t>
+      </w:r>
     </w:p>
     <w:p>
       <w:pPr>
@@ -280,7 +271,7 @@
                     <pic:cNvPicPr/>
                   </pic:nvPicPr>
                   <pic:blipFill>
-                    <a:blip r:embed="rId6"/>
+                    <a:blip r:embed="rId7"/>
                     <a:stretch>
                       <a:fillRect/>
                     </a:stretch>
@@ -302,42 +293,1125 @@
       </w:r>
     </w:p>
     <w:p>
-      <w:r>
+      <w:pPr>
+        <w:rPr>
+          <w:b/>
+          <w:bCs/>
+          <w:sz w:val="28"/>
+          <w:szCs w:val="28"/>
+        </w:rPr>
+      </w:pPr>
+      <w:r>
+        <w:rPr>
+          <w:b/>
+          <w:bCs/>
+          <w:sz w:val="28"/>
+          <w:szCs w:val="28"/>
+        </w:rPr>
         <w:t>PARTE I. Conociendo el proyecto</w:t>
       </w:r>
     </w:p>
     <w:p>
-      <w:r>
-        <w:t xml:space="preserve">A Revisando línea base [En </w:t>
-      </w:r>
-      <w:proofErr w:type="gramStart"/>
-      <w:r>
-        <w:t>lab02.pdf ]</w:t>
-      </w:r>
-      <w:proofErr w:type="gramEnd"/>
+      <w:pPr>
+        <w:rPr>
+          <w:b/>
+          <w:bCs/>
+          <w:sz w:val="28"/>
+          <w:szCs w:val="28"/>
+        </w:rPr>
+      </w:pPr>
+      <w:r>
+        <w:rPr>
+          <w:b/>
+          <w:bCs/>
+          <w:sz w:val="28"/>
+          <w:szCs w:val="28"/>
+        </w:rPr>
+        <w:t>A Revisando línea base [En lab02.pdf]</w:t>
+      </w:r>
     </w:p>
     <w:p/>
     <w:p>
       <w:r>
-        <w:t>1. El proyecto “</w:t>
-      </w:r>
-      <w:proofErr w:type="spellStart"/>
+        <w:t>1. El proyecto “miniTunes” contiene una construcción parcial del sistema. Revisen el directorio donde se encuentra el proyecto. Describan el contenido en términos de (a) directorios y de (b)</w:t>
+      </w:r>
+      <w:r>
+        <w:t xml:space="preserve"> </w:t>
+      </w:r>
+      <w:r>
+        <w:t>las</w:t>
+      </w:r>
+      <w:r>
+        <w:t xml:space="preserve"> </w:t>
+      </w:r>
+      <w:r>
+        <w:t>extensiones de los archivos.</w:t>
+      </w:r>
+    </w:p>
+    <w:p>
+      <w:r>
+        <w:t>A</w:t>
+      </w:r>
+      <w:r>
+        <w:t>)</w:t>
+      </w:r>
+      <w:r>
+        <w:t xml:space="preserve"> dentro del directorio de miniTunes se encuentran </w:t>
+      </w:r>
+      <w:r>
+        <w:t>la</w:t>
+      </w:r>
+      <w:r>
+        <w:t xml:space="preserve"> </w:t>
+      </w:r>
+      <w:r>
+        <w:t>carpeta</w:t>
+      </w:r>
+      <w:r>
+        <w:t xml:space="preserve"> “doc”</w:t>
+      </w:r>
+      <w:r>
+        <w:t xml:space="preserve"> y dentro esta la carpeta “resources”</w:t>
+      </w:r>
+      <w:r>
+        <w:t>.</w:t>
+      </w:r>
+    </w:p>
+    <w:p>
+      <w:r>
+        <w:t>B) E</w:t>
+      </w:r>
+      <w:r>
+        <w:t xml:space="preserve">n </w:t>
+      </w:r>
+      <w:r>
+        <w:t xml:space="preserve">la carpeta </w:t>
+      </w:r>
       <w:r>
         <w:t>miniTunes</w:t>
       </w:r>
-      <w:proofErr w:type="spellEnd"/>
-      <w:r>
-        <w:t>” contiene una construcción parcial del sistema. Revisen el directorio donde se encuentra el proyecto. Describan el contenido en términos de (a) directorios y de (b)las</w:t>
+      <w:r>
+        <w:t xml:space="preserve"> </w:t>
+      </w:r>
+      <w:r>
+        <w:t xml:space="preserve">hay </w:t>
+      </w:r>
+      <w:r>
+        <w:t>archivos .java, .class, .ctxt, .TXT y .bluej</w:t>
+      </w:r>
+      <w:r>
+        <w:t xml:space="preserve">. </w:t>
+      </w:r>
+      <w:r>
+        <w:t>Dentro de “doc” hay archivos .html, .css, .js y .txt .D</w:t>
+      </w:r>
+      <w:r>
+        <w:t>entro de esa carpeta “doc” hay una carpeta llamada “resources”, dentro de “resources” hay un ar</w:t>
+      </w:r>
+      <w:r>
+        <w:t>chivo .gif</w:t>
       </w:r>
     </w:p>
     <w:p/>
     <w:p>
       <w:r>
-        <w:t>extensiones de los archivos.</w:t>
-      </w:r>
+        <w:t>2. Exploren el proyecto en BlueJ (a) ¿Cuántas clases tiene? (b) ¿Cuál es la relación entre ellas? (c) ¿Cuál es la clase principal de la aplicación? (d</w:t>
+      </w:r>
+      <w:r>
+        <w:t>) ¿</w:t>
+      </w:r>
+      <w:r>
+        <w:t>Cómo la reconocen? (e) ¿Cuál es la clase “diferente”? (f) ¿Cuál es su propósito?</w:t>
+      </w:r>
+    </w:p>
+    <w:p/>
+    <w:p>
+      <w:pPr>
+        <w:pStyle w:val="ListParagraph"/>
+        <w:numPr>
+          <w:ilvl w:val="0"/>
+          <w:numId w:val="2"/>
+        </w:numPr>
+      </w:pPr>
+      <w:r>
+        <w:t xml:space="preserve">Tiene 3 clases: </w:t>
+      </w:r>
+    </w:p>
+    <w:p>
+      <w:pPr>
+        <w:pStyle w:val="ListParagraph"/>
+      </w:pPr>
+      <w:r>
+        <w:rPr>
+          <w:noProof/>
+        </w:rPr>
+        <w:drawing>
+          <wp:inline distT="0" distB="0" distL="0" distR="0" wp14:anchorId="1F993C86" wp14:editId="73E70643">
+            <wp:extent cx="2333951" cy="1189133"/>
+            <wp:effectExtent l="0" t="0" r="0" b="0"/>
+            <wp:docPr id="376966196" name="drawing">
+              <a:extLst xmlns:a="http://schemas.openxmlformats.org/drawingml/2006/main">
+                <a:ext uri="{FF2B5EF4-FFF2-40B4-BE49-F238E27FC236}">
+                  <a16:creationId xmlns:a16="http://schemas.microsoft.com/office/drawing/2014/main" id="{AF948E3D-3E0D-4397-B627-A6B49F15B8A4}"/>
+                </a:ext>
+              </a:extLst>
+            </wp:docPr>
+            <wp:cNvGraphicFramePr>
+              <a:graphicFrameLocks xmlns:a="http://schemas.openxmlformats.org/drawingml/2006/main" noChangeAspect="1"/>
+            </wp:cNvGraphicFramePr>
+            <a:graphic xmlns:a="http://schemas.openxmlformats.org/drawingml/2006/main">
+              <a:graphicData uri="http://schemas.openxmlformats.org/drawingml/2006/picture">
+                <pic:pic xmlns:pic="http://schemas.openxmlformats.org/drawingml/2006/picture">
+                  <pic:nvPicPr>
+                    <pic:cNvPr id="376966196" name="Picture 376966196"/>
+                    <pic:cNvPicPr/>
+                  </pic:nvPicPr>
+                  <pic:blipFill>
+                    <a:blip r:embed="rId8">
+                      <a:extLst>
+                        <a:ext uri="{28A0092B-C50C-407E-A947-70E740481C1C}">
+                          <a14:useLocalDpi xmlns:a14="http://schemas.microsoft.com/office/drawing/2010/main"/>
+                        </a:ext>
+                      </a:extLst>
+                    </a:blip>
+                    <a:stretch>
+                      <a:fillRect/>
+                    </a:stretch>
+                  </pic:blipFill>
+                  <pic:spPr>
+                    <a:xfrm>
+                      <a:off x="0" y="0"/>
+                      <a:ext cx="2333951" cy="1189133"/>
+                    </a:xfrm>
+                    <a:prstGeom prst="rect">
+                      <a:avLst/>
+                    </a:prstGeom>
+                  </pic:spPr>
+                </pic:pic>
+              </a:graphicData>
+            </a:graphic>
+          </wp:inline>
+        </w:drawing>
+      </w:r>
+    </w:p>
+    <w:p>
+      <w:pPr>
+        <w:pStyle w:val="ListParagraph"/>
+        <w:numPr>
+          <w:ilvl w:val="0"/>
+          <w:numId w:val="2"/>
+        </w:numPr>
+      </w:pPr>
+      <w:r>
+        <w:lastRenderedPageBreak/>
+        <w:t>MiniTunes y PlaylistTest utilizan la clase Playlist.</w:t>
+      </w:r>
+    </w:p>
+    <w:p>
+      <w:pPr>
+        <w:pStyle w:val="ListParagraph"/>
+      </w:pPr>
+    </w:p>
+    <w:p>
+      <w:pPr>
+        <w:pStyle w:val="ListParagraph"/>
+        <w:numPr>
+          <w:ilvl w:val="0"/>
+          <w:numId w:val="2"/>
+        </w:numPr>
+      </w:pPr>
+      <w:r>
+        <w:t>La clase principal es MiniTunes</w:t>
+      </w:r>
+    </w:p>
+    <w:p>
+      <w:pPr>
+        <w:pStyle w:val="ListParagraph"/>
+        <w:numPr>
+          <w:ilvl w:val="0"/>
+          <w:numId w:val="2"/>
+        </w:numPr>
+      </w:pPr>
+      <w:r>
+        <w:t>El proyecyo se llama miniTunes y tambien la aplicacion se centra en miniTunes</w:t>
+      </w:r>
+    </w:p>
+    <w:p>
+      <w:pPr>
+        <w:pStyle w:val="ListParagraph"/>
+        <w:numPr>
+          <w:ilvl w:val="0"/>
+          <w:numId w:val="2"/>
+        </w:numPr>
+      </w:pPr>
+      <w:r>
+        <w:t>La clase diferente es PlaylistTest</w:t>
+      </w:r>
+    </w:p>
+    <w:p>
+      <w:pPr>
+        <w:pStyle w:val="ListParagraph"/>
+        <w:numPr>
+          <w:ilvl w:val="0"/>
+          <w:numId w:val="2"/>
+        </w:numPr>
+      </w:pPr>
+      <w:r>
+        <w:t>La idea de esta clase es para hacer una práctica de XP(Testing)</w:t>
+      </w:r>
+      <w:r>
+        <w:t xml:space="preserve"> y se sabe porque se llama unit test y la clase se llama Test</w:t>
+      </w:r>
+      <w:r>
+        <w:t>.</w:t>
+      </w:r>
+    </w:p>
+    <w:p>
+      <w:pPr>
+        <w:rPr>
+          <w:b/>
+          <w:bCs/>
+        </w:rPr>
+      </w:pPr>
+    </w:p>
+    <w:p>
+      <w:pPr>
+        <w:rPr>
+          <w:b/>
+          <w:bCs/>
+        </w:rPr>
+      </w:pPr>
+      <w:r>
+        <w:rPr>
+          <w:b/>
+          <w:bCs/>
+        </w:rPr>
+        <w:t>Para las siguientes dos preguntas sólo consideren las clases “normales”:</w:t>
+      </w:r>
+    </w:p>
+    <w:p>
+      <w:r>
+        <w:t>3. Generen y revisen la documentación del proyecto: ¿está completa la documentación de cada clase? (Detallen el estado de documentación: encabezado y métodos)</w:t>
+      </w:r>
+      <w:r>
+        <w:t xml:space="preserve"> </w:t>
+      </w:r>
+      <w:r>
+        <w:rPr>
+          <w:b/>
+          <w:bCs/>
+          <w:sz w:val="28"/>
+          <w:szCs w:val="28"/>
+        </w:rPr>
+        <w:t>**</w:t>
+      </w:r>
+    </w:p>
+    <w:p>
+      <w:r>
+        <w:t>4. Revisen el código fuente del proyecto, ¿en qué estado está cada clase? (Detallen el estado de</w:t>
+      </w:r>
+      <w:r>
+        <w:t xml:space="preserve"> </w:t>
+      </w:r>
+      <w:r>
+        <w:t>las fuentes considerando dos dimensiones: (a) la primera, atributos y métodos, y la segunda, (b)</w:t>
+      </w:r>
+      <w:r>
+        <w:t xml:space="preserve"> </w:t>
+      </w:r>
+      <w:r>
+        <w:t>código, documentación y comentarios) (c) ¿Qué diferencia hay entre el código, la documentación</w:t>
+      </w:r>
+      <w:r>
+        <w:t xml:space="preserve"> </w:t>
+      </w:r>
+      <w:r>
+        <w:t>y los comentarios?</w:t>
+      </w:r>
+    </w:p>
+    <w:p>
+      <w:r>
+        <w:t xml:space="preserve">-En miniTunes. </w:t>
+      </w:r>
+    </w:p>
+    <w:p>
+      <w:r>
+        <w:t>A)</w:t>
+      </w:r>
+      <w:r>
+        <w:t xml:space="preserve"> </w:t>
+      </w:r>
+      <w:r>
+        <w:t>la</w:t>
+      </w:r>
+      <w:r>
+        <w:t xml:space="preserve"> clase tiene 1 atributo</w:t>
+      </w:r>
+      <w:r>
+        <w:t xml:space="preserve"> y tiene 9 </w:t>
+      </w:r>
+      <w:r>
+        <w:t>métodos</w:t>
+      </w:r>
+      <w:r>
+        <w:t>.</w:t>
+      </w:r>
+    </w:p>
+    <w:p>
+      <w:r>
+        <w:t xml:space="preserve">B) el </w:t>
+      </w:r>
+      <w:r>
+        <w:t>código</w:t>
+      </w:r>
+      <w:r>
+        <w:t xml:space="preserve"> solo </w:t>
+      </w:r>
+      <w:r>
+        <w:t>están</w:t>
+      </w:r>
+      <w:r>
+        <w:t xml:space="preserve"> los </w:t>
+      </w:r>
+      <w:r>
+        <w:t>métodos</w:t>
+      </w:r>
+      <w:r>
+        <w:t xml:space="preserve">, y cada </w:t>
+      </w:r>
+      <w:r>
+        <w:t>método</w:t>
+      </w:r>
+      <w:r>
+        <w:t xml:space="preserve"> solo retorna algo por defecto</w:t>
+      </w:r>
+      <w:r>
+        <w:t>, no tiene documentaci</w:t>
+      </w:r>
+      <w:r>
+        <w:t>ó</w:t>
+      </w:r>
+      <w:r>
+        <w:t xml:space="preserve">n y en los comentarios menciona como </w:t>
+      </w:r>
+      <w:r>
+        <w:t>debería</w:t>
+      </w:r>
+      <w:r>
+        <w:t xml:space="preserve"> de funcionar dicho </w:t>
+      </w:r>
+      <w:r>
+        <w:t>método</w:t>
+      </w:r>
+      <w:r>
+        <w:t xml:space="preserve"> </w:t>
+      </w:r>
+    </w:p>
+    <w:p>
+      <w:r>
+        <w:t xml:space="preserve">C) la diferencia es que el </w:t>
+      </w:r>
+      <w:r>
+        <w:t>código</w:t>
+      </w:r>
+      <w:r>
+        <w:t xml:space="preserve"> es lo que compila y se ejecuta en </w:t>
+      </w:r>
+      <w:r>
+        <w:t>el</w:t>
+      </w:r>
+      <w:r>
+        <w:t xml:space="preserve"> </w:t>
+      </w:r>
+      <w:r>
+        <w:t>programa</w:t>
+      </w:r>
+      <w:r>
+        <w:t xml:space="preserve">, la </w:t>
+      </w:r>
+      <w:r>
+        <w:t>documentación</w:t>
+      </w:r>
+      <w:r>
+        <w:t xml:space="preserve"> permite </w:t>
+      </w:r>
+      <w:r>
+        <w:t xml:space="preserve">mostrar las clases y </w:t>
+      </w:r>
+      <w:r>
+        <w:t>métodos</w:t>
+      </w:r>
+      <w:r>
+        <w:t xml:space="preserve"> </w:t>
+      </w:r>
+      <w:r>
+        <w:t>públicos</w:t>
+      </w:r>
+      <w:r>
+        <w:t xml:space="preserve"> para que un usuario pueda usarlos y conocer que hacen. Y los comentarios sirven para mostrarlos en el c</w:t>
+      </w:r>
+      <w:r>
+        <w:t>ó</w:t>
+      </w:r>
+      <w:r>
+        <w:t>digo de cada clase, no ejecutada nada, son solo mensajes</w:t>
+      </w:r>
+      <w:r>
+        <w:t xml:space="preserve"> pa</w:t>
+      </w:r>
+      <w:r>
+        <w:t>ra aqu</w:t>
+      </w:r>
+      <w:r>
+        <w:t xml:space="preserve">el que </w:t>
+      </w:r>
+      <w:r>
+        <w:t>vaya a de</w:t>
+      </w:r>
+      <w:r>
+        <w:t>sarroll</w:t>
+      </w:r>
+      <w:r>
+        <w:t xml:space="preserve">ar </w:t>
+      </w:r>
+      <w:r>
+        <w:t xml:space="preserve">el </w:t>
+      </w:r>
+      <w:r>
+        <w:t>código</w:t>
+      </w:r>
+      <w:r>
+        <w:t>.</w:t>
+      </w:r>
+      <w:r>
+        <w:t xml:space="preserve"> </w:t>
+      </w:r>
+    </w:p>
+    <w:p>
+      <w:r>
+        <w:t>-en Playlist</w:t>
+      </w:r>
+    </w:p>
+    <w:p>
+      <w:r>
+        <w:t xml:space="preserve">A) la clase no tiene atributos y tiene 8 </w:t>
+      </w:r>
+      <w:r>
+        <w:t>métodos</w:t>
+      </w:r>
+    </w:p>
+    <w:p>
+      <w:r>
+        <w:t xml:space="preserve">B) En el código solo están los métodos, y cada método solo retorna algo por defecto, pero solamente hay un método que ya </w:t>
+      </w:r>
+      <w:r>
+        <w:t>está</w:t>
+      </w:r>
+      <w:r>
+        <w:t xml:space="preserve"> implementado. No tiene documentación</w:t>
+      </w:r>
+      <w:r>
+        <w:t xml:space="preserve"> y </w:t>
+      </w:r>
+      <w:r>
+        <w:lastRenderedPageBreak/>
+        <w:t xml:space="preserve">en los comentarios menciona cual es la naturaleza de la clase y también la </w:t>
+      </w:r>
+      <w:r>
+        <w:t>descripción</w:t>
+      </w:r>
+      <w:r>
+        <w:t xml:space="preserve"> de un </w:t>
+      </w:r>
+      <w:r>
+        <w:t>método</w:t>
+      </w:r>
+      <w:r>
+        <w:t>.</w:t>
+      </w:r>
+    </w:p>
+    <w:p>
+      <w:r>
+        <w:t>C) la diferencia es que el código es lo que compila y se ejecuta en el programa, la documentación permite mostrar las clases y métodos públicos para que un usuario pueda usarlos y conocer que hacen. Y los comentarios sirven para mostrarlos en el</w:t>
+      </w:r>
+    </w:p>
+    <w:p/>
+    <w:p>
+      <w:pPr>
+        <w:rPr>
+          <w:b/>
+          <w:bCs/>
+          <w:sz w:val="28"/>
+          <w:szCs w:val="28"/>
+        </w:rPr>
+      </w:pPr>
+      <w:r>
+        <w:rPr>
+          <w:b/>
+          <w:bCs/>
+          <w:sz w:val="28"/>
+          <w:szCs w:val="28"/>
+        </w:rPr>
+        <w:t>B Realizando ingeniería inversa</w:t>
+      </w:r>
+    </w:p>
+    <w:p>
+      <w:pPr>
+        <w:rPr>
+          <w:b/>
+          <w:bCs/>
+          <w:sz w:val="28"/>
+          <w:szCs w:val="28"/>
+        </w:rPr>
+      </w:pPr>
+      <w:r>
+        <w:rPr>
+          <w:b/>
+          <w:bCs/>
+          <w:sz w:val="28"/>
+          <w:szCs w:val="28"/>
+        </w:rPr>
+        <w:t xml:space="preserve"> [En lab02.pdf miniTunes.astah]</w:t>
+      </w:r>
+    </w:p>
+    <w:p>
+      <w:pPr>
+        <w:rPr>
+          <w:color w:val="4EA72E" w:themeColor="accent6"/>
+        </w:rPr>
+      </w:pPr>
+      <w:r>
+        <w:rPr>
+          <w:color w:val="4EA72E" w:themeColor="accent6"/>
+        </w:rPr>
+        <w:t>MDD: MODEL DRIVEN DEVELOPMENT</w:t>
+      </w:r>
+    </w:p>
+    <w:p>
+      <w:r>
+        <w:t>1. Completen el diagrama de clases correspondiente al proyecto. (No incluyan la clase de pruebas)</w:t>
+      </w:r>
+      <w:r>
+        <w:t>** (</w:t>
+      </w:r>
+      <w:r>
+        <w:t xml:space="preserve">Si </w:t>
+      </w:r>
+      <w:r>
+        <w:t xml:space="preserve">es un </w:t>
+      </w:r>
+      <w:r>
+        <w:t>HashM</w:t>
+      </w:r>
+      <w:r>
+        <w:t>ap aún</w:t>
+      </w:r>
+      <w:r>
+        <w:t xml:space="preserve"> puede hacer</w:t>
+      </w:r>
+      <w:r>
+        <w:t xml:space="preserve"> lo mismo </w:t>
+      </w:r>
+      <w:r>
+        <w:t>que se haci</w:t>
+      </w:r>
+      <w:r>
+        <w:t>a con u</w:t>
+      </w:r>
+      <w:r>
+        <w:t>n ArrayLis</w:t>
+      </w:r>
+      <w:r>
+        <w:t>t, de ponerl</w:t>
+      </w:r>
+      <w:r>
+        <w:t>o com</w:t>
+      </w:r>
+      <w:r>
+        <w:t>o</w:t>
+      </w:r>
+      <w:r>
+        <w:t xml:space="preserve"> </w:t>
+      </w:r>
+      <w:r>
+        <w:t xml:space="preserve">que </w:t>
+      </w:r>
+      <w:r>
+        <w:t xml:space="preserve">un </w:t>
+      </w:r>
+      <w:r>
+        <w:t>Mini</w:t>
+      </w:r>
+      <w:r>
+        <w:t>Tu</w:t>
+      </w:r>
+      <w:r>
+        <w:t xml:space="preserve">nes </w:t>
+      </w:r>
+      <w:r>
+        <w:t xml:space="preserve">tiene </w:t>
+      </w:r>
+      <w:r>
+        <w:t xml:space="preserve">muchos </w:t>
+      </w:r>
+      <w:r>
+        <w:t>Pl</w:t>
+      </w:r>
+      <w:r>
+        <w:t>aylist</w:t>
+      </w:r>
+      <w:r>
+        <w:t>s</w:t>
+      </w:r>
+      <w:r>
+        <w:t>?</w:t>
+      </w:r>
+      <w:r>
+        <w:t>)</w:t>
+      </w:r>
+      <w:r>
+        <w:t>:</w:t>
+      </w:r>
+    </w:p>
+    <w:p>
+      <w:r>
+        <w:lastRenderedPageBreak/>
+        <w:drawing>
+          <wp:inline distT="0" distB="0" distL="0" distR="0" wp14:anchorId="54A5CD83" wp14:editId="77CA0416">
+            <wp:extent cx="5401429" cy="5239481"/>
+            <wp:effectExtent l="0" t="0" r="8890" b="0"/>
+            <wp:docPr id="954880705" name="Imagen 4">
+              <a:extLst xmlns:a="http://schemas.openxmlformats.org/drawingml/2006/main">
+                <a:ext uri="{FF2B5EF4-FFF2-40B4-BE49-F238E27FC236}">
+                  <a16:creationId xmlns:a16="http://schemas.microsoft.com/office/drawing/2014/main" id="{30A5B6B0-84F9-4EC0-A2BB-E405111F3A2F}"/>
+                </a:ext>
+              </a:extLst>
+            </wp:docPr>
+            <wp:cNvGraphicFramePr>
+              <a:graphicFrameLocks xmlns:a="http://schemas.openxmlformats.org/drawingml/2006/main" noChangeAspect="1"/>
+            </wp:cNvGraphicFramePr>
+            <a:graphic xmlns:a="http://schemas.openxmlformats.org/drawingml/2006/main">
+              <a:graphicData uri="http://schemas.openxmlformats.org/drawingml/2006/picture">
+                <pic:pic xmlns:pic="http://schemas.openxmlformats.org/drawingml/2006/picture">
+                  <pic:nvPicPr>
+                    <pic:cNvPr id="1582574215" name=""/>
+                    <pic:cNvPicPr/>
+                  </pic:nvPicPr>
+                  <pic:blipFill>
+                    <a:blip r:embed="rId9"/>
+                    <a:stretch>
+                      <a:fillRect/>
+                    </a:stretch>
+                  </pic:blipFill>
+                  <pic:spPr>
+                    <a:xfrm>
+                      <a:off x="0" y="0"/>
+                      <a:ext cx="5401429" cy="5239481"/>
+                    </a:xfrm>
+                    <a:prstGeom prst="rect">
+                      <a:avLst/>
+                    </a:prstGeom>
+                  </pic:spPr>
+                </pic:pic>
+              </a:graphicData>
+            </a:graphic>
+          </wp:inline>
+        </w:drawing>
+      </w:r>
+    </w:p>
+    <w:p/>
+    <w:p/>
+    <w:p>
+      <w:r>
+        <w:t>2. (a) ¿Cuáles contenedores están definidos? (b) ¿Qué diferencias hay entre el nuevo contenedor y</w:t>
+      </w:r>
+      <w:r>
+        <w:t xml:space="preserve"> </w:t>
+      </w:r>
+      <w:r>
+        <w:t>el ArrayList y el vector [] que conocemos? Consulte el API de java.</w:t>
+      </w:r>
+      <w:r>
+        <w:t>**</w:t>
+      </w:r>
+      <w:r>
+        <w:t xml:space="preserve"> Los </w:t>
+      </w:r>
+      <w:r>
+        <w:t>vectores so</w:t>
+      </w:r>
+      <w:r>
+        <w:t>n contenedores</w:t>
+      </w:r>
+      <w:r>
+        <w:t>?</w:t>
+      </w:r>
+    </w:p>
+    <w:p>
+      <w:r>
+        <w:t>a) El contenedor que est</w:t>
+      </w:r>
+      <w:r>
+        <w:t>á</w:t>
+      </w:r>
+      <w:r>
+        <w:t xml:space="preserve"> definido es TreeMap</w:t>
+      </w:r>
+      <w:r>
+        <w:t>&lt;String, Playlist&gt;</w:t>
+      </w:r>
+    </w:p>
+    <w:p>
+      <w:r>
+        <w:t>b)</w:t>
+      </w:r>
+      <w:r>
+        <w:t xml:space="preserve"> </w:t>
+      </w:r>
+      <w:r>
+        <w:t xml:space="preserve">El nuevo contenedor se puede asimilar como un diccionario, el cual se accede por clave valor, el Arraylist se accede por </w:t>
+      </w:r>
+      <w:r>
+        <w:t>posición</w:t>
+      </w:r>
+      <w:r>
+        <w:t xml:space="preserve">, y el vector </w:t>
+      </w:r>
+      <w:r>
+        <w:t xml:space="preserve">tiene un tamaño definido, </w:t>
+      </w:r>
+      <w:r>
+        <w:t>ó</w:t>
+      </w:r>
+      <w:r>
+        <w:t>sea no se puede agregar o eliminar un elemento</w:t>
+      </w:r>
+    </w:p>
+    <w:p/>
+    <w:p/>
+    <w:p>
+      <w:r>
+        <w:t>3. En el nuevo contenedor, (a) ¿Cómo adicionamos un elemento? (b) ¿Cómo lo consultamos? (c</w:t>
+      </w:r>
+      <w:r>
+        <w:t xml:space="preserve">) </w:t>
+      </w:r>
+      <w:r>
+        <w:t>¿Cómo lo eliminamos?</w:t>
+      </w:r>
+    </w:p>
+    <w:p>
+      <w:r>
+        <w:t xml:space="preserve">a) </w:t>
+      </w:r>
+      <w:r>
+        <w:t xml:space="preserve">Para adicionar un elemento se usa .put(k,v), k es la clave y </w:t>
+      </w:r>
+      <w:r>
+        <w:t>v es el valor</w:t>
+      </w:r>
+      <w:r>
+        <w:t>.</w:t>
+      </w:r>
+    </w:p>
+    <w:p>
+      <w:r>
+        <w:t>b) Para consultar un elemento se usa .get(k), k es la clave</w:t>
+      </w:r>
+      <w:r>
+        <w:t>.</w:t>
+      </w:r>
+    </w:p>
+    <w:p>
+      <w:r>
+        <w:t xml:space="preserve">c) Para eliminar una </w:t>
+      </w:r>
+      <w:r>
+        <w:t>asociación</w:t>
+      </w:r>
+      <w:r>
+        <w:t xml:space="preserve"> se usa .remove(k), k es la clave.</w:t>
+      </w:r>
+    </w:p>
+    <w:p/>
+    <w:p>
+      <w:pPr>
+        <w:rPr>
+          <w:b/>
+          <w:bCs/>
+          <w:sz w:val="28"/>
+          <w:szCs w:val="28"/>
+        </w:rPr>
+      </w:pPr>
+      <w:r>
+        <w:rPr>
+          <w:b/>
+          <w:bCs/>
+          <w:sz w:val="28"/>
+          <w:szCs w:val="28"/>
+        </w:rPr>
+        <w:t>PARTE II. Aprendiendo a probar</w:t>
+      </w:r>
+    </w:p>
+    <w:p>
+      <w:r>
+        <w:t>A Conociendo Pruebas en BlueJ [En lab02.pdf *.java]</w:t>
+      </w:r>
+    </w:p>
+    <w:p>
+      <w:pPr>
+        <w:rPr>
+          <w:color w:val="A02B93" w:themeColor="accent5"/>
+        </w:rPr>
+      </w:pPr>
+      <w:r>
+        <w:rPr>
+          <w:color w:val="A02B93" w:themeColor="accent5"/>
+        </w:rPr>
+        <w:t>BDD</w:t>
+      </w:r>
+    </w:p>
+    <w:p>
+      <w:r>
+        <w:t xml:space="preserve">Para poder cumplir con </w:t>
+      </w:r>
+      <w:bookmarkStart w:id="0" w:name="_Int_EwObVzdH"/>
+      <w:r>
+        <w:t>las</w:t>
+      </w:r>
+      <w:r>
+        <w:t xml:space="preserve"> prácticas</w:t>
+      </w:r>
+      <w:bookmarkEnd w:id="0"/>
+      <w:r>
+        <w:t xml:space="preserve"> XP vamos a aprender a realizar las pruebas de unidad usando las</w:t>
+      </w:r>
+      <w:r>
+        <w:t xml:space="preserve"> </w:t>
+      </w:r>
+      <w:r>
+        <w:t>herramientas apropiadas. Para eso implementaremos algunos métodos en la clase Playlist.</w:t>
+      </w:r>
+    </w:p>
+    <w:p>
+      <w:r>
+        <w:t>1. Revisen el código de la clase PlaylistTest(a) ¿cuáles etiquetas tiene (componentes con símbolo</w:t>
+      </w:r>
+      <w:r>
+        <w:t xml:space="preserve"> </w:t>
+      </w:r>
+      <w:r>
+        <w:t>@)? (b) ¿cuántos métodos tiene? (c) ¿cuantos métodos son de prueba? (d) ¿cómo los reconocen?</w:t>
+      </w:r>
+    </w:p>
+    <w:p>
+      <w:r>
+        <w:t>a) tiene las etiquetas: @Before, @Test y @After</w:t>
+      </w:r>
+    </w:p>
+    <w:p>
+      <w:r>
+        <w:t>b) tiene 6 métodos</w:t>
+      </w:r>
+    </w:p>
+    <w:p>
+      <w:r>
+        <w:t>c) tiene 4 métodos de prueba</w:t>
+      </w:r>
+    </w:p>
+    <w:p>
+      <w:r>
+        <w:t>d) cada metodo de prueba tiene una etiqueta llamada @test</w:t>
+      </w:r>
+    </w:p>
+    <w:p>
+      <w:r>
+        <w:t>2. Ejecuten los tests de la clase PlaylistTest. (click derecho sobre la clase, Test All) (a) ¿cuántas</w:t>
+      </w:r>
+      <w:r>
+        <w:t xml:space="preserve"> </w:t>
+      </w:r>
+      <w:r>
+        <w:t>pruebas se ejecutan? (b) ¿cuántas pasan? (c) ¿por qué? (d) Capturen la pantalla.</w:t>
+      </w:r>
+    </w:p>
+    <w:p>
+      <w:r>
+        <w:t>a) Se ejecutaron 4 pruebas</w:t>
+      </w:r>
+    </w:p>
+    <w:p>
+      <w:r>
+        <w:t>b) pasaron 0 pruebsa</w:t>
+      </w:r>
+    </w:p>
+    <w:p>
+      <w:r>
+        <w:t>c) compara con la funcion</w:t>
+      </w:r>
+      <w:r>
+        <w:t xml:space="preserve"> assertEquals, y en consola manda un True o un False</w:t>
+      </w:r>
+    </w:p>
+    <w:p>
+      <w:r>
+        <w:lastRenderedPageBreak/>
+        <w:t>d)</w:t>
+      </w:r>
+    </w:p>
+    <w:p>
+      <w:r>
+        <w:rPr>
+          <w:noProof/>
+        </w:rPr>
+        <w:drawing>
+          <wp:inline distT="0" distB="0" distL="0" distR="0" wp14:anchorId="2D2D043B" wp14:editId="5C8E457A">
+            <wp:extent cx="4125954" cy="6371084"/>
+            <wp:effectExtent l="0" t="0" r="0" b="0"/>
+            <wp:docPr id="68556731" name="Imagen 5">
+              <a:extLst xmlns:a="http://schemas.openxmlformats.org/drawingml/2006/main">
+                <a:ext uri="{FF2B5EF4-FFF2-40B4-BE49-F238E27FC236}">
+                  <a16:creationId xmlns:a16="http://schemas.microsoft.com/office/drawing/2014/main" id="{E178B0A3-2471-480D-86FC-90947B44FD31}"/>
+                </a:ext>
+              </a:extLst>
+            </wp:docPr>
+            <wp:cNvGraphicFramePr>
+              <a:graphicFrameLocks xmlns:a="http://schemas.openxmlformats.org/drawingml/2006/main" noChangeAspect="1"/>
+            </wp:cNvGraphicFramePr>
+            <a:graphic xmlns:a="http://schemas.openxmlformats.org/drawingml/2006/main">
+              <a:graphicData uri="http://schemas.openxmlformats.org/drawingml/2006/picture">
+                <pic:pic xmlns:pic="http://schemas.openxmlformats.org/drawingml/2006/picture">
+                  <pic:nvPicPr>
+                    <pic:cNvPr id="1927132886" name=""/>
+                    <pic:cNvPicPr/>
+                  </pic:nvPicPr>
+                  <pic:blipFill>
+                    <a:blip r:embed="rId10"/>
+                    <a:stretch>
+                      <a:fillRect/>
+                    </a:stretch>
+                  </pic:blipFill>
+                  <pic:spPr>
+                    <a:xfrm>
+                      <a:off x="0" y="0"/>
+                      <a:ext cx="4125954" cy="6371084"/>
+                    </a:xfrm>
+                    <a:prstGeom prst="rect">
+                      <a:avLst/>
+                    </a:prstGeom>
+                  </pic:spPr>
+                </pic:pic>
+              </a:graphicData>
+            </a:graphic>
+          </wp:inline>
+        </w:drawing>
+      </w:r>
+    </w:p>
+    <w:p>
+      <w:pPr>
+        <w:ind w:left="708"/>
+      </w:pPr>
+    </w:p>
+    <w:p/>
+    <w:p>
+      <w:r>
+        <w:t>3. Estudien las etiquetas encontradas en 1. Expliquen en sus palabras su significado.</w:t>
+      </w:r>
+    </w:p>
+    <w:p>
+      <w:r>
+        <w:lastRenderedPageBreak/>
+        <w:t xml:space="preserve">-@Before: </w:t>
+      </w:r>
+      <w:r>
+        <w:t>esta etiqueta sirve para preparar un objeto antes de ponerlo en la prueba</w:t>
+      </w:r>
+    </w:p>
+    <w:p>
+      <w:r>
+        <w:t>-@Test:</w:t>
+      </w:r>
+      <w:r>
+        <w:t xml:space="preserve"> esta etiqueta es para que se ejecute una prueba, es un metodo</w:t>
+      </w:r>
+    </w:p>
+    <w:p>
+      <w:r>
+        <w:t>-@After</w:t>
+      </w:r>
+      <w:r>
+        <w:t>: la etiqueta se ejecuta luego de cada prueba</w:t>
+      </w:r>
+      <w:r>
+        <w:t xml:space="preserve"> y sirve para una limpieza de datos o archivos temporales </w:t>
+      </w:r>
+    </w:p>
+    <w:p/>
+    <w:p>
+      <w:r>
+        <w:t>4. Estudie los métodos assertTrue, assertFalse, assertEquals, assertNull y fail de la clase</w:t>
+      </w:r>
+      <w:r>
+        <w:t xml:space="preserve"> </w:t>
+      </w:r>
+      <w:r>
+        <w:t>Assert del API JUnit 1. Explique en sus palabras que hace cada uno de ellos.</w:t>
+      </w:r>
+    </w:p>
+    <w:p>
+      <w:r>
+        <w:t>-AssertTrue:</w:t>
+      </w:r>
+      <w:r>
+        <w:t xml:space="preserve"> sirve para verificar </w:t>
+      </w:r>
+      <w:r>
+        <w:t>el argumento</w:t>
+      </w:r>
+      <w:r>
+        <w:t xml:space="preserve"> se asegure que tiene el valor booleano True</w:t>
+      </w:r>
+    </w:p>
+    <w:p>
+      <w:r>
+        <w:t>-assertFalse:</w:t>
+      </w:r>
+      <w:r>
+        <w:t xml:space="preserve"> sirve para verificar que una conexion logica se asegure que tiene el valor booleano Flase</w:t>
+      </w:r>
+    </w:p>
+    <w:p>
+      <w:r>
+        <w:t>-assertEquals:</w:t>
+      </w:r>
+    </w:p>
+    <w:p>
+      <w:r>
+        <w:t>-assertNull:</w:t>
+      </w:r>
+    </w:p>
+    <w:p>
+      <w:r>
+        <w:t>-fail:</w:t>
+      </w:r>
+    </w:p>
+    <w:p>
+      <w:r>
+        <w:t xml:space="preserve"> </w:t>
+      </w:r>
+    </w:p>
+    <w:p>
+      <w:r>
+        <w:t>5. Investiguen y expliquen la diferencia que entre un fallo y un error en Junit. Escriba código, usando los métodos del punto 4., para codificar los siguientes tres casos de prueba y lograr que secomporten como lo prometen shouldPass, shouldFail, shouldErr.</w:t>
+      </w:r>
+    </w:p>
+    <w:p>
+      <w:pPr>
+        <w:ind w:left="708"/>
+      </w:pPr>
     </w:p>
     <w:sectPr>
-      <w:headerReference w:type="default" r:id="rId7"/>
+      <w:headerReference w:type="default" r:id="rId11"/>
       <w:pgSz w:w="12240" w:h="15840"/>
       <w:pgMar w:top="1417" w:right="1701" w:bottom="1417" w:left="1701" w:header="708" w:footer="708" w:gutter="0"/>
       <w:cols w:space="708"/>
@@ -457,6 +1531,456 @@
     </w:r>
   </w:p>
 </w:hdr>
+</file>
+
+<file path=word/numbering.xml><?xml version="1.0" encoding="utf-8"?>
+<w:numbering xmlns:wpc="http://schemas.microsoft.com/office/word/2010/wordprocessingCanvas" xmlns:cx="http://schemas.microsoft.com/office/drawing/2014/chartex" xmlns:cx1="http://schemas.microsoft.com/office/drawing/2015/9/8/chartex" xmlns:cx2="http://schemas.microsoft.com/office/drawing/2015/10/21/chartex" xmlns:cx3="http://schemas.microsoft.com/office/drawing/2016/5/9/chartex" xmlns:cx4="http://schemas.microsoft.com/office/drawing/2016/5/10/chartex" xmlns:cx5="http://schemas.microsoft.com/office/drawing/2016/5/11/chartex" xmlns:cx6="http://schemas.microsoft.com/office/drawing/2016/5/12/chartex" xmlns:cx7="http://schemas.microsoft.com/office/drawing/2016/5/13/chartex" xmlns:cx8="http://schemas.microsoft.com/office/drawing/2016/5/14/chartex" xmlns:mc="http://schemas.openxmlformats.org/markup-compatibility/2006" xmlns:aink="http://schemas.microsoft.com/office/drawing/2016/ink" xmlns:am3d="http://schemas.microsoft.com/office/drawing/2017/model3d" xmlns:o="urn:schemas-microsoft-com:office:office" xmlns:oel="http://schemas.microsoft.com/office/2019/extlst" xmlns:r="http://schemas.openxmlformats.org/officeDocument/2006/relationships" xmlns:m="http://schemas.openxmlformats.org/officeDocument/2006/math" xmlns:v="urn:schemas-microsoft-com:vml" xmlns:wp14="http://schemas.microsoft.com/office/word/2010/wordprocessingDrawing" xmlns:wp="http://schemas.openxmlformats.org/drawingml/2006/wordprocessingDrawing" xmlns:w10="urn:schemas-microsoft-com:office:word" xmlns:w="http://schemas.openxmlformats.org/wordprocessingml/2006/main" xmlns:w14="http://schemas.microsoft.com/office/word/2010/wordml" xmlns:w15="http://schemas.microsoft.com/office/word/2012/wordml" xmlns:w16cei="http://schemas.microsoft.com/office/word/2026/wordml/cei" xmlns:w16cex="http://schemas.microsoft.com/office/word/2018/wordml/cex" xmlns:w16cid="http://schemas.microsoft.com/office/word/2016/wordml/cid" xmlns:w16="http://schemas.microsoft.com/office/word/2018/wordml" xmlns:w16du="http://schemas.microsoft.com/office/word/2023/wordml/word16du" xmlns:w16sdtdh="http://schemas.microsoft.com/office/word/2020/wordml/sdtdatahash" xmlns:w16sdtfl="http://schemas.microsoft.com/office/word/2024/wordml/sdtformatlock" xmlns:w16se="http://schemas.microsoft.com/office/word/2015/wordml/symex" xmlns:wpg="http://schemas.microsoft.com/office/word/2010/wordprocessingGroup" xmlns:wpi="http://schemas.microsoft.com/office/word/2010/wordprocessingInk" xmlns:wne="http://schemas.microsoft.com/office/word/2006/wordml" xmlns:wps="http://schemas.microsoft.com/office/word/2010/wordprocessingShape" mc:Ignorable="w14 w15 w16se w16cid w16 w16cex w16sdtdh w16sdtfl w16du wp14">
+  <w:abstractNum w:abstractNumId="0" w15:restartNumberingAfterBreak="0">
+    <w:nsid w:val="0CD2D657"/>
+    <w:multiLevelType w:val="hybridMultilevel"/>
+    <w:tmpl w:val="FFFFFFFF"/>
+    <w:lvl w:ilvl="0" w:tplc="B5029CA0">
+      <w:start w:val="1"/>
+      <w:numFmt w:val="lowerLetter"/>
+      <w:lvlText w:val="%1)"/>
+      <w:lvlJc w:val="left"/>
+      <w:pPr>
+        <w:ind w:left="720" w:hanging="360"/>
+      </w:pPr>
+    </w:lvl>
+    <w:lvl w:ilvl="1" w:tplc="3BD26DE8">
+      <w:start w:val="1"/>
+      <w:numFmt w:val="lowerLetter"/>
+      <w:lvlText w:val="%2."/>
+      <w:lvlJc w:val="left"/>
+      <w:pPr>
+        <w:ind w:left="1440" w:hanging="360"/>
+      </w:pPr>
+    </w:lvl>
+    <w:lvl w:ilvl="2" w:tplc="FE9E7D54">
+      <w:start w:val="1"/>
+      <w:numFmt w:val="lowerRoman"/>
+      <w:lvlText w:val="%3."/>
+      <w:lvlJc w:val="right"/>
+      <w:pPr>
+        <w:ind w:left="2160" w:hanging="180"/>
+      </w:pPr>
+    </w:lvl>
+    <w:lvl w:ilvl="3" w:tplc="9C7000BE">
+      <w:start w:val="1"/>
+      <w:numFmt w:val="decimal"/>
+      <w:lvlText w:val="%4."/>
+      <w:lvlJc w:val="left"/>
+      <w:pPr>
+        <w:ind w:left="2880" w:hanging="360"/>
+      </w:pPr>
+    </w:lvl>
+    <w:lvl w:ilvl="4" w:tplc="B72C8E9C">
+      <w:start w:val="1"/>
+      <w:numFmt w:val="lowerLetter"/>
+      <w:lvlText w:val="%5."/>
+      <w:lvlJc w:val="left"/>
+      <w:pPr>
+        <w:ind w:left="3600" w:hanging="360"/>
+      </w:pPr>
+    </w:lvl>
+    <w:lvl w:ilvl="5" w:tplc="8E7A84B8">
+      <w:start w:val="1"/>
+      <w:numFmt w:val="lowerRoman"/>
+      <w:lvlText w:val="%6."/>
+      <w:lvlJc w:val="right"/>
+      <w:pPr>
+        <w:ind w:left="4320" w:hanging="180"/>
+      </w:pPr>
+    </w:lvl>
+    <w:lvl w:ilvl="6" w:tplc="E64EEF3A">
+      <w:start w:val="1"/>
+      <w:numFmt w:val="decimal"/>
+      <w:lvlText w:val="%7."/>
+      <w:lvlJc w:val="left"/>
+      <w:pPr>
+        <w:ind w:left="5040" w:hanging="360"/>
+      </w:pPr>
+    </w:lvl>
+    <w:lvl w:ilvl="7" w:tplc="4E56B738">
+      <w:start w:val="1"/>
+      <w:numFmt w:val="lowerLetter"/>
+      <w:lvlText w:val="%8."/>
+      <w:lvlJc w:val="left"/>
+      <w:pPr>
+        <w:ind w:left="5760" w:hanging="360"/>
+      </w:pPr>
+    </w:lvl>
+    <w:lvl w:ilvl="8" w:tplc="88222002">
+      <w:start w:val="1"/>
+      <w:numFmt w:val="lowerRoman"/>
+      <w:lvlText w:val="%9."/>
+      <w:lvlJc w:val="right"/>
+      <w:pPr>
+        <w:ind w:left="6480" w:hanging="180"/>
+      </w:pPr>
+    </w:lvl>
+  </w:abstractNum>
+  <w:abstractNum w:abstractNumId="1" w15:restartNumberingAfterBreak="0">
+    <w:nsid w:val="0EC0DCAA"/>
+    <w:multiLevelType w:val="hybridMultilevel"/>
+    <w:tmpl w:val="FFFFFFFF"/>
+    <w:lvl w:ilvl="0" w:tplc="3F04D748">
+      <w:start w:val="1"/>
+      <w:numFmt w:val="lowerLetter"/>
+      <w:lvlText w:val="%1)"/>
+      <w:lvlJc w:val="left"/>
+      <w:pPr>
+        <w:ind w:left="720" w:hanging="360"/>
+      </w:pPr>
+    </w:lvl>
+    <w:lvl w:ilvl="1" w:tplc="66AC4512">
+      <w:start w:val="1"/>
+      <w:numFmt w:val="lowerLetter"/>
+      <w:lvlText w:val="%2."/>
+      <w:lvlJc w:val="left"/>
+      <w:pPr>
+        <w:ind w:left="1440" w:hanging="360"/>
+      </w:pPr>
+    </w:lvl>
+    <w:lvl w:ilvl="2" w:tplc="2AB234C0">
+      <w:start w:val="1"/>
+      <w:numFmt w:val="lowerRoman"/>
+      <w:lvlText w:val="%3."/>
+      <w:lvlJc w:val="right"/>
+      <w:pPr>
+        <w:ind w:left="2160" w:hanging="180"/>
+      </w:pPr>
+    </w:lvl>
+    <w:lvl w:ilvl="3" w:tplc="21566350">
+      <w:start w:val="1"/>
+      <w:numFmt w:val="decimal"/>
+      <w:lvlText w:val="%4."/>
+      <w:lvlJc w:val="left"/>
+      <w:pPr>
+        <w:ind w:left="2880" w:hanging="360"/>
+      </w:pPr>
+    </w:lvl>
+    <w:lvl w:ilvl="4" w:tplc="4DBC72EE">
+      <w:start w:val="1"/>
+      <w:numFmt w:val="lowerLetter"/>
+      <w:lvlText w:val="%5."/>
+      <w:lvlJc w:val="left"/>
+      <w:pPr>
+        <w:ind w:left="3600" w:hanging="360"/>
+      </w:pPr>
+    </w:lvl>
+    <w:lvl w:ilvl="5" w:tplc="AA96E608">
+      <w:start w:val="1"/>
+      <w:numFmt w:val="lowerRoman"/>
+      <w:lvlText w:val="%6."/>
+      <w:lvlJc w:val="right"/>
+      <w:pPr>
+        <w:ind w:left="4320" w:hanging="180"/>
+      </w:pPr>
+    </w:lvl>
+    <w:lvl w:ilvl="6" w:tplc="51BABD60">
+      <w:start w:val="1"/>
+      <w:numFmt w:val="decimal"/>
+      <w:lvlText w:val="%7."/>
+      <w:lvlJc w:val="left"/>
+      <w:pPr>
+        <w:ind w:left="5040" w:hanging="360"/>
+      </w:pPr>
+    </w:lvl>
+    <w:lvl w:ilvl="7" w:tplc="9AFA109C">
+      <w:start w:val="1"/>
+      <w:numFmt w:val="lowerLetter"/>
+      <w:lvlText w:val="%8."/>
+      <w:lvlJc w:val="left"/>
+      <w:pPr>
+        <w:ind w:left="5760" w:hanging="360"/>
+      </w:pPr>
+    </w:lvl>
+    <w:lvl w:ilvl="8" w:tplc="71A444BA">
+      <w:start w:val="1"/>
+      <w:numFmt w:val="lowerRoman"/>
+      <w:lvlText w:val="%9."/>
+      <w:lvlJc w:val="right"/>
+      <w:pPr>
+        <w:ind w:left="6480" w:hanging="180"/>
+      </w:pPr>
+    </w:lvl>
+  </w:abstractNum>
+  <w:abstractNum w:abstractNumId="2" w15:restartNumberingAfterBreak="0">
+    <w:nsid w:val="1D3EC0C9"/>
+    <w:multiLevelType w:val="hybridMultilevel"/>
+    <w:tmpl w:val="FFFFFFFF"/>
+    <w:lvl w:ilvl="0" w:tplc="AFEA2066">
+      <w:start w:val="1"/>
+      <w:numFmt w:val="lowerLetter"/>
+      <w:lvlText w:val="%1)"/>
+      <w:lvlJc w:val="left"/>
+      <w:pPr>
+        <w:ind w:left="720" w:hanging="360"/>
+      </w:pPr>
+    </w:lvl>
+    <w:lvl w:ilvl="1" w:tplc="57BAEED6">
+      <w:start w:val="1"/>
+      <w:numFmt w:val="lowerLetter"/>
+      <w:lvlText w:val="%2."/>
+      <w:lvlJc w:val="left"/>
+      <w:pPr>
+        <w:ind w:left="1440" w:hanging="360"/>
+      </w:pPr>
+    </w:lvl>
+    <w:lvl w:ilvl="2" w:tplc="16A0710A">
+      <w:start w:val="1"/>
+      <w:numFmt w:val="lowerRoman"/>
+      <w:lvlText w:val="%3."/>
+      <w:lvlJc w:val="right"/>
+      <w:pPr>
+        <w:ind w:left="2160" w:hanging="180"/>
+      </w:pPr>
+    </w:lvl>
+    <w:lvl w:ilvl="3" w:tplc="EAFA21A8">
+      <w:start w:val="1"/>
+      <w:numFmt w:val="decimal"/>
+      <w:lvlText w:val="%4."/>
+      <w:lvlJc w:val="left"/>
+      <w:pPr>
+        <w:ind w:left="2880" w:hanging="360"/>
+      </w:pPr>
+    </w:lvl>
+    <w:lvl w:ilvl="4" w:tplc="8AB49978">
+      <w:start w:val="1"/>
+      <w:numFmt w:val="lowerLetter"/>
+      <w:lvlText w:val="%5."/>
+      <w:lvlJc w:val="left"/>
+      <w:pPr>
+        <w:ind w:left="3600" w:hanging="360"/>
+      </w:pPr>
+    </w:lvl>
+    <w:lvl w:ilvl="5" w:tplc="03B44812">
+      <w:start w:val="1"/>
+      <w:numFmt w:val="lowerRoman"/>
+      <w:lvlText w:val="%6."/>
+      <w:lvlJc w:val="right"/>
+      <w:pPr>
+        <w:ind w:left="4320" w:hanging="180"/>
+      </w:pPr>
+    </w:lvl>
+    <w:lvl w:ilvl="6" w:tplc="4C780688">
+      <w:start w:val="1"/>
+      <w:numFmt w:val="decimal"/>
+      <w:lvlText w:val="%7."/>
+      <w:lvlJc w:val="left"/>
+      <w:pPr>
+        <w:ind w:left="5040" w:hanging="360"/>
+      </w:pPr>
+    </w:lvl>
+    <w:lvl w:ilvl="7" w:tplc="12605DDE">
+      <w:start w:val="1"/>
+      <w:numFmt w:val="lowerLetter"/>
+      <w:lvlText w:val="%8."/>
+      <w:lvlJc w:val="left"/>
+      <w:pPr>
+        <w:ind w:left="5760" w:hanging="360"/>
+      </w:pPr>
+    </w:lvl>
+    <w:lvl w:ilvl="8" w:tplc="AAF0420A">
+      <w:start w:val="1"/>
+      <w:numFmt w:val="lowerRoman"/>
+      <w:lvlText w:val="%9."/>
+      <w:lvlJc w:val="right"/>
+      <w:pPr>
+        <w:ind w:left="6480" w:hanging="180"/>
+      </w:pPr>
+    </w:lvl>
+  </w:abstractNum>
+  <w:abstractNum w:abstractNumId="3" w15:restartNumberingAfterBreak="0">
+    <w:nsid w:val="3F870CC3"/>
+    <w:multiLevelType w:val="hybridMultilevel"/>
+    <w:tmpl w:val="FFFFFFFF"/>
+    <w:lvl w:ilvl="0" w:tplc="CD527642">
+      <w:start w:val="1"/>
+      <w:numFmt w:val="lowerLetter"/>
+      <w:lvlText w:val="%1)"/>
+      <w:lvlJc w:val="left"/>
+      <w:pPr>
+        <w:ind w:left="720" w:hanging="360"/>
+      </w:pPr>
+    </w:lvl>
+    <w:lvl w:ilvl="1" w:tplc="3DC66130">
+      <w:start w:val="1"/>
+      <w:numFmt w:val="lowerLetter"/>
+      <w:lvlText w:val="%2."/>
+      <w:lvlJc w:val="left"/>
+      <w:pPr>
+        <w:ind w:left="1440" w:hanging="360"/>
+      </w:pPr>
+    </w:lvl>
+    <w:lvl w:ilvl="2" w:tplc="09D6D464">
+      <w:start w:val="1"/>
+      <w:numFmt w:val="lowerRoman"/>
+      <w:lvlText w:val="%3."/>
+      <w:lvlJc w:val="right"/>
+      <w:pPr>
+        <w:ind w:left="2160" w:hanging="180"/>
+      </w:pPr>
+    </w:lvl>
+    <w:lvl w:ilvl="3" w:tplc="BC860E2A">
+      <w:start w:val="1"/>
+      <w:numFmt w:val="decimal"/>
+      <w:lvlText w:val="%4."/>
+      <w:lvlJc w:val="left"/>
+      <w:pPr>
+        <w:ind w:left="2880" w:hanging="360"/>
+      </w:pPr>
+    </w:lvl>
+    <w:lvl w:ilvl="4" w:tplc="CC9274D6">
+      <w:start w:val="1"/>
+      <w:numFmt w:val="lowerLetter"/>
+      <w:lvlText w:val="%5."/>
+      <w:lvlJc w:val="left"/>
+      <w:pPr>
+        <w:ind w:left="3600" w:hanging="360"/>
+      </w:pPr>
+    </w:lvl>
+    <w:lvl w:ilvl="5" w:tplc="AF6A111E">
+      <w:start w:val="1"/>
+      <w:numFmt w:val="lowerRoman"/>
+      <w:lvlText w:val="%6."/>
+      <w:lvlJc w:val="right"/>
+      <w:pPr>
+        <w:ind w:left="4320" w:hanging="180"/>
+      </w:pPr>
+    </w:lvl>
+    <w:lvl w:ilvl="6" w:tplc="0434B710">
+      <w:start w:val="1"/>
+      <w:numFmt w:val="decimal"/>
+      <w:lvlText w:val="%7."/>
+      <w:lvlJc w:val="left"/>
+      <w:pPr>
+        <w:ind w:left="5040" w:hanging="360"/>
+      </w:pPr>
+    </w:lvl>
+    <w:lvl w:ilvl="7" w:tplc="4E129EE4">
+      <w:start w:val="1"/>
+      <w:numFmt w:val="lowerLetter"/>
+      <w:lvlText w:val="%8."/>
+      <w:lvlJc w:val="left"/>
+      <w:pPr>
+        <w:ind w:left="5760" w:hanging="360"/>
+      </w:pPr>
+    </w:lvl>
+    <w:lvl w:ilvl="8" w:tplc="0148602A">
+      <w:start w:val="1"/>
+      <w:numFmt w:val="lowerRoman"/>
+      <w:lvlText w:val="%9."/>
+      <w:lvlJc w:val="right"/>
+      <w:pPr>
+        <w:ind w:left="6480" w:hanging="180"/>
+      </w:pPr>
+    </w:lvl>
+  </w:abstractNum>
+  <w:abstractNum w:abstractNumId="4" w15:restartNumberingAfterBreak="0">
+    <w:nsid w:val="49411726"/>
+    <w:multiLevelType w:val="hybridMultilevel"/>
+    <w:tmpl w:val="FFFFFFFF"/>
+    <w:lvl w:ilvl="0" w:tplc="BBF074DC">
+      <w:start w:val="1"/>
+      <w:numFmt w:val="lowerLetter"/>
+      <w:lvlText w:val="%1)"/>
+      <w:lvlJc w:val="left"/>
+      <w:pPr>
+        <w:ind w:left="720" w:hanging="360"/>
+      </w:pPr>
+    </w:lvl>
+    <w:lvl w:ilvl="1" w:tplc="AADE89DE">
+      <w:start w:val="1"/>
+      <w:numFmt w:val="lowerLetter"/>
+      <w:lvlText w:val="%2."/>
+      <w:lvlJc w:val="left"/>
+      <w:pPr>
+        <w:ind w:left="1440" w:hanging="360"/>
+      </w:pPr>
+    </w:lvl>
+    <w:lvl w:ilvl="2" w:tplc="B19C56FA">
+      <w:start w:val="1"/>
+      <w:numFmt w:val="lowerRoman"/>
+      <w:lvlText w:val="%3."/>
+      <w:lvlJc w:val="right"/>
+      <w:pPr>
+        <w:ind w:left="2160" w:hanging="180"/>
+      </w:pPr>
+    </w:lvl>
+    <w:lvl w:ilvl="3" w:tplc="23BC3104">
+      <w:start w:val="1"/>
+      <w:numFmt w:val="decimal"/>
+      <w:lvlText w:val="%4."/>
+      <w:lvlJc w:val="left"/>
+      <w:pPr>
+        <w:ind w:left="2880" w:hanging="360"/>
+      </w:pPr>
+    </w:lvl>
+    <w:lvl w:ilvl="4" w:tplc="D7845A76">
+      <w:start w:val="1"/>
+      <w:numFmt w:val="lowerLetter"/>
+      <w:lvlText w:val="%5."/>
+      <w:lvlJc w:val="left"/>
+      <w:pPr>
+        <w:ind w:left="3600" w:hanging="360"/>
+      </w:pPr>
+    </w:lvl>
+    <w:lvl w:ilvl="5" w:tplc="DE4C8A90">
+      <w:start w:val="1"/>
+      <w:numFmt w:val="lowerRoman"/>
+      <w:lvlText w:val="%6."/>
+      <w:lvlJc w:val="right"/>
+      <w:pPr>
+        <w:ind w:left="4320" w:hanging="180"/>
+      </w:pPr>
+    </w:lvl>
+    <w:lvl w:ilvl="6" w:tplc="402A153A">
+      <w:start w:val="1"/>
+      <w:numFmt w:val="decimal"/>
+      <w:lvlText w:val="%7."/>
+      <w:lvlJc w:val="left"/>
+      <w:pPr>
+        <w:ind w:left="5040" w:hanging="360"/>
+      </w:pPr>
+    </w:lvl>
+    <w:lvl w:ilvl="7" w:tplc="D9366450">
+      <w:start w:val="1"/>
+      <w:numFmt w:val="lowerLetter"/>
+      <w:lvlText w:val="%8."/>
+      <w:lvlJc w:val="left"/>
+      <w:pPr>
+        <w:ind w:left="5760" w:hanging="360"/>
+      </w:pPr>
+    </w:lvl>
+    <w:lvl w:ilvl="8" w:tplc="DE7269C8">
+      <w:start w:val="1"/>
+      <w:numFmt w:val="lowerRoman"/>
+      <w:lvlText w:val="%9."/>
+      <w:lvlJc w:val="right"/>
+      <w:pPr>
+        <w:ind w:left="6480" w:hanging="180"/>
+      </w:pPr>
+    </w:lvl>
+  </w:abstractNum>
+  <w:num w:numId="1" w16cid:durableId="1007445656">
+    <w:abstractNumId w:val="3"/>
+  </w:num>
+  <w:num w:numId="2" w16cid:durableId="809979860">
+    <w:abstractNumId w:val="0"/>
+  </w:num>
+  <w:num w:numId="3" w16cid:durableId="1794786274">
+    <w:abstractNumId w:val="1"/>
+  </w:num>
+  <w:num w:numId="4" w16cid:durableId="932126838">
+    <w:abstractNumId w:val="2"/>
+  </w:num>
+  <w:num w:numId="5" w16cid:durableId="1879583103">
+    <w:abstractNumId w:val="4"/>
+  </w:num>
+</w:numbering>
 </file>
 
 <file path=word/styles.xml><?xml version="1.0" encoding="utf-8"?>

--- a/GarzonR - MendivelsoS.docx
+++ b/GarzonR - MendivelsoS.docx
@@ -1,12 +1,12 @@
 
 <file path=word/document.xml><?xml version="1.0" encoding="utf-8"?>
-<w:document xmlns:wpc="http://schemas.microsoft.com/office/word/2010/wordprocessingCanvas" xmlns:cx="http://schemas.microsoft.com/office/drawing/2014/chartex" xmlns:cx1="http://schemas.microsoft.com/office/drawing/2015/9/8/chartex" xmlns:cx2="http://schemas.microsoft.com/office/drawing/2015/10/21/chartex" xmlns:cx3="http://schemas.microsoft.com/office/drawing/2016/5/9/chartex" xmlns:cx4="http://schemas.microsoft.com/office/drawing/2016/5/10/chartex" xmlns:cx5="http://schemas.microsoft.com/office/drawing/2016/5/11/chartex" xmlns:cx6="http://schemas.microsoft.com/office/drawing/2016/5/12/chartex" xmlns:cx7="http://schemas.microsoft.com/office/drawing/2016/5/13/chartex" xmlns:cx8="http://schemas.microsoft.com/office/drawing/2016/5/14/chartex" xmlns:mc="http://schemas.openxmlformats.org/markup-compatibility/2006" xmlns:aink="http://schemas.microsoft.com/office/drawing/2016/ink" xmlns:am3d="http://schemas.microsoft.com/office/drawing/2017/model3d" xmlns:o="urn:schemas-microsoft-com:office:office" xmlns:oel="http://schemas.microsoft.com/office/2019/extlst" xmlns:r="http://schemas.openxmlformats.org/officeDocument/2006/relationships" xmlns:m="http://schemas.openxmlformats.org/officeDocument/2006/math" xmlns:v="urn:schemas-microsoft-com:vml" xmlns:wp14="http://schemas.microsoft.com/office/word/2010/wordprocessingDrawing" xmlns:wp="http://schemas.openxmlformats.org/drawingml/2006/wordprocessingDrawing" xmlns:w10="urn:schemas-microsoft-com:office:word" xmlns:w="http://schemas.openxmlformats.org/wordprocessingml/2006/main" xmlns:w14="http://schemas.microsoft.com/office/word/2010/wordml" xmlns:w15="http://schemas.microsoft.com/office/word/2012/wordml" xmlns:w16cei="http://schemas.microsoft.com/office/word/2026/wordml/cei" xmlns:w16cex="http://schemas.microsoft.com/office/word/2018/wordml/cex" xmlns:w16cid="http://schemas.microsoft.com/office/word/2016/wordml/cid" xmlns:w16="http://schemas.microsoft.com/office/word/2018/wordml" xmlns:w16du="http://schemas.microsoft.com/office/word/2023/wordml/word16du" xmlns:w16sdtdh="http://schemas.microsoft.com/office/word/2020/wordml/sdtdatahash" xmlns:w16sdtfl="http://schemas.microsoft.com/office/word/2024/wordml/sdtformatlock" xmlns:w16se="http://schemas.microsoft.com/office/word/2015/wordml/symex" xmlns:wpg="http://schemas.microsoft.com/office/word/2010/wordprocessingGroup" xmlns:wpi="http://schemas.microsoft.com/office/word/2010/wordprocessingInk" xmlns:wne="http://schemas.microsoft.com/office/word/2006/wordml" xmlns:wps="http://schemas.microsoft.com/office/word/2010/wordprocessingShape" mc:Ignorable="w14 w15 w16se w16cid w16 w16cex w16sdtdh w16sdtfl w16du wp14">
+<w:document xmlns:wpc="http://schemas.microsoft.com/office/word/2010/wordprocessingCanvas" xmlns:cx="http://schemas.microsoft.com/office/drawing/2014/chartex" xmlns:cx1="http://schemas.microsoft.com/office/drawing/2015/9/8/chartex" xmlns:cx2="http://schemas.microsoft.com/office/drawing/2015/10/21/chartex" xmlns:cx3="http://schemas.microsoft.com/office/drawing/2016/5/9/chartex" xmlns:cx4="http://schemas.microsoft.com/office/drawing/2016/5/10/chartex" xmlns:cx5="http://schemas.microsoft.com/office/drawing/2016/5/11/chartex" xmlns:cx6="http://schemas.microsoft.com/office/drawing/2016/5/12/chartex" xmlns:cx7="http://schemas.microsoft.com/office/drawing/2016/5/13/chartex" xmlns:cx8="http://schemas.microsoft.com/office/drawing/2016/5/14/chartex" xmlns:mc="http://schemas.openxmlformats.org/markup-compatibility/2006" xmlns:aink="http://schemas.microsoft.com/office/drawing/2016/ink" xmlns:am3d="http://schemas.microsoft.com/office/drawing/2017/model3d" xmlns:o="urn:schemas-microsoft-com:office:office" xmlns:oel="http://schemas.microsoft.com/office/2019/extlst" xmlns:r="http://schemas.openxmlformats.org/officeDocument/2006/relationships" xmlns:m="http://schemas.openxmlformats.org/officeDocument/2006/math" xmlns:v="urn:schemas-microsoft-com:vml" xmlns:wp14="http://schemas.microsoft.com/office/word/2010/wordprocessingDrawing" xmlns:wp="http://schemas.openxmlformats.org/drawingml/2006/wordprocessingDrawing" xmlns:w10="urn:schemas-microsoft-com:office:word" xmlns:w="http://schemas.openxmlformats.org/wordprocessingml/2006/main" xmlns:w14="http://schemas.microsoft.com/office/word/2010/wordml" xmlns:w15="http://schemas.microsoft.com/office/word/2012/wordml" xmlns:w16cex="http://schemas.microsoft.com/office/word/2018/wordml/cex" xmlns:w16cid="http://schemas.microsoft.com/office/word/2016/wordml/cid" xmlns:w16="http://schemas.microsoft.com/office/word/2018/wordml" xmlns:w16du="http://schemas.microsoft.com/office/word/2023/wordml/word16du" xmlns:w16sdtdh="http://schemas.microsoft.com/office/word/2020/wordml/sdtdatahash" xmlns:w16sdtfl="http://schemas.microsoft.com/office/word/2024/wordml/sdtformatlock" xmlns:w16se="http://schemas.microsoft.com/office/word/2015/wordml/symex" xmlns:wpg="http://schemas.microsoft.com/office/word/2010/wordprocessingGroup" xmlns:wpi="http://schemas.microsoft.com/office/word/2010/wordprocessingInk" xmlns:wne="http://schemas.microsoft.com/office/word/2006/wordml" xmlns:wps="http://schemas.microsoft.com/office/word/2010/wordprocessingShape" xmlns:a="http://schemas.openxmlformats.org/drawingml/2006/main" xmlns:a16="http://schemas.microsoft.com/office/drawing/2014/main" xmlns:pic="http://schemas.openxmlformats.org/drawingml/2006/picture" xmlns:a14="http://schemas.microsoft.com/office/drawing/2010/main" mc:Ignorable="w14 w15 w16se w16cid w16 w16cex w16sdtdh w16sdtfl w16du wp14">
   <w:body>
     <w:p>
       <w:pPr>
         <w:jc w:val="center"/>
         <w:rPr>
-          <w:rFonts w:ascii="Times New Roman" w:eastAsia="Times New Roman" w:hAnsi="Times New Roman" w:cs="Times New Roman"/>
+          <w:rFonts w:ascii="Times New Roman" w:hAnsi="Times New Roman" w:eastAsia="Times New Roman" w:cs="Times New Roman"/>
           <w:b/>
           <w:bCs/>
           <w:color w:val="000000" w:themeColor="text1"/>
@@ -17,13 +17,13 @@
       <w:pPr>
         <w:jc w:val="center"/>
         <w:rPr>
-          <w:rFonts w:ascii="Times New Roman" w:eastAsia="Times New Roman" w:hAnsi="Times New Roman" w:cs="Times New Roman"/>
+          <w:rFonts w:ascii="Times New Roman" w:hAnsi="Times New Roman" w:eastAsia="Times New Roman" w:cs="Times New Roman"/>
           <w:color w:val="000000" w:themeColor="text1"/>
         </w:rPr>
       </w:pPr>
       <w:r>
         <w:rPr>
-          <w:rFonts w:ascii="Times New Roman" w:eastAsia="Times New Roman" w:hAnsi="Times New Roman" w:cs="Times New Roman"/>
+          <w:rFonts w:ascii="Times New Roman" w:hAnsi="Times New Roman" w:eastAsia="Times New Roman" w:cs="Times New Roman"/>
           <w:b/>
           <w:bCs/>
           <w:color w:val="000000" w:themeColor="text1"/>
@@ -35,7 +35,7 @@
       <w:pPr>
         <w:jc w:val="center"/>
         <w:rPr>
-          <w:rFonts w:ascii="Times New Roman" w:eastAsia="Times New Roman" w:hAnsi="Times New Roman" w:cs="Times New Roman"/>
+          <w:rFonts w:ascii="Times New Roman" w:hAnsi="Times New Roman" w:eastAsia="Times New Roman" w:cs="Times New Roman"/>
           <w:color w:val="000000" w:themeColor="text1"/>
         </w:rPr>
       </w:pPr>
@@ -44,7 +44,7 @@
       <w:pPr>
         <w:jc w:val="center"/>
         <w:rPr>
-          <w:rFonts w:ascii="Times New Roman" w:eastAsia="Times New Roman" w:hAnsi="Times New Roman" w:cs="Times New Roman"/>
+          <w:rFonts w:ascii="Times New Roman" w:hAnsi="Times New Roman" w:eastAsia="Times New Roman" w:cs="Times New Roman"/>
           <w:color w:val="000000" w:themeColor="text1"/>
         </w:rPr>
       </w:pPr>
@@ -53,7 +53,7 @@
       <w:pPr>
         <w:jc w:val="center"/>
         <w:rPr>
-          <w:rFonts w:ascii="Times New Roman" w:eastAsia="Times New Roman" w:hAnsi="Times New Roman" w:cs="Times New Roman"/>
+          <w:rFonts w:ascii="Times New Roman" w:hAnsi="Times New Roman" w:eastAsia="Times New Roman" w:cs="Times New Roman"/>
           <w:color w:val="000000" w:themeColor="text1"/>
         </w:rPr>
       </w:pPr>
@@ -62,13 +62,13 @@
       <w:pPr>
         <w:jc w:val="center"/>
         <w:rPr>
-          <w:rFonts w:ascii="Times New Roman" w:eastAsia="Times New Roman" w:hAnsi="Times New Roman" w:cs="Times New Roman"/>
+          <w:rFonts w:ascii="Times New Roman" w:hAnsi="Times New Roman" w:eastAsia="Times New Roman" w:cs="Times New Roman"/>
           <w:color w:val="000000" w:themeColor="text1"/>
         </w:rPr>
       </w:pPr>
       <w:r>
         <w:rPr>
-          <w:rFonts w:ascii="Times New Roman" w:eastAsia="Times New Roman" w:hAnsi="Times New Roman" w:cs="Times New Roman"/>
+          <w:rFonts w:ascii="Times New Roman" w:hAnsi="Times New Roman" w:eastAsia="Times New Roman" w:cs="Times New Roman"/>
           <w:color w:val="000000" w:themeColor="text1"/>
         </w:rPr>
         <w:t>Desarrollo Orientado por Objetos</w:t>
@@ -78,13 +78,13 @@
       <w:pPr>
         <w:jc w:val="center"/>
         <w:rPr>
-          <w:rFonts w:ascii="Times New Roman" w:eastAsia="Times New Roman" w:hAnsi="Times New Roman" w:cs="Times New Roman"/>
+          <w:rFonts w:ascii="Times New Roman" w:hAnsi="Times New Roman" w:eastAsia="Times New Roman" w:cs="Times New Roman"/>
           <w:color w:val="000000" w:themeColor="text1"/>
         </w:rPr>
       </w:pPr>
       <w:r>
         <w:rPr>
-          <w:rFonts w:ascii="Times New Roman" w:eastAsia="Times New Roman" w:hAnsi="Times New Roman" w:cs="Times New Roman"/>
+          <w:rFonts w:ascii="Times New Roman" w:hAnsi="Times New Roman" w:eastAsia="Times New Roman" w:cs="Times New Roman"/>
           <w:color w:val="000000" w:themeColor="text1"/>
         </w:rPr>
         <w:t>DOPO</w:t>
@@ -94,7 +94,7 @@
       <w:pPr>
         <w:jc w:val="center"/>
         <w:rPr>
-          <w:rFonts w:ascii="Times New Roman" w:eastAsia="Times New Roman" w:hAnsi="Times New Roman" w:cs="Times New Roman"/>
+          <w:rFonts w:ascii="Times New Roman" w:hAnsi="Times New Roman" w:eastAsia="Times New Roman" w:cs="Times New Roman"/>
           <w:color w:val="000000" w:themeColor="text1"/>
         </w:rPr>
       </w:pPr>
@@ -103,7 +103,7 @@
       <w:pPr>
         <w:jc w:val="center"/>
         <w:rPr>
-          <w:rFonts w:ascii="Times New Roman" w:eastAsia="Times New Roman" w:hAnsi="Times New Roman" w:cs="Times New Roman"/>
+          <w:rFonts w:ascii="Times New Roman" w:hAnsi="Times New Roman" w:eastAsia="Times New Roman" w:cs="Times New Roman"/>
           <w:color w:val="000000" w:themeColor="text1"/>
         </w:rPr>
       </w:pPr>
@@ -112,7 +112,7 @@
       <w:pPr>
         <w:jc w:val="center"/>
         <w:rPr>
-          <w:rFonts w:ascii="Times New Roman" w:eastAsia="Times New Roman" w:hAnsi="Times New Roman" w:cs="Times New Roman"/>
+          <w:rFonts w:ascii="Times New Roman" w:hAnsi="Times New Roman" w:eastAsia="Times New Roman" w:cs="Times New Roman"/>
           <w:color w:val="000000" w:themeColor="text1"/>
         </w:rPr>
       </w:pPr>
@@ -121,7 +121,7 @@
       <w:pPr>
         <w:jc w:val="center"/>
         <w:rPr>
-          <w:rFonts w:ascii="Times New Roman" w:eastAsia="Times New Roman" w:hAnsi="Times New Roman" w:cs="Times New Roman"/>
+          <w:rFonts w:ascii="Times New Roman" w:hAnsi="Times New Roman" w:eastAsia="Times New Roman" w:cs="Times New Roman"/>
           <w:color w:val="000000" w:themeColor="text1"/>
         </w:rPr>
       </w:pPr>
@@ -130,13 +130,13 @@
       <w:pPr>
         <w:jc w:val="center"/>
         <w:rPr>
-          <w:rFonts w:ascii="Times New Roman" w:eastAsia="Times New Roman" w:hAnsi="Times New Roman" w:cs="Times New Roman"/>
+          <w:rFonts w:ascii="Times New Roman" w:hAnsi="Times New Roman" w:eastAsia="Times New Roman" w:cs="Times New Roman"/>
           <w:color w:val="000000" w:themeColor="text1"/>
         </w:rPr>
       </w:pPr>
       <w:r>
         <w:rPr>
-          <w:rFonts w:ascii="Times New Roman" w:eastAsia="Times New Roman" w:hAnsi="Times New Roman" w:cs="Times New Roman"/>
+          <w:rFonts w:ascii="Times New Roman" w:hAnsi="Times New Roman" w:eastAsia="Times New Roman" w:cs="Times New Roman"/>
           <w:color w:val="000000" w:themeColor="text1"/>
         </w:rPr>
         <w:t>Presentado por:</w:t>
@@ -146,13 +146,13 @@
       <w:pPr>
         <w:jc w:val="center"/>
         <w:rPr>
-          <w:rFonts w:ascii="Times New Roman" w:eastAsia="Times New Roman" w:hAnsi="Times New Roman" w:cs="Times New Roman"/>
+          <w:rFonts w:ascii="Times New Roman" w:hAnsi="Times New Roman" w:eastAsia="Times New Roman" w:cs="Times New Roman"/>
           <w:color w:val="000000" w:themeColor="text1"/>
         </w:rPr>
       </w:pPr>
       <w:r>
         <w:rPr>
-          <w:rFonts w:ascii="Times New Roman" w:eastAsia="Times New Roman" w:hAnsi="Times New Roman" w:cs="Times New Roman"/>
+          <w:rFonts w:ascii="Times New Roman" w:hAnsi="Times New Roman" w:eastAsia="Times New Roman" w:cs="Times New Roman"/>
           <w:color w:val="000000" w:themeColor="text1"/>
         </w:rPr>
         <w:t>Wilson Steven Mendivelso Sanabria</w:t>
@@ -162,13 +162,13 @@
       <w:pPr>
         <w:jc w:val="center"/>
         <w:rPr>
-          <w:rFonts w:ascii="Times New Roman" w:eastAsia="Times New Roman" w:hAnsi="Times New Roman" w:cs="Times New Roman"/>
+          <w:rFonts w:ascii="Times New Roman" w:hAnsi="Times New Roman" w:eastAsia="Times New Roman" w:cs="Times New Roman"/>
           <w:color w:val="000000" w:themeColor="text1"/>
         </w:rPr>
       </w:pPr>
       <w:r>
         <w:rPr>
-          <w:rFonts w:ascii="Times New Roman" w:eastAsia="Times New Roman" w:hAnsi="Times New Roman" w:cs="Times New Roman"/>
+          <w:rFonts w:ascii="Times New Roman" w:hAnsi="Times New Roman" w:eastAsia="Times New Roman" w:cs="Times New Roman"/>
           <w:color w:val="000000" w:themeColor="text1"/>
         </w:rPr>
         <w:t>David Santiago Garzon Rodriguez</w:t>
@@ -178,7 +178,7 @@
       <w:pPr>
         <w:jc w:val="center"/>
         <w:rPr>
-          <w:rFonts w:ascii="Times New Roman" w:eastAsia="Times New Roman" w:hAnsi="Times New Roman" w:cs="Times New Roman"/>
+          <w:rFonts w:ascii="Times New Roman" w:hAnsi="Times New Roman" w:eastAsia="Times New Roman" w:cs="Times New Roman"/>
           <w:color w:val="000000" w:themeColor="text1"/>
         </w:rPr>
       </w:pPr>
@@ -187,7 +187,7 @@
       <w:pPr>
         <w:jc w:val="center"/>
         <w:rPr>
-          <w:rFonts w:ascii="Times New Roman" w:eastAsia="Times New Roman" w:hAnsi="Times New Roman" w:cs="Times New Roman"/>
+          <w:rFonts w:ascii="Times New Roman" w:hAnsi="Times New Roman" w:eastAsia="Times New Roman" w:cs="Times New Roman"/>
           <w:color w:val="000000" w:themeColor="text1"/>
         </w:rPr>
       </w:pPr>
@@ -196,13 +196,13 @@
       <w:pPr>
         <w:jc w:val="center"/>
         <w:rPr>
-          <w:rFonts w:ascii="Times New Roman" w:eastAsia="Times New Roman" w:hAnsi="Times New Roman" w:cs="Times New Roman"/>
+          <w:rFonts w:ascii="Times New Roman" w:hAnsi="Times New Roman" w:eastAsia="Times New Roman" w:cs="Times New Roman"/>
           <w:color w:val="000000" w:themeColor="text1"/>
         </w:rPr>
       </w:pPr>
       <w:r>
         <w:rPr>
-          <w:rFonts w:ascii="Times New Roman" w:eastAsia="Times New Roman" w:hAnsi="Times New Roman" w:cs="Times New Roman"/>
+          <w:rFonts w:ascii="Times New Roman" w:hAnsi="Times New Roman" w:eastAsia="Times New Roman" w:cs="Times New Roman"/>
           <w:color w:val="000000" w:themeColor="text1"/>
         </w:rPr>
         <w:t>Docente:</w:t>
@@ -212,20 +212,20 @@
       <w:pPr>
         <w:jc w:val="center"/>
         <w:rPr>
-          <w:rFonts w:ascii="Times New Roman" w:eastAsia="Times New Roman" w:hAnsi="Times New Roman" w:cs="Times New Roman"/>
+          <w:rFonts w:ascii="Times New Roman" w:hAnsi="Times New Roman" w:eastAsia="Times New Roman" w:cs="Times New Roman"/>
           <w:color w:val="000000" w:themeColor="text1"/>
         </w:rPr>
       </w:pPr>
       <w:r>
         <w:rPr>
-          <w:rFonts w:ascii="Times New Roman" w:eastAsia="Times New Roman" w:hAnsi="Times New Roman" w:cs="Times New Roman"/>
+          <w:rFonts w:ascii="Times New Roman" w:hAnsi="Times New Roman" w:eastAsia="Times New Roman" w:cs="Times New Roman"/>
           <w:color w:val="000000" w:themeColor="text1"/>
         </w:rPr>
         <w:t>María</w:t>
       </w:r>
       <w:r>
         <w:rPr>
-          <w:rFonts w:ascii="Times New Roman" w:eastAsia="Times New Roman" w:hAnsi="Times New Roman" w:cs="Times New Roman"/>
+          <w:rFonts w:ascii="Times New Roman" w:hAnsi="Times New Roman" w:eastAsia="Times New Roman" w:cs="Times New Roman"/>
           <w:color w:val="000000" w:themeColor="text1"/>
         </w:rPr>
         <w:t xml:space="preserve"> Irma Diaz Rozo</w:t>
@@ -235,7 +235,7 @@
       <w:pPr>
         <w:jc w:val="center"/>
         <w:rPr>
-          <w:rFonts w:ascii="Times New Roman" w:eastAsia="Times New Roman" w:hAnsi="Times New Roman" w:cs="Times New Roman"/>
+          <w:rFonts w:ascii="Times New Roman" w:hAnsi="Times New Roman" w:eastAsia="Times New Roman" w:cs="Times New Roman"/>
           <w:color w:val="000000" w:themeColor="text1"/>
         </w:rPr>
       </w:pPr>
@@ -248,7 +248,6 @@
     <w:p/>
     <w:p>
       <w:r>
-        <w:lastRenderedPageBreak/>
         <w:drawing>
           <wp:inline distT="0" distB="0" distL="0" distR="0" wp14:anchorId="5C7BCA41" wp14:editId="5C30AB9D">
             <wp:extent cx="5612130" cy="1643380"/>
@@ -430,7 +429,7 @@
         <w:pStyle w:val="ListParagraph"/>
         <w:numPr>
           <w:ilvl w:val="0"/>
-          <w:numId w:val="2"/>
+          <w:numId w:val="6"/>
         </w:numPr>
       </w:pPr>
       <w:r>
@@ -499,11 +498,10 @@
         <w:pStyle w:val="ListParagraph"/>
         <w:numPr>
           <w:ilvl w:val="0"/>
-          <w:numId w:val="2"/>
+          <w:numId w:val="6"/>
         </w:numPr>
       </w:pPr>
       <w:r>
-        <w:lastRenderedPageBreak/>
         <w:t>MiniTunes y PlaylistTest utilizan la clase Playlist.</w:t>
       </w:r>
     </w:p>
@@ -517,10 +515,12 @@
         <w:pStyle w:val="ListParagraph"/>
         <w:numPr>
           <w:ilvl w:val="0"/>
-          <w:numId w:val="2"/>
+          <w:numId w:val="6"/>
         </w:numPr>
-      </w:pPr>
-      <w:r>
+        <w:rPr/>
+      </w:pPr>
+      <w:r>
+        <w:rPr/>
         <w:t>La clase principal es MiniTunes</w:t>
       </w:r>
     </w:p>
@@ -529,11 +529,16 @@
         <w:pStyle w:val="ListParagraph"/>
         <w:numPr>
           <w:ilvl w:val="0"/>
-          <w:numId w:val="2"/>
+          <w:numId w:val="6"/>
         </w:numPr>
-      </w:pPr>
-      <w:r>
-        <w:t>El proyecyo se llama miniTunes y tambien la aplicacion se centra en miniTunes</w:t>
+        <w:rPr/>
+      </w:pPr>
+      <w:r>
+        <w:rPr>
+          <w:noProof w:val="0"/>
+          <w:lang w:val="es-CO"/>
+        </w:rPr>
+        <w:t>Es la principal porque es la que integra toda la lógica del proyecto y dónde se implementa el mismo.</w:t>
       </w:r>
     </w:p>
     <w:p>
@@ -541,7 +546,7 @@
         <w:pStyle w:val="ListParagraph"/>
         <w:numPr>
           <w:ilvl w:val="0"/>
-          <w:numId w:val="2"/>
+          <w:numId w:val="6"/>
         </w:numPr>
       </w:pPr>
       <w:r>
@@ -553,7 +558,7 @@
         <w:pStyle w:val="ListParagraph"/>
         <w:numPr>
           <w:ilvl w:val="0"/>
-          <w:numId w:val="2"/>
+          <w:numId w:val="6"/>
         </w:numPr>
       </w:pPr>
       <w:r>
@@ -591,286 +596,348 @@
     </w:p>
     <w:p>
       <w:r>
+        <w:rPr/>
         <w:t>3. Generen y revisen la documentación del proyecto: ¿está completa la documentación de cada clase? (Detallen el estado de documentación: encabezado y métodos)</w:t>
       </w:r>
       <w:r>
+        <w:rPr/>
         <w:t xml:space="preserve"> </w:t>
       </w:r>
-      <w:r>
+    </w:p>
+    <w:p>
+      <w:r>
+        <w:rPr/>
+        <w:t xml:space="preserve">Para la clase </w:t>
+      </w:r>
+      <w:r>
+        <w:rPr/>
+        <w:t>MiniTunes</w:t>
+      </w:r>
+      <w:r>
+        <w:rPr/>
+        <w:t>:</w:t>
+      </w:r>
+    </w:p>
+    <w:p>
+      <w:r>
+        <w:rPr/>
+        <w:t xml:space="preserve">Falta la parte de la naturaleza, la información y la invariante. A lo mucho pone el autor. Para los métodos, ninguno tiene documentación, o sea no tiene, objetivo, </w:t>
+      </w:r>
+      <w:r>
+        <w:rPr/>
+        <w:t>parametros</w:t>
+      </w:r>
+      <w:r>
+        <w:rPr/>
+        <w:t xml:space="preserve"> y retorno.</w:t>
+      </w:r>
+    </w:p>
+    <w:p>
+      <w:pPr>
+        <w:pStyle w:val="Normal"/>
+      </w:pPr>
+      <w:r>
+        <w:rPr/>
+        <w:t>Para la clase Playlist:</w:t>
+      </w:r>
+      <w:r>
+        <w:br/>
+      </w:r>
+      <w:r>
+        <w:rPr/>
+        <w:t xml:space="preserve">Falta la parte de </w:t>
+      </w:r>
+      <w:r>
+        <w:rPr/>
+        <w:t xml:space="preserve">la naturaleza, la información y la invariante. Para los métodos, ninguno tiene documentación, o sea no tiene, objetivo, </w:t>
+      </w:r>
+      <w:r>
+        <w:rPr/>
+        <w:t>parametros</w:t>
+      </w:r>
+      <w:r>
+        <w:rPr/>
+        <w:t xml:space="preserve"> y retorno.</w:t>
+      </w:r>
+    </w:p>
+    <w:p/>
+    <w:p>
+      <w:r>
+        <w:t>4. Revisen el código fuente del proyecto, ¿en qué estado está cada clase? (Detallen el estado de</w:t>
+      </w:r>
+      <w:r>
+        <w:t xml:space="preserve"> </w:t>
+      </w:r>
+      <w:r>
+        <w:t>las fuentes considerando dos dimensiones: (a) la primera, atributos y métodos, y la segunda, (b)</w:t>
+      </w:r>
+      <w:r>
+        <w:t xml:space="preserve"> </w:t>
+      </w:r>
+      <w:r>
+        <w:t>código, documentación y comentarios) (c) ¿Qué diferencia hay entre el código, la documentación</w:t>
+      </w:r>
+      <w:r>
+        <w:t xml:space="preserve"> </w:t>
+      </w:r>
+      <w:r>
+        <w:t>y los comentarios?</w:t>
+      </w:r>
+    </w:p>
+    <w:p>
+      <w:r>
+        <w:t xml:space="preserve">-En miniTunes. </w:t>
+      </w:r>
+    </w:p>
+    <w:p>
+      <w:r>
+        <w:t>A)</w:t>
+      </w:r>
+      <w:r>
+        <w:t xml:space="preserve"> </w:t>
+      </w:r>
+      <w:r>
+        <w:t>la</w:t>
+      </w:r>
+      <w:r>
+        <w:t xml:space="preserve"> clase tiene 1 atributo</w:t>
+      </w:r>
+      <w:r>
+        <w:t xml:space="preserve"> y tiene 9 </w:t>
+      </w:r>
+      <w:r>
+        <w:t>métodos</w:t>
+      </w:r>
+      <w:r>
+        <w:t>.</w:t>
+      </w:r>
+    </w:p>
+    <w:p>
+      <w:r>
+        <w:rPr/>
+        <w:t xml:space="preserve">B) el </w:t>
+      </w:r>
+      <w:r>
+        <w:rPr/>
+        <w:t>código</w:t>
+      </w:r>
+      <w:r>
+        <w:rPr/>
+        <w:t xml:space="preserve"> solo </w:t>
+      </w:r>
+      <w:r>
+        <w:rPr/>
+        <w:t>están</w:t>
+      </w:r>
+      <w:r>
+        <w:rPr/>
+        <w:t xml:space="preserve"> los </w:t>
+      </w:r>
+      <w:r>
+        <w:rPr/>
+        <w:t>métodos</w:t>
+      </w:r>
+      <w:r>
+        <w:rPr/>
+        <w:t xml:space="preserve">, y cada </w:t>
+      </w:r>
+      <w:r>
+        <w:rPr/>
+        <w:t>método</w:t>
+      </w:r>
+      <w:r>
+        <w:rPr/>
+        <w:t xml:space="preserve"> solo retorna algo por defecto</w:t>
+      </w:r>
+      <w:r>
+        <w:rPr/>
+        <w:t>, tiene documentaci</w:t>
+      </w:r>
+      <w:r>
+        <w:rPr/>
+        <w:t>ó</w:t>
+      </w:r>
+      <w:r>
+        <w:rPr/>
+        <w:t xml:space="preserve">n donde menciona el autor y en los comentarios menciona como </w:t>
+      </w:r>
+      <w:r>
+        <w:rPr/>
+        <w:t>debería</w:t>
+      </w:r>
+      <w:r>
+        <w:rPr/>
+        <w:t xml:space="preserve"> de funcionar dicho </w:t>
+      </w:r>
+      <w:r>
+        <w:rPr/>
+        <w:t>método</w:t>
+      </w:r>
+      <w:r>
+        <w:rPr/>
+        <w:t xml:space="preserve"> </w:t>
+      </w:r>
+    </w:p>
+    <w:p>
+      <w:r>
+        <w:t xml:space="preserve">C) la diferencia es que el </w:t>
+      </w:r>
+      <w:r>
+        <w:t>código</w:t>
+      </w:r>
+      <w:r>
+        <w:t xml:space="preserve"> es lo que compila y se ejecuta en </w:t>
+      </w:r>
+      <w:r>
+        <w:t>el</w:t>
+      </w:r>
+      <w:r>
+        <w:t xml:space="preserve"> </w:t>
+      </w:r>
+      <w:r>
+        <w:t>programa</w:t>
+      </w:r>
+      <w:r>
+        <w:t xml:space="preserve">, la </w:t>
+      </w:r>
+      <w:r>
+        <w:t>documentación</w:t>
+      </w:r>
+      <w:r>
+        <w:t xml:space="preserve"> permite </w:t>
+      </w:r>
+      <w:r>
+        <w:t xml:space="preserve">mostrar las clases y </w:t>
+      </w:r>
+      <w:r>
+        <w:t>métodos</w:t>
+      </w:r>
+      <w:r>
+        <w:t xml:space="preserve"> </w:t>
+      </w:r>
+      <w:r>
+        <w:t>públicos</w:t>
+      </w:r>
+      <w:r>
+        <w:t xml:space="preserve"> para que un usuario pueda usarlos y conocer que hacen. Y los comentarios sirven para mostrarlos en el c</w:t>
+      </w:r>
+      <w:r>
+        <w:t>ó</w:t>
+      </w:r>
+      <w:r>
+        <w:t>digo de cada clase, no ejecutada nada, son solo mensajes</w:t>
+      </w:r>
+      <w:r>
+        <w:t xml:space="preserve"> pa</w:t>
+      </w:r>
+      <w:r>
+        <w:t>ra aqu</w:t>
+      </w:r>
+      <w:r>
+        <w:t xml:space="preserve">el que </w:t>
+      </w:r>
+      <w:r>
+        <w:t>vaya a de</w:t>
+      </w:r>
+      <w:r>
+        <w:t>sarroll</w:t>
+      </w:r>
+      <w:r>
+        <w:t xml:space="preserve">ar </w:t>
+      </w:r>
+      <w:r>
+        <w:t xml:space="preserve">el </w:t>
+      </w:r>
+      <w:r>
+        <w:t>código</w:t>
+      </w:r>
+      <w:r>
+        <w:t>.</w:t>
+      </w:r>
+      <w:r>
+        <w:t xml:space="preserve"> </w:t>
+      </w:r>
+    </w:p>
+    <w:p>
+      <w:r>
+        <w:t>-en Playlist</w:t>
+      </w:r>
+    </w:p>
+    <w:p>
+      <w:r>
+        <w:t xml:space="preserve">A) la clase no tiene atributos y tiene 8 </w:t>
+      </w:r>
+      <w:r>
+        <w:t>métodos</w:t>
+      </w:r>
+    </w:p>
+    <w:p>
+      <w:r>
+        <w:t xml:space="preserve">B) En el código solo están los métodos, y cada método solo retorna algo por defecto, pero solamente hay un método que ya </w:t>
+      </w:r>
+      <w:r>
+        <w:t>está</w:t>
+      </w:r>
+      <w:r>
+        <w:t xml:space="preserve"> implementado. No tiene documentación</w:t>
+      </w:r>
+      <w:r>
+        <w:t xml:space="preserve"> y en los comentarios menciona cual es la naturaleza de la clase y también la </w:t>
+      </w:r>
+      <w:r>
+        <w:t>descripción</w:t>
+      </w:r>
+      <w:r>
+        <w:t xml:space="preserve"> de un </w:t>
+      </w:r>
+      <w:r>
+        <w:t>método</w:t>
+      </w:r>
+      <w:r>
+        <w:t>.</w:t>
+      </w:r>
+    </w:p>
+    <w:p>
+      <w:r>
+        <w:t>C) la diferencia es que el código es lo que compila y se ejecuta en el programa, la documentación permite mostrar las clases y métodos públicos para que un usuario pueda usarlos y conocer que hacen. Y los comentarios sirven para mostrarlos en el</w:t>
+      </w:r>
+    </w:p>
+    <w:p/>
+    <w:p>
+      <w:pPr>
         <w:rPr>
           <w:b/>
           <w:bCs/>
           <w:sz w:val="28"/>
           <w:szCs w:val="28"/>
         </w:rPr>
-        <w:t>**</w:t>
-      </w:r>
-    </w:p>
-    <w:p>
-      <w:r>
-        <w:t>4. Revisen el código fuente del proyecto, ¿en qué estado está cada clase? (Detallen el estado de</w:t>
-      </w:r>
-      <w:r>
-        <w:t xml:space="preserve"> </w:t>
-      </w:r>
-      <w:r>
-        <w:t>las fuentes considerando dos dimensiones: (a) la primera, atributos y métodos, y la segunda, (b)</w:t>
-      </w:r>
-      <w:r>
-        <w:t xml:space="preserve"> </w:t>
-      </w:r>
-      <w:r>
-        <w:t>código, documentación y comentarios) (c) ¿Qué diferencia hay entre el código, la documentación</w:t>
-      </w:r>
-      <w:r>
-        <w:t xml:space="preserve"> </w:t>
-      </w:r>
-      <w:r>
-        <w:t>y los comentarios?</w:t>
-      </w:r>
-    </w:p>
-    <w:p>
-      <w:r>
-        <w:t xml:space="preserve">-En miniTunes. </w:t>
-      </w:r>
-    </w:p>
-    <w:p>
-      <w:r>
-        <w:t>A)</w:t>
-      </w:r>
-      <w:r>
-        <w:t xml:space="preserve"> </w:t>
-      </w:r>
-      <w:r>
-        <w:t>la</w:t>
-      </w:r>
-      <w:r>
-        <w:t xml:space="preserve"> clase tiene 1 atributo</w:t>
-      </w:r>
-      <w:r>
-        <w:t xml:space="preserve"> y tiene 9 </w:t>
-      </w:r>
-      <w:r>
-        <w:t>métodos</w:t>
-      </w:r>
-      <w:r>
-        <w:t>.</w:t>
-      </w:r>
-    </w:p>
-    <w:p>
-      <w:r>
-        <w:t xml:space="preserve">B) el </w:t>
-      </w:r>
-      <w:r>
-        <w:t>código</w:t>
-      </w:r>
-      <w:r>
-        <w:t xml:space="preserve"> solo </w:t>
-      </w:r>
-      <w:r>
-        <w:t>están</w:t>
-      </w:r>
-      <w:r>
-        <w:t xml:space="preserve"> los </w:t>
-      </w:r>
-      <w:r>
-        <w:t>métodos</w:t>
-      </w:r>
-      <w:r>
-        <w:t xml:space="preserve">, y cada </w:t>
-      </w:r>
-      <w:r>
-        <w:t>método</w:t>
-      </w:r>
-      <w:r>
-        <w:t xml:space="preserve"> solo retorna algo por defecto</w:t>
-      </w:r>
-      <w:r>
-        <w:t>, no tiene documentaci</w:t>
-      </w:r>
-      <w:r>
-        <w:t>ó</w:t>
-      </w:r>
-      <w:r>
-        <w:t xml:space="preserve">n y en los comentarios menciona como </w:t>
-      </w:r>
-      <w:r>
-        <w:t>debería</w:t>
-      </w:r>
-      <w:r>
-        <w:t xml:space="preserve"> de funcionar dicho </w:t>
-      </w:r>
-      <w:r>
-        <w:t>método</w:t>
-      </w:r>
-      <w:r>
-        <w:t xml:space="preserve"> </w:t>
-      </w:r>
-    </w:p>
-    <w:p>
-      <w:r>
-        <w:t xml:space="preserve">C) la diferencia es que el </w:t>
-      </w:r>
-      <w:r>
-        <w:t>código</w:t>
-      </w:r>
-      <w:r>
-        <w:t xml:space="preserve"> es lo que compila y se ejecuta en </w:t>
-      </w:r>
-      <w:r>
-        <w:t>el</w:t>
-      </w:r>
-      <w:r>
-        <w:t xml:space="preserve"> </w:t>
-      </w:r>
-      <w:r>
-        <w:t>programa</w:t>
-      </w:r>
-      <w:r>
-        <w:t xml:space="preserve">, la </w:t>
-      </w:r>
-      <w:r>
-        <w:t>documentación</w:t>
-      </w:r>
-      <w:r>
-        <w:t xml:space="preserve"> permite </w:t>
-      </w:r>
-      <w:r>
-        <w:t xml:space="preserve">mostrar las clases y </w:t>
-      </w:r>
-      <w:r>
-        <w:t>métodos</w:t>
-      </w:r>
-      <w:r>
-        <w:t xml:space="preserve"> </w:t>
-      </w:r>
-      <w:r>
-        <w:t>públicos</w:t>
-      </w:r>
-      <w:r>
-        <w:t xml:space="preserve"> para que un usuario pueda usarlos y conocer que hacen. Y los comentarios sirven para mostrarlos en el c</w:t>
-      </w:r>
-      <w:r>
-        <w:t>ó</w:t>
-      </w:r>
-      <w:r>
-        <w:t>digo de cada clase, no ejecutada nada, son solo mensajes</w:t>
-      </w:r>
-      <w:r>
-        <w:t xml:space="preserve"> pa</w:t>
-      </w:r>
-      <w:r>
-        <w:t>ra aqu</w:t>
-      </w:r>
-      <w:r>
-        <w:t xml:space="preserve">el que </w:t>
-      </w:r>
-      <w:r>
-        <w:t>vaya a de</w:t>
-      </w:r>
-      <w:r>
-        <w:t>sarroll</w:t>
-      </w:r>
-      <w:r>
-        <w:t xml:space="preserve">ar </w:t>
-      </w:r>
-      <w:r>
-        <w:t xml:space="preserve">el </w:t>
-      </w:r>
-      <w:r>
-        <w:t>código</w:t>
-      </w:r>
-      <w:r>
-        <w:t>.</w:t>
-      </w:r>
-      <w:r>
-        <w:t xml:space="preserve"> </w:t>
-      </w:r>
-    </w:p>
-    <w:p>
-      <w:r>
-        <w:t>-en Playlist</w:t>
-      </w:r>
-    </w:p>
-    <w:p>
-      <w:r>
-        <w:t xml:space="preserve">A) la clase no tiene atributos y tiene 8 </w:t>
-      </w:r>
-      <w:r>
-        <w:t>métodos</w:t>
-      </w:r>
-    </w:p>
-    <w:p>
-      <w:r>
-        <w:t xml:space="preserve">B) En el código solo están los métodos, y cada método solo retorna algo por defecto, pero solamente hay un método que ya </w:t>
-      </w:r>
-      <w:r>
-        <w:t>está</w:t>
-      </w:r>
-      <w:r>
-        <w:t xml:space="preserve"> implementado. No tiene documentación</w:t>
-      </w:r>
-      <w:r>
-        <w:t xml:space="preserve"> y </w:t>
-      </w:r>
-      <w:r>
-        <w:lastRenderedPageBreak/>
-        <w:t xml:space="preserve">en los comentarios menciona cual es la naturaleza de la clase y también la </w:t>
-      </w:r>
-      <w:r>
-        <w:t>descripción</w:t>
-      </w:r>
-      <w:r>
-        <w:t xml:space="preserve"> de un </w:t>
-      </w:r>
-      <w:r>
-        <w:t>método</w:t>
-      </w:r>
-      <w:r>
-        <w:t>.</w:t>
-      </w:r>
-    </w:p>
-    <w:p>
-      <w:r>
-        <w:t>C) la diferencia es que el código es lo que compila y se ejecuta en el programa, la documentación permite mostrar las clases y métodos públicos para que un usuario pueda usarlos y conocer que hacen. Y los comentarios sirven para mostrarlos en el</w:t>
-      </w:r>
-    </w:p>
-    <w:p/>
-    <w:p>
-      <w:pPr>
+      </w:pPr>
+      <w:r>
         <w:rPr>
           <w:b/>
           <w:bCs/>
           <w:sz w:val="28"/>
           <w:szCs w:val="28"/>
         </w:rPr>
-      </w:pPr>
-      <w:r>
+        <w:t>B Realizando ingeniería inversa</w:t>
+      </w:r>
+    </w:p>
+    <w:p>
+      <w:pPr>
         <w:rPr>
           <w:b/>
           <w:bCs/>
           <w:sz w:val="28"/>
           <w:szCs w:val="28"/>
         </w:rPr>
-        <w:t>B Realizando ingeniería inversa</w:t>
-      </w:r>
-    </w:p>
-    <w:p>
-      <w:pPr>
+      </w:pPr>
+      <w:r>
         <w:rPr>
           <w:b/>
           <w:bCs/>
           <w:sz w:val="28"/>
           <w:szCs w:val="28"/>
         </w:rPr>
-      </w:pPr>
-      <w:r>
-        <w:rPr>
-          <w:b/>
-          <w:bCs/>
-          <w:sz w:val="28"/>
-          <w:szCs w:val="28"/>
-        </w:rPr>
         <w:t xml:space="preserve"> [En lab02.pdf miniTunes.astah]</w:t>
       </w:r>
     </w:p>
@@ -889,116 +956,42 @@
     </w:p>
     <w:p>
       <w:r>
+        <w:rPr/>
         <w:t>1. Completen el diagrama de clases correspondiente al proyecto. (No incluyan la clase de pruebas)</w:t>
       </w:r>
       <w:r>
-        <w:t>** (</w:t>
-      </w:r>
-      <w:r>
-        <w:t xml:space="preserve">Si </w:t>
-      </w:r>
-      <w:r>
-        <w:t xml:space="preserve">es un </w:t>
-      </w:r>
-      <w:r>
-        <w:t>HashM</w:t>
-      </w:r>
-      <w:r>
-        <w:t>ap aún</w:t>
-      </w:r>
-      <w:r>
-        <w:t xml:space="preserve"> puede hacer</w:t>
-      </w:r>
-      <w:r>
-        <w:t xml:space="preserve"> lo mismo </w:t>
-      </w:r>
-      <w:r>
-        <w:t>que se haci</w:t>
-      </w:r>
-      <w:r>
-        <w:t>a con u</w:t>
-      </w:r>
-      <w:r>
-        <w:t>n ArrayLis</w:t>
-      </w:r>
-      <w:r>
-        <w:t>t, de ponerl</w:t>
-      </w:r>
-      <w:r>
-        <w:t>o com</w:t>
-      </w:r>
-      <w:r>
-        <w:t>o</w:t>
-      </w:r>
-      <w:r>
+        <w:rPr/>
         <w:t xml:space="preserve"> </w:t>
       </w:r>
-      <w:r>
-        <w:t xml:space="preserve">que </w:t>
-      </w:r>
-      <w:r>
-        <w:t xml:space="preserve">un </w:t>
-      </w:r>
-      <w:r>
-        <w:t>Mini</w:t>
-      </w:r>
-      <w:r>
-        <w:t>Tu</w:t>
-      </w:r>
-      <w:r>
-        <w:t xml:space="preserve">nes </w:t>
-      </w:r>
-      <w:r>
-        <w:t xml:space="preserve">tiene </w:t>
-      </w:r>
-      <w:r>
-        <w:t xml:space="preserve">muchos </w:t>
-      </w:r>
-      <w:r>
-        <w:t>Pl</w:t>
-      </w:r>
-      <w:r>
-        <w:t>aylist</w:t>
-      </w:r>
-      <w:r>
-        <w:t>s</w:t>
-      </w:r>
-      <w:r>
-        <w:t>?</w:t>
-      </w:r>
-      <w:r>
-        <w:t>)</w:t>
-      </w:r>
-      <w:r>
-        <w:t>:</w:t>
-      </w:r>
-    </w:p>
-    <w:p>
-      <w:r>
-        <w:lastRenderedPageBreak/>
+    </w:p>
+    <w:p>
+      <w:pPr>
+        <w:pStyle w:val="Normal"/>
+      </w:pPr>
+      <w:r>
         <w:drawing>
-          <wp:inline distT="0" distB="0" distL="0" distR="0" wp14:anchorId="54A5CD83" wp14:editId="77CA0416">
-            <wp:extent cx="5401429" cy="5239481"/>
-            <wp:effectExtent l="0" t="0" r="8890" b="0"/>
-            <wp:docPr id="954880705" name="Imagen 4">
-              <a:extLst xmlns:a="http://schemas.openxmlformats.org/drawingml/2006/main">
-                <a:ext uri="{FF2B5EF4-FFF2-40B4-BE49-F238E27FC236}">
-                  <a16:creationId xmlns:a16="http://schemas.microsoft.com/office/drawing/2014/main" id="{30A5B6B0-84F9-4EC0-A2BB-E405111F3A2F}"/>
-                </a:ext>
-              </a:extLst>
-            </wp:docPr>
+          <wp:inline wp14:editId="614C83BE" wp14:anchorId="579F7E9C">
+            <wp:extent cx="4448796" cy="5372850"/>
+            <wp:effectExtent l="0" t="0" r="0" b="0"/>
+            <wp:docPr id="1330966406" name="drawing"/>
             <wp:cNvGraphicFramePr>
-              <a:graphicFrameLocks xmlns:a="http://schemas.openxmlformats.org/drawingml/2006/main" noChangeAspect="1"/>
+              <a:graphicFrameLocks noChangeAspect="1"/>
             </wp:cNvGraphicFramePr>
-            <a:graphic xmlns:a="http://schemas.openxmlformats.org/drawingml/2006/main">
-              <a:graphicData uri="http://schemas.openxmlformats.org/drawingml/2006/picture">
+            <a:graphic>
+              <a:graphicData xmlns:a="http://schemas.openxmlformats.org/drawingml/2006/main" uri="http://schemas.openxmlformats.org/drawingml/2006/picture">
                 <pic:pic xmlns:pic="http://schemas.openxmlformats.org/drawingml/2006/picture">
                   <pic:nvPicPr>
-                    <pic:cNvPr id="1582574215" name=""/>
+                    <pic:cNvPr id="1330966406" name="Picture 1330966406"/>
                     <pic:cNvPicPr/>
                   </pic:nvPicPr>
                   <pic:blipFill>
-                    <a:blip r:embed="rId9"/>
+                    <a:blip xmlns:r="http://schemas.openxmlformats.org/officeDocument/2006/relationships" r:embed="rId1677009070">
+                      <a:extLst>
+                        <a:ext uri="{28A0092B-C50C-407E-A947-70E740481C1C}">
+                          <a14:useLocalDpi xmlns:a14="http://schemas.microsoft.com/office/drawing/2010/main"/>
+                        </a:ext>
+                      </a:extLst>
+                    </a:blip>
                     <a:stretch>
                       <a:fillRect/>
                     </a:stretch>
@@ -1006,7 +999,7 @@
                   <pic:spPr>
                     <a:xfrm>
                       <a:off x="0" y="0"/>
-                      <a:ext cx="5401429" cy="5239481"/>
+                      <a:ext cx="4448796" cy="5372850"/>
                     </a:xfrm>
                     <a:prstGeom prst="rect">
                       <a:avLst/>
@@ -1023,67 +1016,107 @@
     <w:p/>
     <w:p>
       <w:r>
+        <w:rPr/>
         <w:t>2. (a) ¿Cuáles contenedores están definidos? (b) ¿Qué diferencias hay entre el nuevo contenedor y</w:t>
       </w:r>
       <w:r>
+        <w:rPr/>
         <w:t xml:space="preserve"> </w:t>
       </w:r>
       <w:r>
-        <w:t>el ArrayList y el vector [] que conocemos? Consulte el API de java.</w:t>
-      </w:r>
-      <w:r>
-        <w:t>**</w:t>
-      </w:r>
-      <w:r>
-        <w:t xml:space="preserve"> Los </w:t>
-      </w:r>
-      <w:r>
+        <w:rPr/>
+        <w:t xml:space="preserve">el </w:t>
+      </w:r>
+      <w:r>
+        <w:rPr/>
+        <w:t>ArrayList</w:t>
+      </w:r>
+      <w:r>
+        <w:rPr/>
+        <w:t xml:space="preserve"> y el vector [] que conocemos? Consulte el API de </w:t>
+      </w:r>
+      <w:r>
+        <w:rPr/>
+        <w:t>java.</w:t>
+      </w:r>
+      <w:r>
+        <w:rPr/>
+        <w:t xml:space="preserve">Los </w:t>
+      </w:r>
+      <w:r>
+        <w:rPr/>
         <w:t>vectores so</w:t>
       </w:r>
       <w:r>
+        <w:rPr/>
         <w:t>n contenedores</w:t>
       </w:r>
       <w:r>
+        <w:rPr/>
         <w:t>?</w:t>
       </w:r>
     </w:p>
     <w:p>
       <w:r>
+        <w:rPr/>
         <w:t>a) El contenedor que est</w:t>
       </w:r>
       <w:r>
+        <w:rPr/>
         <w:t>á</w:t>
       </w:r>
       <w:r>
-        <w:t xml:space="preserve"> definido es TreeMap</w:t>
-      </w:r>
-      <w:r>
-        <w:t>&lt;String, Playlist&gt;</w:t>
-      </w:r>
-    </w:p>
-    <w:p>
-      <w:r>
+        <w:rPr/>
+        <w:t xml:space="preserve"> definido es </w:t>
+      </w:r>
+      <w:r>
+        <w:rPr/>
+        <w:t>TreeMap</w:t>
+      </w:r>
+      <w:r>
+        <w:rPr/>
+        <w:t>&lt;String, Playlist&gt;, además de los vectores ([]) y las matrices (o vectores de vectores, que son  [][]).</w:t>
+      </w:r>
+    </w:p>
+    <w:p>
+      <w:r>
+        <w:rPr/>
         <w:t>b)</w:t>
       </w:r>
       <w:r>
+        <w:rPr/>
         <w:t xml:space="preserve"> </w:t>
       </w:r>
       <w:r>
-        <w:t xml:space="preserve">El nuevo contenedor se puede asimilar como un diccionario, el cual se accede por clave valor, el Arraylist se accede por </w:t>
-      </w:r>
-      <w:r>
+        <w:rPr/>
+        <w:t xml:space="preserve">El nuevo contenedor se puede asimilar como un diccionario, el cual se accede por clave-valor, el </w:t>
+      </w:r>
+      <w:r>
+        <w:rPr/>
+        <w:t>Arraylist</w:t>
+      </w:r>
+      <w:r>
+        <w:rPr/>
+        <w:t xml:space="preserve"> se accede por </w:t>
+      </w:r>
+      <w:r>
+        <w:rPr/>
         <w:t>posición</w:t>
       </w:r>
       <w:r>
+        <w:rPr/>
         <w:t xml:space="preserve">, y el vector </w:t>
       </w:r>
       <w:r>
+        <w:rPr/>
         <w:t xml:space="preserve">tiene un tamaño definido, </w:t>
       </w:r>
       <w:r>
+        <w:rPr/>
         <w:t>ó</w:t>
       </w:r>
       <w:r>
+        <w:rPr/>
         <w:t>sea no se puede agregar o eliminar un elemento</w:t>
       </w:r>
     </w:p>
@@ -1155,7 +1188,17 @@
     </w:p>
     <w:p>
       <w:r>
-        <w:t>A Conociendo Pruebas en BlueJ [En lab02.pdf *.java]</w:t>
+        <w:rPr>
+          <w:b w:val="1"/>
+          <w:bCs w:val="1"/>
+          <w:sz w:val="28"/>
+          <w:szCs w:val="28"/>
+        </w:rPr>
+        <w:t>A Conociendo Pruebas en BlueJ</w:t>
+      </w:r>
+      <w:r>
+        <w:rPr/>
+        <w:t xml:space="preserve"> [En lab02.pdf *.java]</w:t>
       </w:r>
     </w:p>
     <w:p>
@@ -1175,7 +1218,7 @@
       <w:r>
         <w:t xml:space="preserve">Para poder cumplir con </w:t>
       </w:r>
-      <w:bookmarkStart w:id="0" w:name="_Int_EwObVzdH"/>
+      <w:bookmarkStart w:name="_Int_EwObVzdH" w:id="0"/>
       <w:r>
         <w:t>las</w:t>
       </w:r>
@@ -1255,7 +1298,6 @@
     </w:p>
     <w:p>
       <w:r>
-        <w:lastRenderedPageBreak/>
         <w:t>d)</w:t>
       </w:r>
     </w:p>
@@ -1320,7 +1362,6 @@
     </w:p>
     <w:p>
       <w:r>
-        <w:lastRenderedPageBreak/>
         <w:t xml:space="preserve">-@Before: </w:t>
       </w:r>
       <w:r>
@@ -1369,7 +1410,7 @@
         <w:t>el argumento</w:t>
       </w:r>
       <w:r>
-        <w:t xml:space="preserve"> se asegure que tiene el valor booleano True</w:t>
+        <w:t xml:space="preserve"> asegure que tiene el valor booleano True</w:t>
       </w:r>
     </w:p>
     <w:p>
@@ -1377,32 +1418,472 @@
         <w:t>-assertFalse:</w:t>
       </w:r>
       <w:r>
-        <w:t xml:space="preserve"> sirve para verificar que una conexion logica se asegure que tiene el valor booleano Flase</w:t>
+        <w:t xml:space="preserve"> sirve para verificar </w:t>
+      </w:r>
+      <w:r>
+        <w:t>el argumento</w:t>
+      </w:r>
+      <w:r>
+        <w:t xml:space="preserve"> asegure que tiene el valor booleano </w:t>
+      </w:r>
+      <w:r>
+        <w:t>False</w:t>
       </w:r>
     </w:p>
     <w:p>
       <w:r>
         <w:t>-assertEquals:</w:t>
       </w:r>
+      <w:r>
+        <w:t xml:space="preserve"> sirve para comparar si dos objetos o elementos son iguales y </w:t>
+      </w:r>
+      <w:r>
+        <w:t>da un valor booleano</w:t>
+      </w:r>
     </w:p>
     <w:p>
       <w:r>
         <w:t>-assertNull:</w:t>
       </w:r>
+      <w:r>
+        <w:t xml:space="preserve"> sirve para verificar que el argumento de esta</w:t>
+      </w:r>
+      <w:r>
+        <w:t xml:space="preserve"> met</w:t>
+      </w:r>
+      <w:r>
+        <w:t>odo</w:t>
+      </w:r>
+      <w:r>
+        <w:t xml:space="preserve"> sea null</w:t>
+      </w:r>
     </w:p>
     <w:p>
       <w:r>
         <w:t>-fail:</w:t>
       </w:r>
-    </w:p>
-    <w:p>
-      <w:r>
+      <w:r>
+        <w:t xml:space="preserve"> sirve para decir que el test fallo, siempre que se ponga ya se sabe que falla</w:t>
+      </w:r>
+    </w:p>
+    <w:p/>
+    <w:p>
+      <w:r>
+        <w:rPr/>
+        <w:t xml:space="preserve">5. Investiguen y expliquen la diferencia que entre un fallo y un error en Junit. Escriba código, usando los métodos del punto 4., para codificar los siguientes tres casos de prueba y lograr que se comporten como lo prometen </w:t>
+      </w:r>
+      <w:r>
+        <w:rPr/>
+        <w:t>shouldPass</w:t>
+      </w:r>
+      <w:r>
+        <w:rPr/>
+        <w:t xml:space="preserve">, </w:t>
+      </w:r>
+      <w:r>
+        <w:rPr/>
+        <w:t>shouldFail</w:t>
+      </w:r>
+      <w:r>
+        <w:rPr/>
+        <w:t xml:space="preserve">, </w:t>
+      </w:r>
+      <w:r>
+        <w:rPr/>
+        <w:t>shouldErr</w:t>
+      </w:r>
+      <w:r>
+        <w:rPr/>
+        <w:t>.**</w:t>
+      </w:r>
+    </w:p>
+    <w:p>
+      <w:pPr>
+        <w:pStyle w:val="Normal"/>
+      </w:pPr>
+      <w:r>
+        <w:rPr/>
+        <w:t xml:space="preserve">- Un fallo, es cuando uno ejecuta pruebas, pero el resultado que lanza la prueba no es el esperado, en sentido de, se esperaba un valor X, pero al hacer la prueba, el </w:t>
+      </w:r>
+      <w:r>
+        <w:rPr/>
+        <w:t>codigo</w:t>
+      </w:r>
+      <w:r>
+        <w:rPr/>
+        <w:t xml:space="preserve"> se ejecuta y se esperaba un valor Y.</w:t>
+      </w:r>
+    </w:p>
+    <w:p>
+      <w:pPr>
+        <w:pStyle w:val="Normal"/>
+      </w:pPr>
+      <w:r>
+        <w:rPr/>
+        <w:t xml:space="preserve">Por otro </w:t>
+      </w:r>
+      <w:r>
+        <w:rPr/>
+        <w:t>lado</w:t>
+      </w:r>
+      <w:r>
+        <w:rPr/>
+        <w:t xml:space="preserve"> el error, es cuando la prueba no se pudo terminar, porque ocurrió una excepción inesperado, que no se supo manejar.</w:t>
+      </w:r>
+    </w:p>
+    <w:p>
+      <w:pPr>
+        <w:pStyle w:val="Normal"/>
+        <w:rPr>
+          <w:rFonts w:ascii="Aptos" w:hAnsi="Aptos" w:eastAsia="Aptos" w:cs="Aptos"/>
+          <w:b w:val="1"/>
+          <w:bCs w:val="1"/>
+          <w:noProof w:val="0"/>
+          <w:sz w:val="28"/>
+          <w:szCs w:val="28"/>
+          <w:lang w:val="es-CO"/>
+        </w:rPr>
+      </w:pPr>
+      <w:r>
+        <w:rPr>
+          <w:b w:val="1"/>
+          <w:bCs w:val="1"/>
+          <w:sz w:val="28"/>
+          <w:szCs w:val="28"/>
+        </w:rPr>
+        <w:t xml:space="preserve">B. </w:t>
+      </w:r>
+      <w:r>
+        <w:rPr>
+          <w:rFonts w:ascii="Aptos" w:hAnsi="Aptos" w:eastAsia="Aptos" w:cs="Aptos"/>
+          <w:b w:val="1"/>
+          <w:bCs w:val="1"/>
+          <w:noProof w:val="0"/>
+          <w:sz w:val="28"/>
+          <w:szCs w:val="28"/>
+          <w:lang w:val="es-CO"/>
+        </w:rPr>
+        <w:t>Practicando Pruebas en BlueJ</w:t>
+      </w:r>
+    </w:p>
+    <w:p>
+      <w:pPr>
+        <w:pStyle w:val="Normal"/>
+      </w:pPr>
+      <w:r>
+        <w:rPr>
+          <w:rFonts w:ascii="Aptos" w:hAnsi="Aptos" w:eastAsia="Aptos" w:cs="Aptos"/>
+          <w:noProof w:val="0"/>
+          <w:sz w:val="24"/>
+          <w:szCs w:val="24"/>
+          <w:lang w:val="es-CO"/>
+        </w:rPr>
+        <w:t>Ahora vamos escribir el código necesario para que las pruebas de pasen PlaylistTest.</w:t>
+      </w:r>
+    </w:p>
+    <w:p>
+      <w:pPr>
+        <w:pStyle w:val="Normal"/>
+      </w:pPr>
+      <w:r>
+        <w:rPr>
+          <w:rFonts w:ascii="Aptos" w:hAnsi="Aptos" w:eastAsia="Aptos" w:cs="Aptos"/>
+          <w:noProof w:val="0"/>
+          <w:sz w:val="24"/>
+          <w:szCs w:val="24"/>
+          <w:lang w:val="es-CO"/>
+        </w:rPr>
+        <w:t xml:space="preserve"> 1. (a) Determinen los atributos de la clase Playlist. (b) Justifiquen la selección. </w:t>
+      </w:r>
+    </w:p>
+    <w:p>
+      <w:pPr>
+        <w:pStyle w:val="ListParagraph"/>
+        <w:numPr>
+          <w:ilvl w:val="0"/>
+          <w:numId w:val="8"/>
+        </w:numPr>
+        <w:rPr>
+          <w:rFonts w:ascii="Aptos" w:hAnsi="Aptos" w:eastAsia="Aptos" w:cs="Aptos"/>
+          <w:noProof w:val="0"/>
+          <w:sz w:val="24"/>
+          <w:szCs w:val="24"/>
+          <w:lang w:val="es-CO"/>
+        </w:rPr>
+      </w:pPr>
+      <w:r>
+        <w:rPr>
+          <w:rFonts w:ascii="Aptos" w:hAnsi="Aptos" w:eastAsia="Aptos" w:cs="Aptos"/>
+          <w:noProof w:val="0"/>
+          <w:sz w:val="24"/>
+          <w:szCs w:val="24"/>
+          <w:lang w:val="es-CO"/>
+        </w:rPr>
+        <w:t>Se agrega el atributo songs</w:t>
+      </w:r>
+    </w:p>
+    <w:p>
+      <w:pPr>
+        <w:pStyle w:val="ListParagraph"/>
+        <w:ind w:left="720"/>
+      </w:pPr>
+      <w:r>
+        <w:drawing>
+          <wp:inline wp14:editId="3B655E18" wp14:anchorId="05F21498">
+            <wp:extent cx="2810267" cy="400106"/>
+            <wp:effectExtent l="0" t="0" r="0" b="0"/>
+            <wp:docPr id="114963117" name="drawing"/>
+            <wp:cNvGraphicFramePr>
+              <a:graphicFrameLocks noChangeAspect="1"/>
+            </wp:cNvGraphicFramePr>
+            <a:graphic>
+              <a:graphicData xmlns:a="http://schemas.openxmlformats.org/drawingml/2006/main" uri="http://schemas.openxmlformats.org/drawingml/2006/picture">
+                <pic:pic xmlns:pic="http://schemas.openxmlformats.org/drawingml/2006/picture">
+                  <pic:nvPicPr>
+                    <pic:cNvPr id="114963117" name="Picture 114963117"/>
+                    <pic:cNvPicPr/>
+                  </pic:nvPicPr>
+                  <pic:blipFill>
+                    <a:blip xmlns:r="http://schemas.openxmlformats.org/officeDocument/2006/relationships" r:embed="rId2114488364">
+                      <a:extLst>
+                        <a:ext uri="{28A0092B-C50C-407E-A947-70E740481C1C}">
+                          <a14:useLocalDpi xmlns:a14="http://schemas.microsoft.com/office/drawing/2010/main"/>
+                        </a:ext>
+                      </a:extLst>
+                    </a:blip>
+                    <a:stretch>
+                      <a:fillRect/>
+                    </a:stretch>
+                  </pic:blipFill>
+                  <pic:spPr>
+                    <a:xfrm>
+                      <a:off x="0" y="0"/>
+                      <a:ext cx="2810267" cy="400106"/>
+                    </a:xfrm>
+                    <a:prstGeom prst="rect">
+                      <a:avLst/>
+                    </a:prstGeom>
+                  </pic:spPr>
+                </pic:pic>
+              </a:graphicData>
+            </a:graphic>
+          </wp:inline>
+        </w:drawing>
+      </w:r>
+    </w:p>
+    <w:p>
+      <w:pPr>
+        <w:pStyle w:val="ListParagraph"/>
+        <w:numPr>
+          <w:ilvl w:val="0"/>
+          <w:numId w:val="8"/>
+        </w:numPr>
+        <w:rPr>
+          <w:rFonts w:ascii="Aptos" w:hAnsi="Aptos" w:eastAsia="Aptos" w:cs="Aptos"/>
+          <w:noProof w:val="0"/>
+          <w:sz w:val="24"/>
+          <w:szCs w:val="24"/>
+          <w:lang w:val="es-CO"/>
+        </w:rPr>
+      </w:pPr>
+      <w:r>
+        <w:rPr>
+          <w:rFonts w:ascii="Aptos" w:hAnsi="Aptos" w:eastAsia="Aptos" w:cs="Aptos"/>
+          <w:noProof w:val="0"/>
+          <w:sz w:val="24"/>
+          <w:szCs w:val="24"/>
+          <w:lang w:val="es-CO"/>
+        </w:rPr>
+        <w:t>Cuando se instancia el objeto se tiene que guardar los datos de la Playlist en una matriz de tipo String</w:t>
+      </w:r>
+    </w:p>
+    <w:p>
+      <w:pPr>
+        <w:pStyle w:val="Normal"/>
+      </w:pPr>
+      <w:r>
+        <w:rPr>
+          <w:rFonts w:ascii="Aptos" w:hAnsi="Aptos" w:eastAsia="Aptos" w:cs="Aptos"/>
+          <w:noProof w:val="0"/>
+          <w:sz w:val="24"/>
+          <w:szCs w:val="24"/>
+          <w:lang w:val="es-CO"/>
+        </w:rPr>
+        <w:t xml:space="preserve">2. (a) Determinen el invariante de la clase Playlist. (b) Justifiquen la decisión. </w:t>
+      </w:r>
+    </w:p>
+    <w:p>
+      <w:pPr>
+        <w:pStyle w:val="Normal"/>
+        <w:ind w:firstLine="708"/>
+      </w:pPr>
+      <w:r>
+        <w:rPr>
+          <w:rFonts w:ascii="Aptos" w:hAnsi="Aptos" w:eastAsia="Aptos" w:cs="Aptos"/>
+          <w:noProof w:val="0"/>
+          <w:sz w:val="24"/>
+          <w:szCs w:val="24"/>
+          <w:lang w:val="es-CO"/>
+        </w:rPr>
+        <w:t xml:space="preserve">A) En todas las canciones de la Playlist, deben tener nombre de la canción y </w:t>
+      </w:r>
+      <w:r>
+        <w:tab/>
+      </w:r>
+      <w:r>
+        <w:rPr>
+          <w:rFonts w:ascii="Aptos" w:hAnsi="Aptos" w:eastAsia="Aptos" w:cs="Aptos"/>
+          <w:noProof w:val="0"/>
+          <w:sz w:val="24"/>
+          <w:szCs w:val="24"/>
+          <w:lang w:val="es-CO"/>
+        </w:rPr>
+        <w:t>nombre del autor</w:t>
+      </w:r>
+    </w:p>
+    <w:p>
+      <w:pPr>
+        <w:pStyle w:val="Normal"/>
+        <w:ind w:firstLine="708"/>
+        <w:rPr>
+          <w:rFonts w:ascii="Aptos" w:hAnsi="Aptos" w:eastAsia="Aptos" w:cs="Aptos"/>
+          <w:noProof w:val="0"/>
+          <w:sz w:val="24"/>
+          <w:szCs w:val="24"/>
+          <w:lang w:val="es-CO"/>
+        </w:rPr>
+      </w:pPr>
+      <w:r>
+        <w:rPr>
+          <w:rFonts w:ascii="Aptos" w:hAnsi="Aptos" w:eastAsia="Aptos" w:cs="Aptos"/>
+          <w:noProof w:val="0"/>
+          <w:sz w:val="24"/>
+          <w:szCs w:val="24"/>
+          <w:lang w:val="es-CO"/>
+        </w:rPr>
+        <w:t xml:space="preserve">B) Esta es la invariante porque en las Playlist con esos dos datos es como se </w:t>
+      </w:r>
+      <w:r>
+        <w:tab/>
+      </w:r>
+      <w:r>
+        <w:rPr>
+          <w:rFonts w:ascii="Aptos" w:hAnsi="Aptos" w:eastAsia="Aptos" w:cs="Aptos"/>
+          <w:noProof w:val="0"/>
+          <w:sz w:val="24"/>
+          <w:szCs w:val="24"/>
+          <w:lang w:val="es-CO"/>
+        </w:rPr>
+        <w:t xml:space="preserve">identifica una canción </w:t>
+      </w:r>
+    </w:p>
+    <w:p>
+      <w:pPr>
+        <w:pStyle w:val="Normal"/>
+      </w:pPr>
+      <w:r>
+        <w:rPr>
+          <w:rFonts w:ascii="Aptos" w:hAnsi="Aptos" w:eastAsia="Aptos" w:cs="Aptos"/>
+          <w:noProof w:val="0"/>
+          <w:sz w:val="24"/>
+          <w:szCs w:val="24"/>
+          <w:lang w:val="es-CO"/>
+        </w:rPr>
+        <w:t xml:space="preserve">3. Implementen los métodos de Playlist necesarios para pasar todas las pruebas definidas. (a) ¿Cuáles métodos implementaron? </w:t>
+      </w:r>
+    </w:p>
+    <w:p>
+      <w:pPr>
+        <w:pStyle w:val="Normal"/>
+      </w:pPr>
+      <w:r>
+        <w:rPr>
+          <w:rFonts w:ascii="Aptos" w:hAnsi="Aptos" w:eastAsia="Aptos" w:cs="Aptos"/>
+          <w:noProof w:val="0"/>
+          <w:sz w:val="24"/>
+          <w:szCs w:val="24"/>
+          <w:lang w:val="es-CO"/>
+        </w:rPr>
+        <w:t xml:space="preserve">a)  Debe implementarse el constructor y el </w:t>
+      </w:r>
+      <w:r>
+        <w:rPr>
+          <w:rFonts w:ascii="Aptos" w:hAnsi="Aptos" w:eastAsia="Aptos" w:cs="Aptos"/>
+          <w:noProof w:val="0"/>
+          <w:sz w:val="24"/>
+          <w:szCs w:val="24"/>
+          <w:lang w:val="es-CO"/>
+        </w:rPr>
+        <w:t>metodo</w:t>
+      </w:r>
+      <w:r>
+        <w:rPr>
+          <w:rFonts w:ascii="Aptos" w:hAnsi="Aptos" w:eastAsia="Aptos" w:cs="Aptos"/>
+          <w:noProof w:val="0"/>
+          <w:sz w:val="24"/>
+          <w:szCs w:val="24"/>
+          <w:lang w:val="es-CO"/>
+        </w:rPr>
         <w:t xml:space="preserve"> </w:t>
       </w:r>
-    </w:p>
-    <w:p>
-      <w:r>
-        <w:t>5. Investiguen y expliquen la diferencia que entre un fallo y un error en Junit. Escriba código, usando los métodos del punto 4., para codificar los siguientes tres casos de prueba y lograr que secomporten como lo prometen shouldPass, shouldFail, shouldErr.</w:t>
+      <w:r>
+        <w:rPr>
+          <w:rFonts w:ascii="Aptos" w:hAnsi="Aptos" w:eastAsia="Aptos" w:cs="Aptos"/>
+          <w:noProof w:val="0"/>
+          <w:sz w:val="24"/>
+          <w:szCs w:val="24"/>
+          <w:lang w:val="es-CO"/>
+        </w:rPr>
+        <w:t>size</w:t>
+      </w:r>
+      <w:r>
+        <w:rPr>
+          <w:rFonts w:ascii="Aptos" w:hAnsi="Aptos" w:eastAsia="Aptos" w:cs="Aptos"/>
+          <w:noProof w:val="0"/>
+          <w:sz w:val="24"/>
+          <w:szCs w:val="24"/>
+          <w:lang w:val="es-CO"/>
+        </w:rPr>
+        <w:t>().</w:t>
+      </w:r>
+    </w:p>
+    <w:p>
+      <w:pPr>
+        <w:pStyle w:val="Normal"/>
+        <w:rPr>
+          <w:rFonts w:ascii="Aptos" w:hAnsi="Aptos" w:eastAsia="Aptos" w:cs="Aptos"/>
+          <w:noProof w:val="0"/>
+          <w:sz w:val="24"/>
+          <w:szCs w:val="24"/>
+          <w:lang w:val="es-CO"/>
+        </w:rPr>
+      </w:pPr>
+    </w:p>
+    <w:p>
+      <w:pPr>
+        <w:pStyle w:val="Normal"/>
+        <w:rPr>
+          <w:rFonts w:ascii="Aptos" w:hAnsi="Aptos" w:eastAsia="Aptos" w:cs="Aptos"/>
+          <w:noProof w:val="0"/>
+          <w:sz w:val="24"/>
+          <w:szCs w:val="24"/>
+          <w:lang w:val="es-CO"/>
+        </w:rPr>
+      </w:pPr>
+    </w:p>
+    <w:p>
+      <w:pPr>
+        <w:pStyle w:val="Normal"/>
+      </w:pPr>
+      <w:r>
+        <w:rPr>
+          <w:rFonts w:ascii="Aptos" w:hAnsi="Aptos" w:eastAsia="Aptos" w:cs="Aptos"/>
+          <w:noProof w:val="0"/>
+          <w:sz w:val="24"/>
+          <w:szCs w:val="24"/>
+          <w:lang w:val="es-CO"/>
+        </w:rPr>
+        <w:t>4. Capturen los resultados de las pruebas de unidad</w:t>
       </w:r>
     </w:p>
     <w:p>
@@ -1412,7 +1893,7 @@
     </w:p>
     <w:sectPr>
       <w:headerReference w:type="default" r:id="rId11"/>
-      <w:pgSz w:w="12240" w:h="15840"/>
+      <w:pgSz w:w="12240" w:h="15840" w:orient="portrait"/>
       <w:pgMar w:top="1417" w:right="1701" w:bottom="1417" w:left="1701" w:header="708" w:footer="708" w:gutter="0"/>
       <w:cols w:space="708"/>
       <w:docGrid w:linePitch="360"/>
@@ -1422,7 +1903,7 @@
 </file>
 
 <file path=word/endnotes.xml><?xml version="1.0" encoding="utf-8"?>
-<w:endnotes xmlns:wpc="http://schemas.microsoft.com/office/word/2010/wordprocessingCanvas" xmlns:cx="http://schemas.microsoft.com/office/drawing/2014/chartex" xmlns:cx1="http://schemas.microsoft.com/office/drawing/2015/9/8/chartex" xmlns:cx2="http://schemas.microsoft.com/office/drawing/2015/10/21/chartex" xmlns:cx3="http://schemas.microsoft.com/office/drawing/2016/5/9/chartex" xmlns:cx4="http://schemas.microsoft.com/office/drawing/2016/5/10/chartex" xmlns:cx5="http://schemas.microsoft.com/office/drawing/2016/5/11/chartex" xmlns:cx6="http://schemas.microsoft.com/office/drawing/2016/5/12/chartex" xmlns:cx7="http://schemas.microsoft.com/office/drawing/2016/5/13/chartex" xmlns:cx8="http://schemas.microsoft.com/office/drawing/2016/5/14/chartex" xmlns:mc="http://schemas.openxmlformats.org/markup-compatibility/2006" xmlns:aink="http://schemas.microsoft.com/office/drawing/2016/ink" xmlns:am3d="http://schemas.microsoft.com/office/drawing/2017/model3d" xmlns:o="urn:schemas-microsoft-com:office:office" xmlns:oel="http://schemas.microsoft.com/office/2019/extlst" xmlns:r="http://schemas.openxmlformats.org/officeDocument/2006/relationships" xmlns:m="http://schemas.openxmlformats.org/officeDocument/2006/math" xmlns:v="urn:schemas-microsoft-com:vml" xmlns:wp14="http://schemas.microsoft.com/office/word/2010/wordprocessingDrawing" xmlns:wp="http://schemas.openxmlformats.org/drawingml/2006/wordprocessingDrawing" xmlns:w10="urn:schemas-microsoft-com:office:word" xmlns:w="http://schemas.openxmlformats.org/wordprocessingml/2006/main" xmlns:w14="http://schemas.microsoft.com/office/word/2010/wordml" xmlns:w15="http://schemas.microsoft.com/office/word/2012/wordml" xmlns:w16cei="http://schemas.microsoft.com/office/word/2026/wordml/cei" xmlns:w16cex="http://schemas.microsoft.com/office/word/2018/wordml/cex" xmlns:w16cid="http://schemas.microsoft.com/office/word/2016/wordml/cid" xmlns:w16="http://schemas.microsoft.com/office/word/2018/wordml" xmlns:w16du="http://schemas.microsoft.com/office/word/2023/wordml/word16du" xmlns:w16sdtdh="http://schemas.microsoft.com/office/word/2020/wordml/sdtdatahash" xmlns:w16sdtfl="http://schemas.microsoft.com/office/word/2024/wordml/sdtformatlock" xmlns:w16se="http://schemas.microsoft.com/office/word/2015/wordml/symex" xmlns:wpg="http://schemas.microsoft.com/office/word/2010/wordprocessingGroup" xmlns:wpi="http://schemas.microsoft.com/office/word/2010/wordprocessingInk" xmlns:wne="http://schemas.microsoft.com/office/word/2006/wordml" xmlns:wps="http://schemas.microsoft.com/office/word/2010/wordprocessingShape" mc:Ignorable="w14 w15 w16se w16cid w16 w16cex w16sdtdh w16sdtfl w16du wp14">
+<w:endnotes xmlns:wpc="http://schemas.microsoft.com/office/word/2010/wordprocessingCanvas" xmlns:cx="http://schemas.microsoft.com/office/drawing/2014/chartex" xmlns:cx1="http://schemas.microsoft.com/office/drawing/2015/9/8/chartex" xmlns:cx2="http://schemas.microsoft.com/office/drawing/2015/10/21/chartex" xmlns:cx3="http://schemas.microsoft.com/office/drawing/2016/5/9/chartex" xmlns:cx4="http://schemas.microsoft.com/office/drawing/2016/5/10/chartex" xmlns:cx5="http://schemas.microsoft.com/office/drawing/2016/5/11/chartex" xmlns:cx6="http://schemas.microsoft.com/office/drawing/2016/5/12/chartex" xmlns:cx7="http://schemas.microsoft.com/office/drawing/2016/5/13/chartex" xmlns:cx8="http://schemas.microsoft.com/office/drawing/2016/5/14/chartex" xmlns:mc="http://schemas.openxmlformats.org/markup-compatibility/2006" xmlns:aink="http://schemas.microsoft.com/office/drawing/2016/ink" xmlns:am3d="http://schemas.microsoft.com/office/drawing/2017/model3d" xmlns:o="urn:schemas-microsoft-com:office:office" xmlns:oel="http://schemas.microsoft.com/office/2019/extlst" xmlns:r="http://schemas.openxmlformats.org/officeDocument/2006/relationships" xmlns:m="http://schemas.openxmlformats.org/officeDocument/2006/math" xmlns:v="urn:schemas-microsoft-com:vml" xmlns:wp14="http://schemas.microsoft.com/office/word/2010/wordprocessingDrawing" xmlns:wp="http://schemas.openxmlformats.org/drawingml/2006/wordprocessingDrawing" xmlns:w10="urn:schemas-microsoft-com:office:word" xmlns:w="http://schemas.openxmlformats.org/wordprocessingml/2006/main" xmlns:w14="http://schemas.microsoft.com/office/word/2010/wordml" xmlns:w15="http://schemas.microsoft.com/office/word/2012/wordml" xmlns:w16cex="http://schemas.microsoft.com/office/word/2018/wordml/cex" xmlns:w16cid="http://schemas.microsoft.com/office/word/2016/wordml/cid" xmlns:w16="http://schemas.microsoft.com/office/word/2018/wordml" xmlns:w16du="http://schemas.microsoft.com/office/word/2023/wordml/word16du" xmlns:w16sdtdh="http://schemas.microsoft.com/office/word/2020/wordml/sdtdatahash" xmlns:w16sdtfl="http://schemas.microsoft.com/office/word/2024/wordml/sdtformatlock" xmlns:w16se="http://schemas.microsoft.com/office/word/2015/wordml/symex" xmlns:wpg="http://schemas.microsoft.com/office/word/2010/wordprocessingGroup" xmlns:wpi="http://schemas.microsoft.com/office/word/2010/wordprocessingInk" xmlns:wne="http://schemas.microsoft.com/office/word/2006/wordml" xmlns:wps="http://schemas.microsoft.com/office/word/2010/wordprocessingShape" mc:Ignorable="w14 w15 w16se w16cid w16 w16cex w16sdtdh w16sdtfl w16du wp14">
   <w:endnote w:type="separator" w:id="-1">
     <w:p>
       <w:pPr>
@@ -1447,7 +1928,7 @@
 </file>
 
 <file path=word/footnotes.xml><?xml version="1.0" encoding="utf-8"?>
-<w:footnotes xmlns:wpc="http://schemas.microsoft.com/office/word/2010/wordprocessingCanvas" xmlns:cx="http://schemas.microsoft.com/office/drawing/2014/chartex" xmlns:cx1="http://schemas.microsoft.com/office/drawing/2015/9/8/chartex" xmlns:cx2="http://schemas.microsoft.com/office/drawing/2015/10/21/chartex" xmlns:cx3="http://schemas.microsoft.com/office/drawing/2016/5/9/chartex" xmlns:cx4="http://schemas.microsoft.com/office/drawing/2016/5/10/chartex" xmlns:cx5="http://schemas.microsoft.com/office/drawing/2016/5/11/chartex" xmlns:cx6="http://schemas.microsoft.com/office/drawing/2016/5/12/chartex" xmlns:cx7="http://schemas.microsoft.com/office/drawing/2016/5/13/chartex" xmlns:cx8="http://schemas.microsoft.com/office/drawing/2016/5/14/chartex" xmlns:mc="http://schemas.openxmlformats.org/markup-compatibility/2006" xmlns:aink="http://schemas.microsoft.com/office/drawing/2016/ink" xmlns:am3d="http://schemas.microsoft.com/office/drawing/2017/model3d" xmlns:o="urn:schemas-microsoft-com:office:office" xmlns:oel="http://schemas.microsoft.com/office/2019/extlst" xmlns:r="http://schemas.openxmlformats.org/officeDocument/2006/relationships" xmlns:m="http://schemas.openxmlformats.org/officeDocument/2006/math" xmlns:v="urn:schemas-microsoft-com:vml" xmlns:wp14="http://schemas.microsoft.com/office/word/2010/wordprocessingDrawing" xmlns:wp="http://schemas.openxmlformats.org/drawingml/2006/wordprocessingDrawing" xmlns:w10="urn:schemas-microsoft-com:office:word" xmlns:w="http://schemas.openxmlformats.org/wordprocessingml/2006/main" xmlns:w14="http://schemas.microsoft.com/office/word/2010/wordml" xmlns:w15="http://schemas.microsoft.com/office/word/2012/wordml" xmlns:w16cei="http://schemas.microsoft.com/office/word/2026/wordml/cei" xmlns:w16cex="http://schemas.microsoft.com/office/word/2018/wordml/cex" xmlns:w16cid="http://schemas.microsoft.com/office/word/2016/wordml/cid" xmlns:w16="http://schemas.microsoft.com/office/word/2018/wordml" xmlns:w16du="http://schemas.microsoft.com/office/word/2023/wordml/word16du" xmlns:w16sdtdh="http://schemas.microsoft.com/office/word/2020/wordml/sdtdatahash" xmlns:w16sdtfl="http://schemas.microsoft.com/office/word/2024/wordml/sdtformatlock" xmlns:w16se="http://schemas.microsoft.com/office/word/2015/wordml/symex" xmlns:wpg="http://schemas.microsoft.com/office/word/2010/wordprocessingGroup" xmlns:wpi="http://schemas.microsoft.com/office/word/2010/wordprocessingInk" xmlns:wne="http://schemas.microsoft.com/office/word/2006/wordml" xmlns:wps="http://schemas.microsoft.com/office/word/2010/wordprocessingShape" mc:Ignorable="w14 w15 w16se w16cid w16 w16cex w16sdtdh w16sdtfl w16du wp14">
+<w:footnotes xmlns:wpc="http://schemas.microsoft.com/office/word/2010/wordprocessingCanvas" xmlns:cx="http://schemas.microsoft.com/office/drawing/2014/chartex" xmlns:cx1="http://schemas.microsoft.com/office/drawing/2015/9/8/chartex" xmlns:cx2="http://schemas.microsoft.com/office/drawing/2015/10/21/chartex" xmlns:cx3="http://schemas.microsoft.com/office/drawing/2016/5/9/chartex" xmlns:cx4="http://schemas.microsoft.com/office/drawing/2016/5/10/chartex" xmlns:cx5="http://schemas.microsoft.com/office/drawing/2016/5/11/chartex" xmlns:cx6="http://schemas.microsoft.com/office/drawing/2016/5/12/chartex" xmlns:cx7="http://schemas.microsoft.com/office/drawing/2016/5/13/chartex" xmlns:cx8="http://schemas.microsoft.com/office/drawing/2016/5/14/chartex" xmlns:mc="http://schemas.openxmlformats.org/markup-compatibility/2006" xmlns:aink="http://schemas.microsoft.com/office/drawing/2016/ink" xmlns:am3d="http://schemas.microsoft.com/office/drawing/2017/model3d" xmlns:o="urn:schemas-microsoft-com:office:office" xmlns:oel="http://schemas.microsoft.com/office/2019/extlst" xmlns:r="http://schemas.openxmlformats.org/officeDocument/2006/relationships" xmlns:m="http://schemas.openxmlformats.org/officeDocument/2006/math" xmlns:v="urn:schemas-microsoft-com:vml" xmlns:wp14="http://schemas.microsoft.com/office/word/2010/wordprocessingDrawing" xmlns:wp="http://schemas.openxmlformats.org/drawingml/2006/wordprocessingDrawing" xmlns:w10="urn:schemas-microsoft-com:office:word" xmlns:w="http://schemas.openxmlformats.org/wordprocessingml/2006/main" xmlns:w14="http://schemas.microsoft.com/office/word/2010/wordml" xmlns:w15="http://schemas.microsoft.com/office/word/2012/wordml" xmlns:w16cex="http://schemas.microsoft.com/office/word/2018/wordml/cex" xmlns:w16cid="http://schemas.microsoft.com/office/word/2016/wordml/cid" xmlns:w16="http://schemas.microsoft.com/office/word/2018/wordml" xmlns:w16du="http://schemas.microsoft.com/office/word/2023/wordml/word16du" xmlns:w16sdtdh="http://schemas.microsoft.com/office/word/2020/wordml/sdtdatahash" xmlns:w16sdtfl="http://schemas.microsoft.com/office/word/2024/wordml/sdtformatlock" xmlns:w16se="http://schemas.microsoft.com/office/word/2015/wordml/symex" xmlns:wpg="http://schemas.microsoft.com/office/word/2010/wordprocessingGroup" xmlns:wpi="http://schemas.microsoft.com/office/word/2010/wordprocessingInk" xmlns:wne="http://schemas.microsoft.com/office/word/2006/wordml" xmlns:wps="http://schemas.microsoft.com/office/word/2010/wordprocessingShape" mc:Ignorable="w14 w15 w16se w16cid w16 w16cex w16sdtdh w16sdtfl w16du wp14">
   <w:footnote w:type="separator" w:id="-1">
     <w:p>
       <w:pPr>
@@ -1472,7 +1953,7 @@
 </file>
 
 <file path=word/header1.xml><?xml version="1.0" encoding="utf-8"?>
-<w:hdr xmlns:wpc="http://schemas.microsoft.com/office/word/2010/wordprocessingCanvas" xmlns:cx="http://schemas.microsoft.com/office/drawing/2014/chartex" xmlns:cx1="http://schemas.microsoft.com/office/drawing/2015/9/8/chartex" xmlns:cx2="http://schemas.microsoft.com/office/drawing/2015/10/21/chartex" xmlns:cx3="http://schemas.microsoft.com/office/drawing/2016/5/9/chartex" xmlns:cx4="http://schemas.microsoft.com/office/drawing/2016/5/10/chartex" xmlns:cx5="http://schemas.microsoft.com/office/drawing/2016/5/11/chartex" xmlns:cx6="http://schemas.microsoft.com/office/drawing/2016/5/12/chartex" xmlns:cx7="http://schemas.microsoft.com/office/drawing/2016/5/13/chartex" xmlns:cx8="http://schemas.microsoft.com/office/drawing/2016/5/14/chartex" xmlns:mc="http://schemas.openxmlformats.org/markup-compatibility/2006" xmlns:aink="http://schemas.microsoft.com/office/drawing/2016/ink" xmlns:am3d="http://schemas.microsoft.com/office/drawing/2017/model3d" xmlns:o="urn:schemas-microsoft-com:office:office" xmlns:oel="http://schemas.microsoft.com/office/2019/extlst" xmlns:r="http://schemas.openxmlformats.org/officeDocument/2006/relationships" xmlns:m="http://schemas.openxmlformats.org/officeDocument/2006/math" xmlns:v="urn:schemas-microsoft-com:vml" xmlns:wp14="http://schemas.microsoft.com/office/word/2010/wordprocessingDrawing" xmlns:wp="http://schemas.openxmlformats.org/drawingml/2006/wordprocessingDrawing" xmlns:w10="urn:schemas-microsoft-com:office:word" xmlns:w="http://schemas.openxmlformats.org/wordprocessingml/2006/main" xmlns:w14="http://schemas.microsoft.com/office/word/2010/wordml" xmlns:w15="http://schemas.microsoft.com/office/word/2012/wordml" xmlns:w16cei="http://schemas.microsoft.com/office/word/2026/wordml/cei" xmlns:w16cex="http://schemas.microsoft.com/office/word/2018/wordml/cex" xmlns:w16cid="http://schemas.microsoft.com/office/word/2016/wordml/cid" xmlns:w16="http://schemas.microsoft.com/office/word/2018/wordml" xmlns:w16du="http://schemas.microsoft.com/office/word/2023/wordml/word16du" xmlns:w16sdtdh="http://schemas.microsoft.com/office/word/2020/wordml/sdtdatahash" xmlns:w16sdtfl="http://schemas.microsoft.com/office/word/2024/wordml/sdtformatlock" xmlns:w16se="http://schemas.microsoft.com/office/word/2015/wordml/symex" xmlns:wpg="http://schemas.microsoft.com/office/word/2010/wordprocessingGroup" xmlns:wpi="http://schemas.microsoft.com/office/word/2010/wordprocessingInk" xmlns:wne="http://schemas.microsoft.com/office/word/2006/wordml" xmlns:wps="http://schemas.microsoft.com/office/word/2010/wordprocessingShape" mc:Ignorable="w14 w15 w16se w16cid w16 w16cex w16sdtdh w16sdtfl w16du wp14">
+<w:hdr xmlns:wpc="http://schemas.microsoft.com/office/word/2010/wordprocessingCanvas" xmlns:cx="http://schemas.microsoft.com/office/drawing/2014/chartex" xmlns:cx1="http://schemas.microsoft.com/office/drawing/2015/9/8/chartex" xmlns:cx2="http://schemas.microsoft.com/office/drawing/2015/10/21/chartex" xmlns:cx3="http://schemas.microsoft.com/office/drawing/2016/5/9/chartex" xmlns:cx4="http://schemas.microsoft.com/office/drawing/2016/5/10/chartex" xmlns:cx5="http://schemas.microsoft.com/office/drawing/2016/5/11/chartex" xmlns:cx6="http://schemas.microsoft.com/office/drawing/2016/5/12/chartex" xmlns:cx7="http://schemas.microsoft.com/office/drawing/2016/5/13/chartex" xmlns:cx8="http://schemas.microsoft.com/office/drawing/2016/5/14/chartex" xmlns:mc="http://schemas.openxmlformats.org/markup-compatibility/2006" xmlns:aink="http://schemas.microsoft.com/office/drawing/2016/ink" xmlns:am3d="http://schemas.microsoft.com/office/drawing/2017/model3d" xmlns:o="urn:schemas-microsoft-com:office:office" xmlns:oel="http://schemas.microsoft.com/office/2019/extlst" xmlns:r="http://schemas.openxmlformats.org/officeDocument/2006/relationships" xmlns:m="http://schemas.openxmlformats.org/officeDocument/2006/math" xmlns:v="urn:schemas-microsoft-com:vml" xmlns:wp14="http://schemas.microsoft.com/office/word/2010/wordprocessingDrawing" xmlns:wp="http://schemas.openxmlformats.org/drawingml/2006/wordprocessingDrawing" xmlns:w10="urn:schemas-microsoft-com:office:word" xmlns:w="http://schemas.openxmlformats.org/wordprocessingml/2006/main" xmlns:w14="http://schemas.microsoft.com/office/word/2010/wordml" xmlns:w15="http://schemas.microsoft.com/office/word/2012/wordml" xmlns:w16cex="http://schemas.microsoft.com/office/word/2018/wordml/cex" xmlns:w16cid="http://schemas.microsoft.com/office/word/2016/wordml/cid" xmlns:w16="http://schemas.microsoft.com/office/word/2018/wordml" xmlns:w16du="http://schemas.microsoft.com/office/word/2023/wordml/word16du" xmlns:w16sdtdh="http://schemas.microsoft.com/office/word/2020/wordml/sdtdatahash" xmlns:w16sdtfl="http://schemas.microsoft.com/office/word/2024/wordml/sdtformatlock" xmlns:w16se="http://schemas.microsoft.com/office/word/2015/wordml/symex" xmlns:wpg="http://schemas.microsoft.com/office/word/2010/wordprocessingGroup" xmlns:wpi="http://schemas.microsoft.com/office/word/2010/wordprocessingInk" xmlns:wne="http://schemas.microsoft.com/office/word/2006/wordml" xmlns:wps="http://schemas.microsoft.com/office/word/2010/wordprocessingShape" xmlns:a="http://schemas.openxmlformats.org/drawingml/2006/main" xmlns:a16="http://schemas.microsoft.com/office/drawing/2014/main" xmlns:pic="http://schemas.openxmlformats.org/drawingml/2006/picture" xmlns:a14="http://schemas.microsoft.com/office/drawing/2010/main" mc:Ignorable="w14 w15 w16se w16cid w16 w16cex w16sdtdh w16sdtfl w16du wp14">
   <w:p>
     <w:pPr>
       <w:pStyle w:val="Header"/>
@@ -1533,8 +2014,104 @@
 </w:hdr>
 </file>
 
+<file path=word/intelligence2.xml><?xml version="1.0" encoding="utf-8"?>
+<int2:intelligence xmlns:int2="http://schemas.microsoft.com/office/intelligence/2020/intelligence">
+  <int2:observations>
+    <int2:textHash int2:hashCode="60mm4QJoLHGRLl" int2:id="weIukWRy">
+      <int2:state int2:type="spell" int2:value="Rejected"/>
+    </int2:textHash>
+  </int2:observations>
+  <int2:intelligenceSettings/>
+</int2:intelligence>
+</file>
+
 <file path=word/numbering.xml><?xml version="1.0" encoding="utf-8"?>
-<w:numbering xmlns:wpc="http://schemas.microsoft.com/office/word/2010/wordprocessingCanvas" xmlns:cx="http://schemas.microsoft.com/office/drawing/2014/chartex" xmlns:cx1="http://schemas.microsoft.com/office/drawing/2015/9/8/chartex" xmlns:cx2="http://schemas.microsoft.com/office/drawing/2015/10/21/chartex" xmlns:cx3="http://schemas.microsoft.com/office/drawing/2016/5/9/chartex" xmlns:cx4="http://schemas.microsoft.com/office/drawing/2016/5/10/chartex" xmlns:cx5="http://schemas.microsoft.com/office/drawing/2016/5/11/chartex" xmlns:cx6="http://schemas.microsoft.com/office/drawing/2016/5/12/chartex" xmlns:cx7="http://schemas.microsoft.com/office/drawing/2016/5/13/chartex" xmlns:cx8="http://schemas.microsoft.com/office/drawing/2016/5/14/chartex" xmlns:mc="http://schemas.openxmlformats.org/markup-compatibility/2006" xmlns:aink="http://schemas.microsoft.com/office/drawing/2016/ink" xmlns:am3d="http://schemas.microsoft.com/office/drawing/2017/model3d" xmlns:o="urn:schemas-microsoft-com:office:office" xmlns:oel="http://schemas.microsoft.com/office/2019/extlst" xmlns:r="http://schemas.openxmlformats.org/officeDocument/2006/relationships" xmlns:m="http://schemas.openxmlformats.org/officeDocument/2006/math" xmlns:v="urn:schemas-microsoft-com:vml" xmlns:wp14="http://schemas.microsoft.com/office/word/2010/wordprocessingDrawing" xmlns:wp="http://schemas.openxmlformats.org/drawingml/2006/wordprocessingDrawing" xmlns:w10="urn:schemas-microsoft-com:office:word" xmlns:w="http://schemas.openxmlformats.org/wordprocessingml/2006/main" xmlns:w14="http://schemas.microsoft.com/office/word/2010/wordml" xmlns:w15="http://schemas.microsoft.com/office/word/2012/wordml" xmlns:w16cei="http://schemas.microsoft.com/office/word/2026/wordml/cei" xmlns:w16cex="http://schemas.microsoft.com/office/word/2018/wordml/cex" xmlns:w16cid="http://schemas.microsoft.com/office/word/2016/wordml/cid" xmlns:w16="http://schemas.microsoft.com/office/word/2018/wordml" xmlns:w16du="http://schemas.microsoft.com/office/word/2023/wordml/word16du" xmlns:w16sdtdh="http://schemas.microsoft.com/office/word/2020/wordml/sdtdatahash" xmlns:w16sdtfl="http://schemas.microsoft.com/office/word/2024/wordml/sdtformatlock" xmlns:w16se="http://schemas.microsoft.com/office/word/2015/wordml/symex" xmlns:wpg="http://schemas.microsoft.com/office/word/2010/wordprocessingGroup" xmlns:wpi="http://schemas.microsoft.com/office/word/2010/wordprocessingInk" xmlns:wne="http://schemas.microsoft.com/office/word/2006/wordml" xmlns:wps="http://schemas.microsoft.com/office/word/2010/wordprocessingShape" mc:Ignorable="w14 w15 w16se w16cid w16 w16cex w16sdtdh w16sdtfl w16du wp14">
+<w:numbering xmlns:wpc="http://schemas.microsoft.com/office/word/2010/wordprocessingCanvas" xmlns:cx="http://schemas.microsoft.com/office/drawing/2014/chartex" xmlns:cx1="http://schemas.microsoft.com/office/drawing/2015/9/8/chartex" xmlns:cx2="http://schemas.microsoft.com/office/drawing/2015/10/21/chartex" xmlns:cx3="http://schemas.microsoft.com/office/drawing/2016/5/9/chartex" xmlns:cx4="http://schemas.microsoft.com/office/drawing/2016/5/10/chartex" xmlns:cx5="http://schemas.microsoft.com/office/drawing/2016/5/11/chartex" xmlns:cx6="http://schemas.microsoft.com/office/drawing/2016/5/12/chartex" xmlns:cx7="http://schemas.microsoft.com/office/drawing/2016/5/13/chartex" xmlns:cx8="http://schemas.microsoft.com/office/drawing/2016/5/14/chartex" xmlns:mc="http://schemas.openxmlformats.org/markup-compatibility/2006" xmlns:aink="http://schemas.microsoft.com/office/drawing/2016/ink" xmlns:am3d="http://schemas.microsoft.com/office/drawing/2017/model3d" xmlns:o="urn:schemas-microsoft-com:office:office" xmlns:oel="http://schemas.microsoft.com/office/2019/extlst" xmlns:r="http://schemas.openxmlformats.org/officeDocument/2006/relationships" xmlns:m="http://schemas.openxmlformats.org/officeDocument/2006/math" xmlns:v="urn:schemas-microsoft-com:vml" xmlns:wp14="http://schemas.microsoft.com/office/word/2010/wordprocessingDrawing" xmlns:wp="http://schemas.openxmlformats.org/drawingml/2006/wordprocessingDrawing" xmlns:w10="urn:schemas-microsoft-com:office:word" xmlns:w="http://schemas.openxmlformats.org/wordprocessingml/2006/main" xmlns:w14="http://schemas.microsoft.com/office/word/2010/wordml" xmlns:w15="http://schemas.microsoft.com/office/word/2012/wordml" xmlns:w16cex="http://schemas.microsoft.com/office/word/2018/wordml/cex" xmlns:w16cid="http://schemas.microsoft.com/office/word/2016/wordml/cid" xmlns:w16="http://schemas.microsoft.com/office/word/2018/wordml" xmlns:w16du="http://schemas.microsoft.com/office/word/2023/wordml/word16du" xmlns:w16sdtdh="http://schemas.microsoft.com/office/word/2020/wordml/sdtdatahash" xmlns:w16sdtfl="http://schemas.microsoft.com/office/word/2024/wordml/sdtformatlock" xmlns:w16se="http://schemas.microsoft.com/office/word/2015/wordml/symex" xmlns:wpg="http://schemas.microsoft.com/office/word/2010/wordprocessingGroup" xmlns:wpi="http://schemas.microsoft.com/office/word/2010/wordprocessingInk" xmlns:wne="http://schemas.microsoft.com/office/word/2006/wordml" xmlns:wps="http://schemas.microsoft.com/office/word/2010/wordprocessingShape" mc:Ignorable="w14 w15 w16se w16cid w16 w16cex w16sdtdh w16sdtfl w16du wp14">
+  <w:abstractNum xmlns:w="http://schemas.openxmlformats.org/wordprocessingml/2006/main" w:abstractNumId="7">
+    <w:nsid w:val="774e5dd"/>
+    <w:multiLevelType xmlns:w="http://schemas.openxmlformats.org/wordprocessingml/2006/main" w:val="hybridMultilevel"/>
+    <w:lvl xmlns:w="http://schemas.openxmlformats.org/wordprocessingml/2006/main" w:ilvl="0">
+      <w:start w:val="1"/>
+      <w:numFmt w:val="lowerLetter"/>
+      <w:lvlText w:val="%1)"/>
+      <w:lvlJc w:val="left"/>
+      <w:pPr>
+        <w:ind w:left="720" w:hanging="360"/>
+      </w:pPr>
+    </w:lvl>
+    <w:lvl xmlns:w="http://schemas.openxmlformats.org/wordprocessingml/2006/main" w:ilvl="1">
+      <w:start w:val="1"/>
+      <w:numFmt w:val="lowerLetter"/>
+      <w:lvlText w:val="%2."/>
+      <w:lvlJc w:val="left"/>
+      <w:pPr>
+        <w:ind w:left="1440" w:hanging="360"/>
+      </w:pPr>
+    </w:lvl>
+    <w:lvl xmlns:w="http://schemas.openxmlformats.org/wordprocessingml/2006/main" w:ilvl="2">
+      <w:start w:val="1"/>
+      <w:numFmt w:val="lowerRoman"/>
+      <w:lvlText w:val="%3."/>
+      <w:lvlJc w:val="right"/>
+      <w:pPr>
+        <w:ind w:left="2160" w:hanging="180"/>
+      </w:pPr>
+    </w:lvl>
+    <w:lvl xmlns:w="http://schemas.openxmlformats.org/wordprocessingml/2006/main" w:ilvl="3">
+      <w:start w:val="1"/>
+      <w:numFmt w:val="decimal"/>
+      <w:lvlText w:val="%4."/>
+      <w:lvlJc w:val="left"/>
+      <w:pPr>
+        <w:ind w:left="2880" w:hanging="360"/>
+      </w:pPr>
+    </w:lvl>
+    <w:lvl xmlns:w="http://schemas.openxmlformats.org/wordprocessingml/2006/main" w:ilvl="4">
+      <w:start w:val="1"/>
+      <w:numFmt w:val="lowerLetter"/>
+      <w:lvlText w:val="%5."/>
+      <w:lvlJc w:val="left"/>
+      <w:pPr>
+        <w:ind w:left="3600" w:hanging="360"/>
+      </w:pPr>
+    </w:lvl>
+    <w:lvl xmlns:w="http://schemas.openxmlformats.org/wordprocessingml/2006/main" w:ilvl="5">
+      <w:start w:val="1"/>
+      <w:numFmt w:val="lowerRoman"/>
+      <w:lvlText w:val="%6."/>
+      <w:lvlJc w:val="right"/>
+      <w:pPr>
+        <w:ind w:left="4320" w:hanging="180"/>
+      </w:pPr>
+    </w:lvl>
+    <w:lvl xmlns:w="http://schemas.openxmlformats.org/wordprocessingml/2006/main" w:ilvl="6">
+      <w:start w:val="1"/>
+      <w:numFmt w:val="decimal"/>
+      <w:lvlText w:val="%7."/>
+      <w:lvlJc w:val="left"/>
+      <w:pPr>
+        <w:ind w:left="5040" w:hanging="360"/>
+      </w:pPr>
+    </w:lvl>
+    <w:lvl xmlns:w="http://schemas.openxmlformats.org/wordprocessingml/2006/main" w:ilvl="7">
+      <w:start w:val="1"/>
+      <w:numFmt w:val="lowerLetter"/>
+      <w:lvlText w:val="%8."/>
+      <w:lvlJc w:val="left"/>
+      <w:pPr>
+        <w:ind w:left="5760" w:hanging="360"/>
+      </w:pPr>
+    </w:lvl>
+    <w:lvl xmlns:w="http://schemas.openxmlformats.org/wordprocessingml/2006/main" w:ilvl="8">
+      <w:start w:val="1"/>
+      <w:numFmt w:val="lowerRoman"/>
+      <w:lvlText w:val="%9."/>
+      <w:lvlJc w:val="right"/>
+      <w:pPr>
+        <w:ind w:left="6480" w:hanging="180"/>
+      </w:pPr>
+    </w:lvl>
+  </w:abstractNum>
   <w:abstractNum w:abstractNumId="0" w15:restartNumberingAfterBreak="0">
     <w:nsid w:val="0CD2D657"/>
     <w:multiLevelType w:val="hybridMultilevel"/>
@@ -1708,6 +2285,95 @@
     </w:lvl>
   </w:abstractNum>
   <w:abstractNum w:abstractNumId="2" w15:restartNumberingAfterBreak="0">
+    <w:nsid w:val="1C534C9C"/>
+    <w:multiLevelType w:val="multilevel"/>
+    <w:tmpl w:val="959649B0"/>
+    <w:lvl w:ilvl="0">
+      <w:start w:val="1"/>
+      <w:numFmt w:val="decimal"/>
+      <w:lvlText w:val="%1."/>
+      <w:lvlJc w:val="left"/>
+      <w:pPr>
+        <w:ind w:left="720" w:hanging="360"/>
+      </w:pPr>
+      <w:rPr>
+        <w:rFonts w:hint="default"/>
+      </w:rPr>
+    </w:lvl>
+    <w:lvl w:ilvl="1" w:tentative="1">
+      <w:start w:val="1"/>
+      <w:numFmt w:val="lowerLetter"/>
+      <w:lvlText w:val="%2."/>
+      <w:lvlJc w:val="left"/>
+      <w:pPr>
+        <w:ind w:left="1440" w:hanging="360"/>
+      </w:pPr>
+    </w:lvl>
+    <w:lvl w:ilvl="2" w:tentative="1">
+      <w:start w:val="1"/>
+      <w:numFmt w:val="lowerRoman"/>
+      <w:lvlText w:val="%3."/>
+      <w:lvlJc w:val="right"/>
+      <w:pPr>
+        <w:ind w:left="2160" w:hanging="180"/>
+      </w:pPr>
+    </w:lvl>
+    <w:lvl w:ilvl="3" w:tentative="1">
+      <w:start w:val="1"/>
+      <w:numFmt w:val="decimal"/>
+      <w:lvlText w:val="%4."/>
+      <w:lvlJc w:val="left"/>
+      <w:pPr>
+        <w:ind w:left="2880" w:hanging="360"/>
+      </w:pPr>
+    </w:lvl>
+    <w:lvl w:ilvl="4" w:tentative="1">
+      <w:start w:val="1"/>
+      <w:numFmt w:val="lowerLetter"/>
+      <w:lvlText w:val="%5."/>
+      <w:lvlJc w:val="left"/>
+      <w:pPr>
+        <w:ind w:left="3600" w:hanging="360"/>
+      </w:pPr>
+    </w:lvl>
+    <w:lvl w:ilvl="5" w:tentative="1">
+      <w:start w:val="1"/>
+      <w:numFmt w:val="lowerRoman"/>
+      <w:lvlText w:val="%6."/>
+      <w:lvlJc w:val="right"/>
+      <w:pPr>
+        <w:ind w:left="4320" w:hanging="180"/>
+      </w:pPr>
+    </w:lvl>
+    <w:lvl w:ilvl="6" w:tentative="1">
+      <w:start w:val="1"/>
+      <w:numFmt w:val="decimal"/>
+      <w:lvlText w:val="%7."/>
+      <w:lvlJc w:val="left"/>
+      <w:pPr>
+        <w:ind w:left="5040" w:hanging="360"/>
+      </w:pPr>
+    </w:lvl>
+    <w:lvl w:ilvl="7" w:tentative="1">
+      <w:start w:val="1"/>
+      <w:numFmt w:val="lowerLetter"/>
+      <w:lvlText w:val="%8."/>
+      <w:lvlJc w:val="left"/>
+      <w:pPr>
+        <w:ind w:left="5760" w:hanging="360"/>
+      </w:pPr>
+    </w:lvl>
+    <w:lvl w:ilvl="8" w:tentative="1">
+      <w:start w:val="1"/>
+      <w:numFmt w:val="lowerRoman"/>
+      <w:lvlText w:val="%9."/>
+      <w:lvlJc w:val="right"/>
+      <w:pPr>
+        <w:ind w:left="6480" w:hanging="180"/>
+      </w:pPr>
+    </w:lvl>
+  </w:abstractNum>
+  <w:abstractNum w:abstractNumId="3" w15:restartNumberingAfterBreak="0">
     <w:nsid w:val="1D3EC0C9"/>
     <w:multiLevelType w:val="hybridMultilevel"/>
     <w:tmpl w:val="FFFFFFFF"/>
@@ -1793,7 +2459,96 @@
       </w:pPr>
     </w:lvl>
   </w:abstractNum>
-  <w:abstractNum w:abstractNumId="3" w15:restartNumberingAfterBreak="0">
+  <w:abstractNum w:abstractNumId="4" w15:restartNumberingAfterBreak="0">
+    <w:nsid w:val="347C391F"/>
+    <w:multiLevelType w:val="multilevel"/>
+    <w:tmpl w:val="17D0C528"/>
+    <w:lvl w:ilvl="0">
+      <w:start w:val="1"/>
+      <w:numFmt w:val="decimal"/>
+      <w:lvlText w:val="%1."/>
+      <w:lvlJc w:val="left"/>
+      <w:pPr>
+        <w:ind w:left="720" w:hanging="360"/>
+      </w:pPr>
+      <w:rPr>
+        <w:rFonts w:hint="default"/>
+      </w:rPr>
+    </w:lvl>
+    <w:lvl w:ilvl="1" w:tentative="1">
+      <w:start w:val="1"/>
+      <w:numFmt w:val="lowerLetter"/>
+      <w:lvlText w:val="%2."/>
+      <w:lvlJc w:val="left"/>
+      <w:pPr>
+        <w:ind w:left="1440" w:hanging="360"/>
+      </w:pPr>
+    </w:lvl>
+    <w:lvl w:ilvl="2" w:tentative="1">
+      <w:start w:val="1"/>
+      <w:numFmt w:val="lowerRoman"/>
+      <w:lvlText w:val="%3."/>
+      <w:lvlJc w:val="right"/>
+      <w:pPr>
+        <w:ind w:left="2160" w:hanging="180"/>
+      </w:pPr>
+    </w:lvl>
+    <w:lvl w:ilvl="3" w:tentative="1">
+      <w:start w:val="1"/>
+      <w:numFmt w:val="decimal"/>
+      <w:lvlText w:val="%4."/>
+      <w:lvlJc w:val="left"/>
+      <w:pPr>
+        <w:ind w:left="2880" w:hanging="360"/>
+      </w:pPr>
+    </w:lvl>
+    <w:lvl w:ilvl="4" w:tentative="1">
+      <w:start w:val="1"/>
+      <w:numFmt w:val="lowerLetter"/>
+      <w:lvlText w:val="%5."/>
+      <w:lvlJc w:val="left"/>
+      <w:pPr>
+        <w:ind w:left="3600" w:hanging="360"/>
+      </w:pPr>
+    </w:lvl>
+    <w:lvl w:ilvl="5" w:tentative="1">
+      <w:start w:val="1"/>
+      <w:numFmt w:val="lowerRoman"/>
+      <w:lvlText w:val="%6."/>
+      <w:lvlJc w:val="right"/>
+      <w:pPr>
+        <w:ind w:left="4320" w:hanging="180"/>
+      </w:pPr>
+    </w:lvl>
+    <w:lvl w:ilvl="6" w:tentative="1">
+      <w:start w:val="1"/>
+      <w:numFmt w:val="decimal"/>
+      <w:lvlText w:val="%7."/>
+      <w:lvlJc w:val="left"/>
+      <w:pPr>
+        <w:ind w:left="5040" w:hanging="360"/>
+      </w:pPr>
+    </w:lvl>
+    <w:lvl w:ilvl="7" w:tentative="1">
+      <w:start w:val="1"/>
+      <w:numFmt w:val="lowerLetter"/>
+      <w:lvlText w:val="%8."/>
+      <w:lvlJc w:val="left"/>
+      <w:pPr>
+        <w:ind w:left="5760" w:hanging="360"/>
+      </w:pPr>
+    </w:lvl>
+    <w:lvl w:ilvl="8" w:tentative="1">
+      <w:start w:val="1"/>
+      <w:numFmt w:val="lowerRoman"/>
+      <w:lvlText w:val="%9."/>
+      <w:lvlJc w:val="right"/>
+      <w:pPr>
+        <w:ind w:left="6480" w:hanging="180"/>
+      </w:pPr>
+    </w:lvl>
+  </w:abstractNum>
+  <w:abstractNum w:abstractNumId="5" w15:restartNumberingAfterBreak="0">
     <w:nsid w:val="3F870CC3"/>
     <w:multiLevelType w:val="hybridMultilevel"/>
     <w:tmpl w:val="FFFFFFFF"/>
@@ -1879,7 +2634,7 @@
       </w:pPr>
     </w:lvl>
   </w:abstractNum>
-  <w:abstractNum w:abstractNumId="4" w15:restartNumberingAfterBreak="0">
+  <w:abstractNum w:abstractNumId="6" w15:restartNumberingAfterBreak="0">
     <w:nsid w:val="49411726"/>
     <w:multiLevelType w:val="hybridMultilevel"/>
     <w:tmpl w:val="FFFFFFFF"/>
@@ -1965,20 +2720,29 @@
       </w:pPr>
     </w:lvl>
   </w:abstractNum>
+  <w:num w:numId="8">
+    <w:abstractNumId w:val="7"/>
+  </w:num>
   <w:num w:numId="1" w16cid:durableId="1007445656">
-    <w:abstractNumId w:val="3"/>
+    <w:abstractNumId w:val="5"/>
   </w:num>
-  <w:num w:numId="2" w16cid:durableId="809979860">
-    <w:abstractNumId w:val="0"/>
+  <w:num w:numId="2" w16cid:durableId="1632862031">
+    <w:abstractNumId w:val="2"/>
   </w:num>
   <w:num w:numId="3" w16cid:durableId="1794786274">
     <w:abstractNumId w:val="1"/>
   </w:num>
-  <w:num w:numId="4" w16cid:durableId="932126838">
-    <w:abstractNumId w:val="2"/>
+  <w:num w:numId="4" w16cid:durableId="1879583103">
+    <w:abstractNumId w:val="6"/>
   </w:num>
-  <w:num w:numId="5" w16cid:durableId="1879583103">
+  <w:num w:numId="5" w16cid:durableId="363484355">
     <w:abstractNumId w:val="4"/>
+  </w:num>
+  <w:num w:numId="6" w16cid:durableId="809979860">
+    <w:abstractNumId w:val="0"/>
+  </w:num>
+  <w:num w:numId="7" w16cid:durableId="932126838">
+    <w:abstractNumId w:val="3"/>
   </w:num>
 </w:numbering>
 </file>
@@ -1988,7 +2752,7 @@
   <w:docDefaults>
     <w:rPrDefault>
       <w:rPr>
-        <w:rFonts w:asciiTheme="minorHAnsi" w:eastAsiaTheme="minorHAnsi" w:hAnsiTheme="minorHAnsi" w:cstheme="minorBidi"/>
+        <w:rFonts w:asciiTheme="minorHAnsi" w:hAnsiTheme="minorHAnsi" w:eastAsiaTheme="minorHAnsi" w:cstheme="minorBidi"/>
         <w:kern w:val="2"/>
         <w:sz w:val="24"/>
         <w:szCs w:val="24"/>
@@ -2005,14 +2769,14 @@
   <w:latentStyles w:defLockedState="0" w:defUIPriority="99" w:defSemiHidden="0" w:defUnhideWhenUsed="0" w:defQFormat="0" w:count="376">
     <w:lsdException w:name="Normal" w:uiPriority="0" w:qFormat="1"/>
     <w:lsdException w:name="heading 1" w:uiPriority="9" w:qFormat="1"/>
-    <w:lsdException w:name="heading 2" w:semiHidden="1" w:uiPriority="9" w:unhideWhenUsed="1" w:qFormat="1"/>
-    <w:lsdException w:name="heading 3" w:semiHidden="1" w:uiPriority="9" w:unhideWhenUsed="1" w:qFormat="1"/>
-    <w:lsdException w:name="heading 4" w:semiHidden="1" w:uiPriority="9" w:unhideWhenUsed="1" w:qFormat="1"/>
-    <w:lsdException w:name="heading 5" w:semiHidden="1" w:uiPriority="9" w:unhideWhenUsed="1" w:qFormat="1"/>
-    <w:lsdException w:name="heading 6" w:semiHidden="1" w:uiPriority="9" w:unhideWhenUsed="1" w:qFormat="1"/>
-    <w:lsdException w:name="heading 7" w:semiHidden="1" w:uiPriority="9" w:unhideWhenUsed="1" w:qFormat="1"/>
-    <w:lsdException w:name="heading 8" w:semiHidden="1" w:uiPriority="9" w:unhideWhenUsed="1" w:qFormat="1"/>
-    <w:lsdException w:name="heading 9" w:semiHidden="1" w:uiPriority="9" w:unhideWhenUsed="1" w:qFormat="1"/>
+    <w:lsdException w:name="heading 2" w:uiPriority="9" w:semiHidden="1" w:unhideWhenUsed="1" w:qFormat="1"/>
+    <w:lsdException w:name="heading 3" w:uiPriority="9" w:semiHidden="1" w:unhideWhenUsed="1" w:qFormat="1"/>
+    <w:lsdException w:name="heading 4" w:uiPriority="9" w:semiHidden="1" w:unhideWhenUsed="1" w:qFormat="1"/>
+    <w:lsdException w:name="heading 5" w:uiPriority="9" w:semiHidden="1" w:unhideWhenUsed="1" w:qFormat="1"/>
+    <w:lsdException w:name="heading 6" w:uiPriority="9" w:semiHidden="1" w:unhideWhenUsed="1" w:qFormat="1"/>
+    <w:lsdException w:name="heading 7" w:uiPriority="9" w:semiHidden="1" w:unhideWhenUsed="1" w:qFormat="1"/>
+    <w:lsdException w:name="heading 8" w:uiPriority="9" w:semiHidden="1" w:unhideWhenUsed="1" w:qFormat="1"/>
+    <w:lsdException w:name="heading 9" w:uiPriority="9" w:semiHidden="1" w:unhideWhenUsed="1" w:qFormat="1"/>
     <w:lsdException w:name="index 1" w:semiHidden="1" w:unhideWhenUsed="1"/>
     <w:lsdException w:name="index 2" w:semiHidden="1" w:unhideWhenUsed="1"/>
     <w:lsdException w:name="index 3" w:semiHidden="1" w:unhideWhenUsed="1"/>
@@ -2022,22 +2786,22 @@
     <w:lsdException w:name="index 7" w:semiHidden="1" w:unhideWhenUsed="1"/>
     <w:lsdException w:name="index 8" w:semiHidden="1" w:unhideWhenUsed="1"/>
     <w:lsdException w:name="index 9" w:semiHidden="1" w:unhideWhenUsed="1"/>
-    <w:lsdException w:name="toc 1" w:semiHidden="1" w:uiPriority="39" w:unhideWhenUsed="1"/>
-    <w:lsdException w:name="toc 2" w:semiHidden="1" w:uiPriority="39" w:unhideWhenUsed="1"/>
-    <w:lsdException w:name="toc 3" w:semiHidden="1" w:uiPriority="39" w:unhideWhenUsed="1"/>
-    <w:lsdException w:name="toc 4" w:semiHidden="1" w:uiPriority="39" w:unhideWhenUsed="1"/>
-    <w:lsdException w:name="toc 5" w:semiHidden="1" w:uiPriority="39" w:unhideWhenUsed="1"/>
-    <w:lsdException w:name="toc 6" w:semiHidden="1" w:uiPriority="39" w:unhideWhenUsed="1"/>
-    <w:lsdException w:name="toc 7" w:semiHidden="1" w:uiPriority="39" w:unhideWhenUsed="1"/>
-    <w:lsdException w:name="toc 8" w:semiHidden="1" w:uiPriority="39" w:unhideWhenUsed="1"/>
-    <w:lsdException w:name="toc 9" w:semiHidden="1" w:uiPriority="39" w:unhideWhenUsed="1"/>
+    <w:lsdException w:name="toc 1" w:uiPriority="39" w:semiHidden="1" w:unhideWhenUsed="1"/>
+    <w:lsdException w:name="toc 2" w:uiPriority="39" w:semiHidden="1" w:unhideWhenUsed="1"/>
+    <w:lsdException w:name="toc 3" w:uiPriority="39" w:semiHidden="1" w:unhideWhenUsed="1"/>
+    <w:lsdException w:name="toc 4" w:uiPriority="39" w:semiHidden="1" w:unhideWhenUsed="1"/>
+    <w:lsdException w:name="toc 5" w:uiPriority="39" w:semiHidden="1" w:unhideWhenUsed="1"/>
+    <w:lsdException w:name="toc 6" w:uiPriority="39" w:semiHidden="1" w:unhideWhenUsed="1"/>
+    <w:lsdException w:name="toc 7" w:uiPriority="39" w:semiHidden="1" w:unhideWhenUsed="1"/>
+    <w:lsdException w:name="toc 8" w:uiPriority="39" w:semiHidden="1" w:unhideWhenUsed="1"/>
+    <w:lsdException w:name="toc 9" w:uiPriority="39" w:semiHidden="1" w:unhideWhenUsed="1"/>
     <w:lsdException w:name="Normal Indent" w:semiHidden="1" w:unhideWhenUsed="1"/>
     <w:lsdException w:name="footnote text" w:semiHidden="1" w:unhideWhenUsed="1"/>
     <w:lsdException w:name="annotation text" w:semiHidden="1" w:unhideWhenUsed="1"/>
     <w:lsdException w:name="header" w:semiHidden="1" w:unhideWhenUsed="1"/>
     <w:lsdException w:name="footer" w:semiHidden="1" w:unhideWhenUsed="1"/>
     <w:lsdException w:name="index heading" w:semiHidden="1" w:unhideWhenUsed="1"/>
-    <w:lsdException w:name="caption" w:semiHidden="1" w:uiPriority="35" w:unhideWhenUsed="1" w:qFormat="1"/>
+    <w:lsdException w:name="caption" w:uiPriority="35" w:semiHidden="1" w:unhideWhenUsed="1" w:qFormat="1"/>
     <w:lsdException w:name="table of figures" w:semiHidden="1" w:unhideWhenUsed="1"/>
     <w:lsdException w:name="envelope address" w:semiHidden="1" w:unhideWhenUsed="1"/>
     <w:lsdException w:name="envelope return" w:semiHidden="1" w:unhideWhenUsed="1"/>
@@ -2068,7 +2832,7 @@
     <w:lsdException w:name="Title" w:uiPriority="10" w:qFormat="1"/>
     <w:lsdException w:name="Closing" w:semiHidden="1" w:unhideWhenUsed="1"/>
     <w:lsdException w:name="Signature" w:semiHidden="1" w:unhideWhenUsed="1"/>
-    <w:lsdException w:name="Default Paragraph Font" w:semiHidden="1" w:uiPriority="1" w:unhideWhenUsed="1"/>
+    <w:lsdException w:name="Default Paragraph Font" w:uiPriority="1" w:semiHidden="1" w:unhideWhenUsed="1"/>
     <w:lsdException w:name="Body Text" w:semiHidden="1" w:unhideWhenUsed="1"/>
     <w:lsdException w:name="Body Text Indent" w:semiHidden="1" w:unhideWhenUsed="1"/>
     <w:lsdException w:name="List Continue" w:semiHidden="1" w:unhideWhenUsed="1"/>
@@ -2268,8 +3032,8 @@
     <w:lsdException w:name="Subtle Reference" w:uiPriority="31" w:qFormat="1"/>
     <w:lsdException w:name="Intense Reference" w:uiPriority="32" w:qFormat="1"/>
     <w:lsdException w:name="Book Title" w:uiPriority="33" w:qFormat="1"/>
-    <w:lsdException w:name="Bibliography" w:semiHidden="1" w:uiPriority="37" w:unhideWhenUsed="1"/>
-    <w:lsdException w:name="TOC Heading" w:semiHidden="1" w:uiPriority="39" w:unhideWhenUsed="1" w:qFormat="1"/>
+    <w:lsdException w:name="Bibliography" w:uiPriority="37" w:semiHidden="1" w:unhideWhenUsed="1"/>
+    <w:lsdException w:name="TOC Heading" w:uiPriority="39" w:semiHidden="1" w:unhideWhenUsed="1" w:qFormat="1"/>
     <w:lsdException w:name="Plain Table 1" w:uiPriority="41"/>
     <w:lsdException w:name="Plain Table 2" w:uiPriority="42"/>
     <w:lsdException w:name="Plain Table 3" w:uiPriority="43"/>
@@ -2380,12 +3144,12 @@
     <w:lsdException w:name="Unresolved Mention" w:semiHidden="1" w:unhideWhenUsed="1"/>
     <w:lsdException w:name="Smart Link" w:semiHidden="1" w:unhideWhenUsed="1"/>
   </w:latentStyles>
-  <w:style w:type="paragraph" w:default="1" w:styleId="Normal">
+  <w:style w:type="paragraph" w:styleId="Normal" w:default="1">
     <w:name w:val="Normal"/>
     <w:qFormat/>
   </w:style>
   <w:style w:type="paragraph" w:styleId="Heading1">
-    <w:name w:val="Heading 1"/>
+    <w:name w:val="heading 1"/>
     <w:basedOn w:val="Normal"/>
     <w:next w:val="Normal"/>
     <w:link w:val="Heading1Char"/>
@@ -2399,14 +3163,14 @@
       <w:outlineLvl w:val="0"/>
     </w:pPr>
     <w:rPr>
-      <w:rFonts w:asciiTheme="majorHAnsi" w:eastAsiaTheme="majorEastAsia" w:hAnsiTheme="majorHAnsi" w:cstheme="majorBidi"/>
+      <w:rFonts w:asciiTheme="majorHAnsi" w:hAnsiTheme="majorHAnsi" w:eastAsiaTheme="majorEastAsia" w:cstheme="majorBidi"/>
       <w:color w:val="0F4761" w:themeColor="accent1" w:themeShade="BF"/>
       <w:sz w:val="40"/>
       <w:szCs w:val="40"/>
     </w:rPr>
   </w:style>
   <w:style w:type="paragraph" w:styleId="Heading2">
-    <w:name w:val="Heading 2"/>
+    <w:name w:val="heading 2"/>
     <w:basedOn w:val="Normal"/>
     <w:next w:val="Normal"/>
     <w:link w:val="Heading2Char"/>
@@ -2422,14 +3186,14 @@
       <w:outlineLvl w:val="1"/>
     </w:pPr>
     <w:rPr>
-      <w:rFonts w:asciiTheme="majorHAnsi" w:eastAsiaTheme="majorEastAsia" w:hAnsiTheme="majorHAnsi" w:cstheme="majorBidi"/>
+      <w:rFonts w:asciiTheme="majorHAnsi" w:hAnsiTheme="majorHAnsi" w:eastAsiaTheme="majorEastAsia" w:cstheme="majorBidi"/>
       <w:color w:val="0F4761" w:themeColor="accent1" w:themeShade="BF"/>
       <w:sz w:val="32"/>
       <w:szCs w:val="32"/>
     </w:rPr>
   </w:style>
   <w:style w:type="paragraph" w:styleId="Heading3">
-    <w:name w:val="Heading 3"/>
+    <w:name w:val="heading 3"/>
     <w:basedOn w:val="Normal"/>
     <w:next w:val="Normal"/>
     <w:link w:val="Heading3Char"/>
@@ -2452,7 +3216,7 @@
     </w:rPr>
   </w:style>
   <w:style w:type="paragraph" w:styleId="Heading4">
-    <w:name w:val="Heading 4"/>
+    <w:name w:val="heading 4"/>
     <w:basedOn w:val="Normal"/>
     <w:next w:val="Normal"/>
     <w:link w:val="Heading4Char"/>
@@ -2475,7 +3239,7 @@
     </w:rPr>
   </w:style>
   <w:style w:type="paragraph" w:styleId="Heading5">
-    <w:name w:val="Heading 5"/>
+    <w:name w:val="heading 5"/>
     <w:basedOn w:val="Normal"/>
     <w:next w:val="Normal"/>
     <w:link w:val="Heading5Char"/>
@@ -2496,7 +3260,7 @@
     </w:rPr>
   </w:style>
   <w:style w:type="paragraph" w:styleId="Heading6">
-    <w:name w:val="Heading 6"/>
+    <w:name w:val="heading 6"/>
     <w:basedOn w:val="Normal"/>
     <w:next w:val="Normal"/>
     <w:link w:val="Heading6Char"/>
@@ -2519,7 +3283,7 @@
     </w:rPr>
   </w:style>
   <w:style w:type="paragraph" w:styleId="Heading7">
-    <w:name w:val="Heading 7"/>
+    <w:name w:val="heading 7"/>
     <w:basedOn w:val="Normal"/>
     <w:next w:val="Normal"/>
     <w:link w:val="Heading7Char"/>
@@ -2540,7 +3304,7 @@
     </w:rPr>
   </w:style>
   <w:style w:type="paragraph" w:styleId="Heading8">
-    <w:name w:val="Heading 8"/>
+    <w:name w:val="heading 8"/>
     <w:basedOn w:val="Normal"/>
     <w:next w:val="Normal"/>
     <w:link w:val="Heading8Char"/>
@@ -2563,7 +3327,7 @@
     </w:rPr>
   </w:style>
   <w:style w:type="paragraph" w:styleId="Heading9">
-    <w:name w:val="Heading 9"/>
+    <w:name w:val="heading 9"/>
     <w:basedOn w:val="Normal"/>
     <w:next w:val="Normal"/>
     <w:link w:val="Heading9Char"/>
@@ -2583,14 +3347,14 @@
       <w:color w:val="272727" w:themeColor="text1" w:themeTint="D8"/>
     </w:rPr>
   </w:style>
-  <w:style w:type="character" w:default="1" w:styleId="DefaultParagraphFont">
+  <w:style w:type="character" w:styleId="DefaultParagraphFont" w:default="1">
     <w:name w:val="Default Paragraph Font"/>
     <w:uiPriority w:val="1"/>
     <w:semiHidden/>
     <w:unhideWhenUsed/>
   </w:style>
-  <w:style w:type="table" w:default="1" w:styleId="TableNormal">
-    <w:name w:val="Table Normal"/>
+  <w:style w:type="table" w:styleId="TableNormal" w:default="1">
+    <w:name w:val="Normal Table"/>
     <w:uiPriority w:val="99"/>
     <w:semiHidden/>
     <w:unhideWhenUsed/>
@@ -2604,26 +3368,26 @@
       </w:tblCellMar>
     </w:tblPr>
   </w:style>
-  <w:style w:type="numbering" w:default="1" w:styleId="NoList">
+  <w:style w:type="numbering" w:styleId="NoList" w:default="1">
     <w:name w:val="No List"/>
     <w:uiPriority w:val="99"/>
     <w:semiHidden/>
     <w:unhideWhenUsed/>
   </w:style>
-  <w:style w:type="character" w:customStyle="1" w:styleId="Heading1Char">
+  <w:style w:type="character" w:styleId="Heading1Char" w:customStyle="1">
     <w:name w:val="Heading 1 Char"/>
     <w:basedOn w:val="DefaultParagraphFont"/>
     <w:link w:val="Heading1"/>
     <w:uiPriority w:val="9"/>
     <w:rsid w:val="00B8086A"/>
     <w:rPr>
-      <w:rFonts w:asciiTheme="majorHAnsi" w:eastAsiaTheme="majorEastAsia" w:hAnsiTheme="majorHAnsi" w:cstheme="majorBidi"/>
+      <w:rFonts w:asciiTheme="majorHAnsi" w:hAnsiTheme="majorHAnsi" w:eastAsiaTheme="majorEastAsia" w:cstheme="majorBidi"/>
       <w:color w:val="0F4761" w:themeColor="accent1" w:themeShade="BF"/>
       <w:sz w:val="40"/>
       <w:szCs w:val="40"/>
     </w:rPr>
   </w:style>
-  <w:style w:type="character" w:customStyle="1" w:styleId="Heading2Char">
+  <w:style w:type="character" w:styleId="Heading2Char" w:customStyle="1">
     <w:name w:val="Heading 2 Char"/>
     <w:basedOn w:val="DefaultParagraphFont"/>
     <w:link w:val="Heading2"/>
@@ -2631,13 +3395,13 @@
     <w:semiHidden/>
     <w:rsid w:val="00B8086A"/>
     <w:rPr>
-      <w:rFonts w:asciiTheme="majorHAnsi" w:eastAsiaTheme="majorEastAsia" w:hAnsiTheme="majorHAnsi" w:cstheme="majorBidi"/>
+      <w:rFonts w:asciiTheme="majorHAnsi" w:hAnsiTheme="majorHAnsi" w:eastAsiaTheme="majorEastAsia" w:cstheme="majorBidi"/>
       <w:color w:val="0F4761" w:themeColor="accent1" w:themeShade="BF"/>
       <w:sz w:val="32"/>
       <w:szCs w:val="32"/>
     </w:rPr>
   </w:style>
-  <w:style w:type="character" w:customStyle="1" w:styleId="Heading3Char">
+  <w:style w:type="character" w:styleId="Heading3Char" w:customStyle="1">
     <w:name w:val="Heading 3 Char"/>
     <w:basedOn w:val="DefaultParagraphFont"/>
     <w:link w:val="Heading3"/>
@@ -2651,7 +3415,7 @@
       <w:szCs w:val="28"/>
     </w:rPr>
   </w:style>
-  <w:style w:type="character" w:customStyle="1" w:styleId="Heading4Char">
+  <w:style w:type="character" w:styleId="Heading4Char" w:customStyle="1">
     <w:name w:val="Heading 4 Char"/>
     <w:basedOn w:val="DefaultParagraphFont"/>
     <w:link w:val="Heading4"/>
@@ -2665,7 +3429,7 @@
       <w:color w:val="0F4761" w:themeColor="accent1" w:themeShade="BF"/>
     </w:rPr>
   </w:style>
-  <w:style w:type="character" w:customStyle="1" w:styleId="Heading5Char">
+  <w:style w:type="character" w:styleId="Heading5Char" w:customStyle="1">
     <w:name w:val="Heading 5 Char"/>
     <w:basedOn w:val="DefaultParagraphFont"/>
     <w:link w:val="Heading5"/>
@@ -2677,7 +3441,7 @@
       <w:color w:val="0F4761" w:themeColor="accent1" w:themeShade="BF"/>
     </w:rPr>
   </w:style>
-  <w:style w:type="character" w:customStyle="1" w:styleId="Heading6Char">
+  <w:style w:type="character" w:styleId="Heading6Char" w:customStyle="1">
     <w:name w:val="Heading 6 Char"/>
     <w:basedOn w:val="DefaultParagraphFont"/>
     <w:link w:val="Heading6"/>
@@ -2691,7 +3455,7 @@
       <w:color w:val="595959" w:themeColor="text1" w:themeTint="A6"/>
     </w:rPr>
   </w:style>
-  <w:style w:type="character" w:customStyle="1" w:styleId="Heading7Char">
+  <w:style w:type="character" w:styleId="Heading7Char" w:customStyle="1">
     <w:name w:val="Heading 7 Char"/>
     <w:basedOn w:val="DefaultParagraphFont"/>
     <w:link w:val="Heading7"/>
@@ -2703,7 +3467,7 @@
       <w:color w:val="595959" w:themeColor="text1" w:themeTint="A6"/>
     </w:rPr>
   </w:style>
-  <w:style w:type="character" w:customStyle="1" w:styleId="Heading8Char">
+  <w:style w:type="character" w:styleId="Heading8Char" w:customStyle="1">
     <w:name w:val="Heading 8 Char"/>
     <w:basedOn w:val="DefaultParagraphFont"/>
     <w:link w:val="Heading8"/>
@@ -2717,7 +3481,7 @@
       <w:color w:val="272727" w:themeColor="text1" w:themeTint="D8"/>
     </w:rPr>
   </w:style>
-  <w:style w:type="character" w:customStyle="1" w:styleId="Heading9Char">
+  <w:style w:type="character" w:styleId="Heading9Char" w:customStyle="1">
     <w:name w:val="Heading 9 Char"/>
     <w:basedOn w:val="DefaultParagraphFont"/>
     <w:link w:val="Heading9"/>
@@ -2742,21 +3506,21 @@
       <w:contextualSpacing/>
     </w:pPr>
     <w:rPr>
-      <w:rFonts w:asciiTheme="majorHAnsi" w:eastAsiaTheme="majorEastAsia" w:hAnsiTheme="majorHAnsi" w:cstheme="majorBidi"/>
+      <w:rFonts w:asciiTheme="majorHAnsi" w:hAnsiTheme="majorHAnsi" w:eastAsiaTheme="majorEastAsia" w:cstheme="majorBidi"/>
       <w:spacing w:val="-10"/>
       <w:kern w:val="28"/>
       <w:sz w:val="56"/>
       <w:szCs w:val="56"/>
     </w:rPr>
   </w:style>
-  <w:style w:type="character" w:customStyle="1" w:styleId="TitleChar">
+  <w:style w:type="character" w:styleId="TitleChar" w:customStyle="1">
     <w:name w:val="Title Char"/>
     <w:basedOn w:val="DefaultParagraphFont"/>
     <w:link w:val="Title"/>
     <w:uiPriority w:val="10"/>
     <w:rsid w:val="00B8086A"/>
     <w:rPr>
-      <w:rFonts w:asciiTheme="majorHAnsi" w:eastAsiaTheme="majorEastAsia" w:hAnsiTheme="majorHAnsi" w:cstheme="majorBidi"/>
+      <w:rFonts w:asciiTheme="majorHAnsi" w:hAnsiTheme="majorHAnsi" w:eastAsiaTheme="majorEastAsia" w:cstheme="majorBidi"/>
       <w:spacing w:val="-10"/>
       <w:kern w:val="28"/>
       <w:sz w:val="56"/>
@@ -2784,7 +3548,7 @@
       <w:szCs w:val="28"/>
     </w:rPr>
   </w:style>
-  <w:style w:type="character" w:customStyle="1" w:styleId="SubtitleChar">
+  <w:style w:type="character" w:styleId="SubtitleChar" w:customStyle="1">
     <w:name w:val="Subtitle Char"/>
     <w:basedOn w:val="DefaultParagraphFont"/>
     <w:link w:val="Subtitle"/>
@@ -2816,7 +3580,7 @@
       <w:color w:val="404040" w:themeColor="text1" w:themeTint="BF"/>
     </w:rPr>
   </w:style>
-  <w:style w:type="character" w:customStyle="1" w:styleId="QuoteChar">
+  <w:style w:type="character" w:styleId="QuoteChar" w:customStyle="1">
     <w:name w:val="Quote Char"/>
     <w:basedOn w:val="DefaultParagraphFont"/>
     <w:link w:val="Quote"/>
@@ -2861,8 +3625,8 @@
     <w:rsid w:val="00B8086A"/>
     <w:pPr>
       <w:pBdr>
-        <w:top w:val="single" w:sz="4" w:space="10" w:color="0F4761" w:themeColor="accent1" w:themeShade="BF"/>
-        <w:bottom w:val="single" w:sz="4" w:space="10" w:color="0F4761" w:themeColor="accent1" w:themeShade="BF"/>
+        <w:top w:val="single" w:color="0F4761" w:themeColor="accent1" w:themeShade="BF" w:sz="4" w:space="10"/>
+        <w:bottom w:val="single" w:color="0F4761" w:themeColor="accent1" w:themeShade="BF" w:sz="4" w:space="10"/>
       </w:pBdr>
       <w:spacing w:before="360" w:after="360"/>
       <w:ind w:left="864" w:right="864"/>
@@ -2874,7 +3638,7 @@
       <w:color w:val="0F4761" w:themeColor="accent1" w:themeShade="BF"/>
     </w:rPr>
   </w:style>
-  <w:style w:type="character" w:customStyle="1" w:styleId="IntenseQuoteChar">
+  <w:style w:type="character" w:styleId="IntenseQuoteChar" w:customStyle="1">
     <w:name w:val="Intense Quote Char"/>
     <w:basedOn w:val="DefaultParagraphFont"/>
     <w:link w:val="IntenseQuote"/>
@@ -2901,7 +3665,7 @@
     </w:rPr>
   </w:style>
   <w:style w:type="paragraph" w:styleId="Header">
-    <w:name w:val="Header"/>
+    <w:name w:val="header"/>
     <w:basedOn w:val="Normal"/>
     <w:link w:val="HeaderChar"/>
     <w:uiPriority w:val="99"/>
@@ -2915,7 +3679,7 @@
       <w:spacing w:after="0" w:line="240" w:lineRule="auto"/>
     </w:pPr>
   </w:style>
-  <w:style w:type="character" w:customStyle="1" w:styleId="HeaderChar">
+  <w:style w:type="character" w:styleId="HeaderChar" w:customStyle="1">
     <w:name w:val="Header Char"/>
     <w:basedOn w:val="DefaultParagraphFont"/>
     <w:link w:val="Header"/>
@@ -2923,7 +3687,7 @@
     <w:rsid w:val="00100145"/>
   </w:style>
   <w:style w:type="paragraph" w:styleId="Footer">
-    <w:name w:val="Footer"/>
+    <w:name w:val="footer"/>
     <w:basedOn w:val="Normal"/>
     <w:link w:val="FooterChar"/>
     <w:uiPriority w:val="99"/>
@@ -2937,7 +3701,7 @@
       <w:spacing w:after="0" w:line="240" w:lineRule="auto"/>
     </w:pPr>
   </w:style>
-  <w:style w:type="character" w:customStyle="1" w:styleId="FooterChar">
+  <w:style w:type="character" w:styleId="FooterChar" w:customStyle="1">
     <w:name w:val="Footer Char"/>
     <w:basedOn w:val="DefaultParagraphFont"/>
     <w:link w:val="Footer"/>
@@ -2948,7 +3712,7 @@
 </file>
 
 <file path=word/theme/theme1.xml><?xml version="1.0" encoding="utf-8"?>
-<a:theme xmlns:a="http://schemas.openxmlformats.org/drawingml/2006/main" name="Office Theme">
+<a:theme xmlns:a="http://schemas.openxmlformats.org/drawingml/2006/main" xmlns:thm15="http://schemas.microsoft.com/office/thememl/2012/main" name="Office Theme">
   <a:themeElements>
     <a:clrScheme name="Office">
       <a:dk1>
